--- a/1.COMPOENTES_METODOLOGICOS/IEEE/Identificación del requerimiento.docx
+++ b/1.COMPOENTES_METODOLOGICOS/IEEE/Identificación del requerimiento.docx
@@ -1,6 +1,6 @@
 
 <file path=word/document.xml><?xml version="1.0" encoding="utf-8"?>
-<w:document xmlns:wpc="http://schemas.microsoft.com/office/word/2010/wordprocessingCanvas" xmlns:cx="http://schemas.microsoft.com/office/drawing/2014/chartex" xmlns:cx1="http://schemas.microsoft.com/office/drawing/2015/9/8/chartex" xmlns:cx2="http://schemas.microsoft.com/office/drawing/2015/10/21/chartex" xmlns:cx3="http://schemas.microsoft.com/office/drawing/2016/5/9/chartex" xmlns:cx4="http://schemas.microsoft.com/office/drawing/2016/5/10/chartex" xmlns:cx5="http://schemas.microsoft.com/office/drawing/2016/5/11/chartex" xmlns:cx6="http://schemas.microsoft.com/office/drawing/2016/5/12/chartex" xmlns:cx7="http://schemas.microsoft.com/office/drawing/2016/5/13/chartex" xmlns:cx8="http://schemas.microsoft.com/office/drawing/2016/5/14/chartex" xmlns:mc="http://schemas.openxmlformats.org/markup-compatibility/2006" xmlns:aink="http://schemas.microsoft.com/office/drawing/2016/ink" xmlns:am3d="http://schemas.microsoft.com/office/drawing/2017/model3d" xmlns:o="urn:schemas-microsoft-com:office:office" xmlns:oel="http://schemas.microsoft.com/office/2019/extlst" xmlns:r="http://schemas.openxmlformats.org/officeDocument/2006/relationships" xmlns:m="http://schemas.openxmlformats.org/officeDocument/2006/math" xmlns:v="urn:schemas-microsoft-com:vml" xmlns:wp14="http://schemas.microsoft.com/office/word/2010/wordprocessingDrawing" xmlns:wp="http://schemas.openxmlformats.org/drawingml/2006/wordprocessingDrawing" xmlns:w10="urn:schemas-microsoft-com:office:word" xmlns:w="http://schemas.openxmlformats.org/wordprocessingml/2006/main" xmlns:w14="http://schemas.microsoft.com/office/word/2010/wordml" xmlns:w15="http://schemas.microsoft.com/office/word/2012/wordml" xmlns:w16cex="http://schemas.microsoft.com/office/word/2018/wordml/cex" xmlns:w16cid="http://schemas.microsoft.com/office/word/2016/wordml/cid" xmlns:w16="http://schemas.microsoft.com/office/word/2018/wordml" xmlns:w16sdtdh="http://schemas.microsoft.com/office/word/2020/wordml/sdtdatahash" xmlns:w16se="http://schemas.microsoft.com/office/word/2015/wordml/symex" xmlns:wpg="http://schemas.microsoft.com/office/word/2010/wordprocessingGroup" xmlns:wpi="http://schemas.microsoft.com/office/word/2010/wordprocessingInk" xmlns:wne="http://schemas.microsoft.com/office/word/2006/wordml" xmlns:wps="http://schemas.microsoft.com/office/word/2010/wordprocessingShape" mc:Ignorable="w14 w15 w16se w16cid w16 w16cex w16sdtdh wp14">
+<w:document xmlns:wpc="http://schemas.microsoft.com/office/word/2010/wordprocessingCanvas" xmlns:cx="http://schemas.microsoft.com/office/drawing/2014/chartex" xmlns:cx1="http://schemas.microsoft.com/office/drawing/2015/9/8/chartex" xmlns:cx2="http://schemas.microsoft.com/office/drawing/2015/10/21/chartex" xmlns:cx3="http://schemas.microsoft.com/office/drawing/2016/5/9/chartex" xmlns:cx4="http://schemas.microsoft.com/office/drawing/2016/5/10/chartex" xmlns:cx5="http://schemas.microsoft.com/office/drawing/2016/5/11/chartex" xmlns:cx6="http://schemas.microsoft.com/office/drawing/2016/5/12/chartex" xmlns:cx7="http://schemas.microsoft.com/office/drawing/2016/5/13/chartex" xmlns:cx8="http://schemas.microsoft.com/office/drawing/2016/5/14/chartex" xmlns:mc="http://schemas.openxmlformats.org/markup-compatibility/2006" xmlns:aink="http://schemas.microsoft.com/office/drawing/2016/ink" xmlns:am3d="http://schemas.microsoft.com/office/drawing/2017/model3d" xmlns:o="urn:schemas-microsoft-com:office:office" xmlns:oel="http://schemas.microsoft.com/office/2019/extlst" xmlns:r="http://schemas.openxmlformats.org/officeDocument/2006/relationships" xmlns:m="http://schemas.openxmlformats.org/officeDocument/2006/math" xmlns:v="urn:schemas-microsoft-com:vml" xmlns:wp14="http://schemas.microsoft.com/office/word/2010/wordprocessingDrawing" xmlns:wp="http://schemas.openxmlformats.org/drawingml/2006/wordprocessingDrawing" xmlns:w10="urn:schemas-microsoft-com:office:word" xmlns:w="http://schemas.openxmlformats.org/wordprocessingml/2006/main" xmlns:w14="http://schemas.microsoft.com/office/word/2010/wordml" xmlns:w15="http://schemas.microsoft.com/office/word/2012/wordml" xmlns:w16cex="http://schemas.microsoft.com/office/word/2018/wordml/cex" xmlns:w16cid="http://schemas.microsoft.com/office/word/2016/wordml/cid" xmlns:w16="http://schemas.microsoft.com/office/word/2018/wordml" xmlns:w16du="http://schemas.microsoft.com/office/word/2023/wordml/word16du" xmlns:w16sdtdh="http://schemas.microsoft.com/office/word/2020/wordml/sdtdatahash" xmlns:w16sdtfl="http://schemas.microsoft.com/office/word/2024/wordml/sdtformatlock" xmlns:w16se="http://schemas.microsoft.com/office/word/2015/wordml/symex" xmlns:wpg="http://schemas.microsoft.com/office/word/2010/wordprocessingGroup" xmlns:wpi="http://schemas.microsoft.com/office/word/2010/wordprocessingInk" xmlns:wne="http://schemas.microsoft.com/office/word/2006/wordml" xmlns:wps="http://schemas.microsoft.com/office/word/2010/wordprocessingShape" mc:Ignorable="w14 w15 w16se w16cid w16 w16cex w16sdtdh w16sdtfl w16du wp14">
   <w:body>
     <w:tbl>
       <w:tblPr>
@@ -5241,8 +5241,8 @@
         <w:tblLook w:val="04A0" w:firstRow="1" w:lastRow="0" w:firstColumn="1" w:lastColumn="0" w:noHBand="0" w:noVBand="1"/>
       </w:tblPr>
       <w:tblGrid>
-        <w:gridCol w:w="2301"/>
-        <w:gridCol w:w="6527"/>
+        <w:gridCol w:w="2273"/>
+        <w:gridCol w:w="6555"/>
       </w:tblGrid>
       <w:tr>
         <w:trPr>
@@ -5389,7 +5389,13 @@
           </w:tcPr>
           <w:p>
             <w:r>
-              <w:t>El sistema permitirá a la fundación responsable cambiar el estado de una publicación de adopción de disponible a en proceso de adopción cuando exista una solicitud o interés formal sobre la mascota publicada.</w:t>
+              <w:t>El sistema permitirá a la fundación responsable cambiar el estado de una publicación de adopción de disponible a en proceso de adopción</w:t>
+            </w:r>
+            <w:r>
+              <w:t xml:space="preserve">, </w:t>
+            </w:r>
+            <w:r>
+              <w:t>cuando la fundación determine que la mascota se encuentra en proceso de adopción.</w:t>
             </w:r>
           </w:p>
         </w:tc>
@@ -8521,13 +8527,7 @@
           </w:tcPr>
           <w:p>
             <w:r>
-              <w:t xml:space="preserve">El sistema permitirá consultar un mapa de Bogotá dividido por localidades, mostrando la cantidad de mascotas </w:t>
-            </w:r>
-            <w:r>
-              <w:t>pérdidas</w:t>
-            </w:r>
-            <w:r>
-              <w:t xml:space="preserve"> registradas dentro de la plataforma en cada localidad.</w:t>
+              <w:t>El sistema permitirá consultar un mapa de Bogotá dividido por localidades, mostrando la cantidad de mascotas pérdidas registradas dentro de la plataforma en cada localidad.</w:t>
             </w:r>
           </w:p>
         </w:tc>
@@ -13157,6 +13157,4178 @@
       </w:tr>
     </w:tbl>
     <w:p/>
+    <w:tbl>
+      <w:tblPr>
+        <w:tblW w:w="0" w:type="auto"/>
+        <w:tblCellSpacing w:w="15" w:type="dxa"/>
+        <w:tblBorders>
+          <w:top w:val="single" w:sz="4" w:space="0" w:color="auto"/>
+          <w:left w:val="single" w:sz="4" w:space="0" w:color="auto"/>
+          <w:bottom w:val="single" w:sz="4" w:space="0" w:color="auto"/>
+          <w:right w:val="single" w:sz="4" w:space="0" w:color="auto"/>
+          <w:insideH w:val="single" w:sz="4" w:space="0" w:color="auto"/>
+          <w:insideV w:val="single" w:sz="4" w:space="0" w:color="auto"/>
+        </w:tblBorders>
+        <w:tblCellMar>
+          <w:top w:w="15" w:type="dxa"/>
+          <w:left w:w="15" w:type="dxa"/>
+          <w:bottom w:w="15" w:type="dxa"/>
+          <w:right w:w="15" w:type="dxa"/>
+        </w:tblCellMar>
+        <w:tblLook w:val="04A0" w:firstRow="1" w:lastRow="0" w:firstColumn="1" w:lastColumn="0" w:noHBand="0" w:noVBand="1"/>
+      </w:tblPr>
+      <w:tblGrid>
+        <w:gridCol w:w="2401"/>
+        <w:gridCol w:w="6427"/>
+      </w:tblGrid>
+      <w:tr>
+        <w:trPr>
+          <w:tblHeader/>
+          <w:tblCellSpacing w:w="15" w:type="dxa"/>
+        </w:trPr>
+        <w:tc>
+          <w:tcPr>
+            <w:tcW w:w="0" w:type="auto"/>
+            <w:vAlign w:val="center"/>
+            <w:hideMark/>
+          </w:tcPr>
+          <w:p>
+            <w:pPr>
+              <w:rPr>
+                <w:b/>
+                <w:bCs/>
+              </w:rPr>
+            </w:pPr>
+            <w:r>
+              <w:rPr>
+                <w:b/>
+                <w:bCs/>
+              </w:rPr>
+              <w:lastRenderedPageBreak/>
+              <w:t>Identificación del requerimiento:</w:t>
+            </w:r>
+          </w:p>
+        </w:tc>
+        <w:tc>
+          <w:tcPr>
+            <w:tcW w:w="0" w:type="auto"/>
+            <w:vAlign w:val="center"/>
+            <w:hideMark/>
+          </w:tcPr>
+          <w:p>
+            <w:pPr>
+              <w:rPr>
+                <w:b/>
+                <w:bCs/>
+              </w:rPr>
+            </w:pPr>
+            <w:r>
+              <w:rPr>
+                <w:b/>
+                <w:bCs/>
+              </w:rPr>
+              <w:t>RF64</w:t>
+            </w:r>
+          </w:p>
+        </w:tc>
+      </w:tr>
+      <w:tr>
+        <w:trPr>
+          <w:tblCellSpacing w:w="15" w:type="dxa"/>
+        </w:trPr>
+        <w:tc>
+          <w:tcPr>
+            <w:tcW w:w="0" w:type="auto"/>
+            <w:vAlign w:val="center"/>
+            <w:hideMark/>
+          </w:tcPr>
+          <w:p>
+            <w:r>
+              <w:rPr>
+                <w:b/>
+                <w:bCs/>
+              </w:rPr>
+              <w:t>Nombre del requerimiento:</w:t>
+            </w:r>
+          </w:p>
+        </w:tc>
+        <w:tc>
+          <w:tcPr>
+            <w:tcW w:w="0" w:type="auto"/>
+            <w:vAlign w:val="center"/>
+            <w:hideMark/>
+          </w:tcPr>
+          <w:p>
+            <w:r>
+              <w:t>Activación de notificaciones por correo electrónico.</w:t>
+            </w:r>
+          </w:p>
+        </w:tc>
+      </w:tr>
+      <w:tr>
+        <w:trPr>
+          <w:tblCellSpacing w:w="15" w:type="dxa"/>
+        </w:trPr>
+        <w:tc>
+          <w:tcPr>
+            <w:tcW w:w="0" w:type="auto"/>
+            <w:vAlign w:val="center"/>
+            <w:hideMark/>
+          </w:tcPr>
+          <w:p>
+            <w:r>
+              <w:rPr>
+                <w:b/>
+                <w:bCs/>
+              </w:rPr>
+              <w:t>Características:</w:t>
+            </w:r>
+          </w:p>
+        </w:tc>
+        <w:tc>
+          <w:tcPr>
+            <w:tcW w:w="0" w:type="auto"/>
+            <w:vAlign w:val="center"/>
+            <w:hideMark/>
+          </w:tcPr>
+          <w:p>
+            <w:r>
+              <w:t>Permitirá al cliente recibir notificaciones mediante correo electrónico.</w:t>
+            </w:r>
+          </w:p>
+        </w:tc>
+      </w:tr>
+      <w:tr>
+        <w:trPr>
+          <w:tblCellSpacing w:w="15" w:type="dxa"/>
+        </w:trPr>
+        <w:tc>
+          <w:tcPr>
+            <w:tcW w:w="0" w:type="auto"/>
+            <w:vAlign w:val="center"/>
+            <w:hideMark/>
+          </w:tcPr>
+          <w:p>
+            <w:r>
+              <w:rPr>
+                <w:b/>
+                <w:bCs/>
+              </w:rPr>
+              <w:t>Descripción del requerimiento:</w:t>
+            </w:r>
+          </w:p>
+        </w:tc>
+        <w:tc>
+          <w:tcPr>
+            <w:tcW w:w="0" w:type="auto"/>
+            <w:vAlign w:val="center"/>
+            <w:hideMark/>
+          </w:tcPr>
+          <w:p>
+            <w:r>
+              <w:t>El sistema permitirá al cliente activar el envío de notificaciones a su correo electrónico para recibir información relacionada con las funcionalidades de la plataforma.</w:t>
+            </w:r>
+          </w:p>
+        </w:tc>
+      </w:tr>
+      <w:tr>
+        <w:trPr>
+          <w:tblCellSpacing w:w="15" w:type="dxa"/>
+        </w:trPr>
+        <w:tc>
+          <w:tcPr>
+            <w:tcW w:w="0" w:type="auto"/>
+            <w:vAlign w:val="center"/>
+            <w:hideMark/>
+          </w:tcPr>
+          <w:p>
+            <w:r>
+              <w:rPr>
+                <w:b/>
+                <w:bCs/>
+              </w:rPr>
+              <w:t>Requerimientos NO funcionales:</w:t>
+            </w:r>
+          </w:p>
+        </w:tc>
+        <w:tc>
+          <w:tcPr>
+            <w:tcW w:w="0" w:type="auto"/>
+            <w:vAlign w:val="center"/>
+            <w:hideMark/>
+          </w:tcPr>
+          <w:p>
+            <w:r>
+              <w:t>• RNF01• RNF04</w:t>
+            </w:r>
+          </w:p>
+        </w:tc>
+      </w:tr>
+    </w:tbl>
+    <w:p/>
+    <w:tbl>
+      <w:tblPr>
+        <w:tblW w:w="0" w:type="auto"/>
+        <w:tblCellSpacing w:w="15" w:type="dxa"/>
+        <w:tblBorders>
+          <w:top w:val="single" w:sz="4" w:space="0" w:color="auto"/>
+          <w:left w:val="single" w:sz="4" w:space="0" w:color="auto"/>
+          <w:bottom w:val="single" w:sz="4" w:space="0" w:color="auto"/>
+          <w:right w:val="single" w:sz="4" w:space="0" w:color="auto"/>
+          <w:insideH w:val="single" w:sz="4" w:space="0" w:color="auto"/>
+          <w:insideV w:val="single" w:sz="4" w:space="0" w:color="auto"/>
+        </w:tblBorders>
+        <w:tblCellMar>
+          <w:top w:w="15" w:type="dxa"/>
+          <w:left w:w="15" w:type="dxa"/>
+          <w:bottom w:w="15" w:type="dxa"/>
+          <w:right w:w="15" w:type="dxa"/>
+        </w:tblCellMar>
+        <w:tblLook w:val="04A0" w:firstRow="1" w:lastRow="0" w:firstColumn="1" w:lastColumn="0" w:noHBand="0" w:noVBand="1"/>
+      </w:tblPr>
+      <w:tblGrid>
+        <w:gridCol w:w="2314"/>
+        <w:gridCol w:w="6514"/>
+      </w:tblGrid>
+      <w:tr>
+        <w:trPr>
+          <w:tblHeader/>
+          <w:tblCellSpacing w:w="15" w:type="dxa"/>
+        </w:trPr>
+        <w:tc>
+          <w:tcPr>
+            <w:tcW w:w="0" w:type="auto"/>
+            <w:vAlign w:val="center"/>
+            <w:hideMark/>
+          </w:tcPr>
+          <w:p>
+            <w:pPr>
+              <w:rPr>
+                <w:b/>
+                <w:bCs/>
+              </w:rPr>
+            </w:pPr>
+            <w:r>
+              <w:rPr>
+                <w:b/>
+                <w:bCs/>
+              </w:rPr>
+              <w:t>Identificación del requerimiento:</w:t>
+            </w:r>
+          </w:p>
+        </w:tc>
+        <w:tc>
+          <w:tcPr>
+            <w:tcW w:w="0" w:type="auto"/>
+            <w:vAlign w:val="center"/>
+            <w:hideMark/>
+          </w:tcPr>
+          <w:p>
+            <w:pPr>
+              <w:rPr>
+                <w:b/>
+                <w:bCs/>
+              </w:rPr>
+            </w:pPr>
+            <w:r>
+              <w:rPr>
+                <w:b/>
+                <w:bCs/>
+              </w:rPr>
+              <w:t>RF65</w:t>
+            </w:r>
+          </w:p>
+        </w:tc>
+      </w:tr>
+      <w:tr>
+        <w:trPr>
+          <w:tblCellSpacing w:w="15" w:type="dxa"/>
+        </w:trPr>
+        <w:tc>
+          <w:tcPr>
+            <w:tcW w:w="0" w:type="auto"/>
+            <w:vAlign w:val="center"/>
+            <w:hideMark/>
+          </w:tcPr>
+          <w:p>
+            <w:r>
+              <w:rPr>
+                <w:b/>
+                <w:bCs/>
+              </w:rPr>
+              <w:t>Nombre del requerimiento:</w:t>
+            </w:r>
+          </w:p>
+        </w:tc>
+        <w:tc>
+          <w:tcPr>
+            <w:tcW w:w="0" w:type="auto"/>
+            <w:vAlign w:val="center"/>
+            <w:hideMark/>
+          </w:tcPr>
+          <w:p>
+            <w:r>
+              <w:t>Desactivación de notificaciones por correo electrónico.</w:t>
+            </w:r>
+          </w:p>
+        </w:tc>
+      </w:tr>
+      <w:tr>
+        <w:trPr>
+          <w:tblCellSpacing w:w="15" w:type="dxa"/>
+        </w:trPr>
+        <w:tc>
+          <w:tcPr>
+            <w:tcW w:w="0" w:type="auto"/>
+            <w:vAlign w:val="center"/>
+            <w:hideMark/>
+          </w:tcPr>
+          <w:p>
+            <w:r>
+              <w:rPr>
+                <w:b/>
+                <w:bCs/>
+              </w:rPr>
+              <w:t>Características:</w:t>
+            </w:r>
+          </w:p>
+        </w:tc>
+        <w:tc>
+          <w:tcPr>
+            <w:tcW w:w="0" w:type="auto"/>
+            <w:vAlign w:val="center"/>
+            <w:hideMark/>
+          </w:tcPr>
+          <w:p>
+            <w:r>
+              <w:t>Permitirá al cliente dejar de recibir notificaciones mediante correo electrónico.</w:t>
+            </w:r>
+          </w:p>
+        </w:tc>
+      </w:tr>
+      <w:tr>
+        <w:trPr>
+          <w:tblCellSpacing w:w="15" w:type="dxa"/>
+        </w:trPr>
+        <w:tc>
+          <w:tcPr>
+            <w:tcW w:w="0" w:type="auto"/>
+            <w:vAlign w:val="center"/>
+            <w:hideMark/>
+          </w:tcPr>
+          <w:p>
+            <w:r>
+              <w:rPr>
+                <w:b/>
+                <w:bCs/>
+              </w:rPr>
+              <w:t>Descripción del requerimiento:</w:t>
+            </w:r>
+          </w:p>
+        </w:tc>
+        <w:tc>
+          <w:tcPr>
+            <w:tcW w:w="0" w:type="auto"/>
+            <w:vAlign w:val="center"/>
+            <w:hideMark/>
+          </w:tcPr>
+          <w:p>
+            <w:r>
+              <w:t>El sistema permitirá al cliente desactivar el envío de notificaciones a su correo electrónico cuando no desee continuar recibiendo información relacionada con las funcionalidades de la plataforma.</w:t>
+            </w:r>
+          </w:p>
+        </w:tc>
+      </w:tr>
+      <w:tr>
+        <w:trPr>
+          <w:tblCellSpacing w:w="15" w:type="dxa"/>
+        </w:trPr>
+        <w:tc>
+          <w:tcPr>
+            <w:tcW w:w="0" w:type="auto"/>
+            <w:vAlign w:val="center"/>
+            <w:hideMark/>
+          </w:tcPr>
+          <w:p>
+            <w:r>
+              <w:rPr>
+                <w:b/>
+                <w:bCs/>
+              </w:rPr>
+              <w:t>Requerimientos NO funcionales:</w:t>
+            </w:r>
+          </w:p>
+        </w:tc>
+        <w:tc>
+          <w:tcPr>
+            <w:tcW w:w="0" w:type="auto"/>
+            <w:vAlign w:val="center"/>
+            <w:hideMark/>
+          </w:tcPr>
+          <w:p>
+            <w:r>
+              <w:t>• RNF01• RNF04</w:t>
+            </w:r>
+          </w:p>
+        </w:tc>
+      </w:tr>
+    </w:tbl>
+    <w:p/>
+    <w:tbl>
+      <w:tblPr>
+        <w:tblW w:w="0" w:type="auto"/>
+        <w:tblCellSpacing w:w="15" w:type="dxa"/>
+        <w:tblBorders>
+          <w:top w:val="single" w:sz="4" w:space="0" w:color="auto"/>
+          <w:left w:val="single" w:sz="4" w:space="0" w:color="auto"/>
+          <w:bottom w:val="single" w:sz="4" w:space="0" w:color="auto"/>
+          <w:right w:val="single" w:sz="4" w:space="0" w:color="auto"/>
+          <w:insideH w:val="single" w:sz="4" w:space="0" w:color="auto"/>
+          <w:insideV w:val="single" w:sz="4" w:space="0" w:color="auto"/>
+        </w:tblBorders>
+        <w:tblCellMar>
+          <w:top w:w="15" w:type="dxa"/>
+          <w:left w:w="15" w:type="dxa"/>
+          <w:bottom w:w="15" w:type="dxa"/>
+          <w:right w:w="15" w:type="dxa"/>
+        </w:tblCellMar>
+        <w:tblLook w:val="04A0" w:firstRow="1" w:lastRow="0" w:firstColumn="1" w:lastColumn="0" w:noHBand="0" w:noVBand="1"/>
+      </w:tblPr>
+      <w:tblGrid>
+        <w:gridCol w:w="2401"/>
+        <w:gridCol w:w="6427"/>
+      </w:tblGrid>
+      <w:tr>
+        <w:trPr>
+          <w:tblHeader/>
+          <w:tblCellSpacing w:w="15" w:type="dxa"/>
+        </w:trPr>
+        <w:tc>
+          <w:tcPr>
+            <w:tcW w:w="0" w:type="auto"/>
+            <w:vAlign w:val="center"/>
+            <w:hideMark/>
+          </w:tcPr>
+          <w:p>
+            <w:pPr>
+              <w:rPr>
+                <w:b/>
+                <w:bCs/>
+              </w:rPr>
+            </w:pPr>
+            <w:r>
+              <w:rPr>
+                <w:b/>
+                <w:bCs/>
+              </w:rPr>
+              <w:lastRenderedPageBreak/>
+              <w:t>Identificación del requerimiento:</w:t>
+            </w:r>
+          </w:p>
+        </w:tc>
+        <w:tc>
+          <w:tcPr>
+            <w:tcW w:w="0" w:type="auto"/>
+            <w:vAlign w:val="center"/>
+            <w:hideMark/>
+          </w:tcPr>
+          <w:p>
+            <w:pPr>
+              <w:rPr>
+                <w:b/>
+                <w:bCs/>
+              </w:rPr>
+            </w:pPr>
+            <w:r>
+              <w:rPr>
+                <w:b/>
+                <w:bCs/>
+              </w:rPr>
+              <w:t>RF66</w:t>
+            </w:r>
+          </w:p>
+        </w:tc>
+      </w:tr>
+      <w:tr>
+        <w:trPr>
+          <w:tblCellSpacing w:w="15" w:type="dxa"/>
+        </w:trPr>
+        <w:tc>
+          <w:tcPr>
+            <w:tcW w:w="0" w:type="auto"/>
+            <w:vAlign w:val="center"/>
+            <w:hideMark/>
+          </w:tcPr>
+          <w:p>
+            <w:r>
+              <w:rPr>
+                <w:b/>
+                <w:bCs/>
+              </w:rPr>
+              <w:t>Nombre del requerimiento:</w:t>
+            </w:r>
+          </w:p>
+        </w:tc>
+        <w:tc>
+          <w:tcPr>
+            <w:tcW w:w="0" w:type="auto"/>
+            <w:vAlign w:val="center"/>
+            <w:hideMark/>
+          </w:tcPr>
+          <w:p>
+            <w:r>
+              <w:t>Mostrar número telefónico en publicaciones.</w:t>
+            </w:r>
+          </w:p>
+        </w:tc>
+      </w:tr>
+      <w:tr>
+        <w:trPr>
+          <w:tblCellSpacing w:w="15" w:type="dxa"/>
+        </w:trPr>
+        <w:tc>
+          <w:tcPr>
+            <w:tcW w:w="0" w:type="auto"/>
+            <w:vAlign w:val="center"/>
+            <w:hideMark/>
+          </w:tcPr>
+          <w:p>
+            <w:r>
+              <w:rPr>
+                <w:b/>
+                <w:bCs/>
+              </w:rPr>
+              <w:t>Características:</w:t>
+            </w:r>
+          </w:p>
+        </w:tc>
+        <w:tc>
+          <w:tcPr>
+            <w:tcW w:w="0" w:type="auto"/>
+            <w:vAlign w:val="center"/>
+            <w:hideMark/>
+          </w:tcPr>
+          <w:p>
+            <w:r>
+              <w:t>Permitirá al cliente hacer visible su número telefónico en las publicaciones que realice.</w:t>
+            </w:r>
+          </w:p>
+        </w:tc>
+      </w:tr>
+      <w:tr>
+        <w:trPr>
+          <w:tblCellSpacing w:w="15" w:type="dxa"/>
+        </w:trPr>
+        <w:tc>
+          <w:tcPr>
+            <w:tcW w:w="0" w:type="auto"/>
+            <w:vAlign w:val="center"/>
+            <w:hideMark/>
+          </w:tcPr>
+          <w:p>
+            <w:r>
+              <w:rPr>
+                <w:b/>
+                <w:bCs/>
+              </w:rPr>
+              <w:t>Descripción del requerimiento:</w:t>
+            </w:r>
+          </w:p>
+        </w:tc>
+        <w:tc>
+          <w:tcPr>
+            <w:tcW w:w="0" w:type="auto"/>
+            <w:vAlign w:val="center"/>
+            <w:hideMark/>
+          </w:tcPr>
+          <w:p>
+            <w:r>
+              <w:t>El sistema permitirá al cliente activar la visualización de su número telefónico en sus publicaciones para facilitar el contacto con otras personas dentro de la plataforma.</w:t>
+            </w:r>
+          </w:p>
+        </w:tc>
+      </w:tr>
+      <w:tr>
+        <w:trPr>
+          <w:tblCellSpacing w:w="15" w:type="dxa"/>
+        </w:trPr>
+        <w:tc>
+          <w:tcPr>
+            <w:tcW w:w="0" w:type="auto"/>
+            <w:vAlign w:val="center"/>
+            <w:hideMark/>
+          </w:tcPr>
+          <w:p>
+            <w:r>
+              <w:rPr>
+                <w:b/>
+                <w:bCs/>
+              </w:rPr>
+              <w:t>Requerimientos NO funcionales:</w:t>
+            </w:r>
+          </w:p>
+        </w:tc>
+        <w:tc>
+          <w:tcPr>
+            <w:tcW w:w="0" w:type="auto"/>
+            <w:vAlign w:val="center"/>
+            <w:hideMark/>
+          </w:tcPr>
+          <w:p>
+            <w:r>
+              <w:t>• RNF01• RNF02</w:t>
+            </w:r>
+          </w:p>
+        </w:tc>
+      </w:tr>
+    </w:tbl>
+    <w:p/>
+    <w:tbl>
+      <w:tblPr>
+        <w:tblW w:w="0" w:type="auto"/>
+        <w:tblCellSpacing w:w="15" w:type="dxa"/>
+        <w:tblBorders>
+          <w:top w:val="single" w:sz="4" w:space="0" w:color="auto"/>
+          <w:left w:val="single" w:sz="4" w:space="0" w:color="auto"/>
+          <w:bottom w:val="single" w:sz="4" w:space="0" w:color="auto"/>
+          <w:right w:val="single" w:sz="4" w:space="0" w:color="auto"/>
+          <w:insideH w:val="single" w:sz="4" w:space="0" w:color="auto"/>
+          <w:insideV w:val="single" w:sz="4" w:space="0" w:color="auto"/>
+        </w:tblBorders>
+        <w:tblCellMar>
+          <w:top w:w="15" w:type="dxa"/>
+          <w:left w:w="15" w:type="dxa"/>
+          <w:bottom w:w="15" w:type="dxa"/>
+          <w:right w:w="15" w:type="dxa"/>
+        </w:tblCellMar>
+        <w:tblLook w:val="04A0" w:firstRow="1" w:lastRow="0" w:firstColumn="1" w:lastColumn="0" w:noHBand="0" w:noVBand="1"/>
+      </w:tblPr>
+      <w:tblGrid>
+        <w:gridCol w:w="2352"/>
+        <w:gridCol w:w="6476"/>
+      </w:tblGrid>
+      <w:tr>
+        <w:trPr>
+          <w:tblHeader/>
+          <w:tblCellSpacing w:w="15" w:type="dxa"/>
+        </w:trPr>
+        <w:tc>
+          <w:tcPr>
+            <w:tcW w:w="0" w:type="auto"/>
+            <w:vAlign w:val="center"/>
+            <w:hideMark/>
+          </w:tcPr>
+          <w:p>
+            <w:pPr>
+              <w:rPr>
+                <w:b/>
+                <w:bCs/>
+              </w:rPr>
+            </w:pPr>
+            <w:r>
+              <w:rPr>
+                <w:b/>
+                <w:bCs/>
+              </w:rPr>
+              <w:t>Identificación del requerimiento:</w:t>
+            </w:r>
+          </w:p>
+        </w:tc>
+        <w:tc>
+          <w:tcPr>
+            <w:tcW w:w="0" w:type="auto"/>
+            <w:vAlign w:val="center"/>
+            <w:hideMark/>
+          </w:tcPr>
+          <w:p>
+            <w:pPr>
+              <w:rPr>
+                <w:b/>
+                <w:bCs/>
+              </w:rPr>
+            </w:pPr>
+            <w:r>
+              <w:rPr>
+                <w:b/>
+                <w:bCs/>
+              </w:rPr>
+              <w:t>RF67</w:t>
+            </w:r>
+          </w:p>
+        </w:tc>
+      </w:tr>
+      <w:tr>
+        <w:trPr>
+          <w:tblCellSpacing w:w="15" w:type="dxa"/>
+        </w:trPr>
+        <w:tc>
+          <w:tcPr>
+            <w:tcW w:w="0" w:type="auto"/>
+            <w:vAlign w:val="center"/>
+            <w:hideMark/>
+          </w:tcPr>
+          <w:p>
+            <w:r>
+              <w:rPr>
+                <w:b/>
+                <w:bCs/>
+              </w:rPr>
+              <w:t>Nombre del requerimiento:</w:t>
+            </w:r>
+          </w:p>
+        </w:tc>
+        <w:tc>
+          <w:tcPr>
+            <w:tcW w:w="0" w:type="auto"/>
+            <w:vAlign w:val="center"/>
+            <w:hideMark/>
+          </w:tcPr>
+          <w:p>
+            <w:r>
+              <w:t>Ocultar número telefónico en publicaciones.</w:t>
+            </w:r>
+          </w:p>
+        </w:tc>
+      </w:tr>
+      <w:tr>
+        <w:trPr>
+          <w:tblCellSpacing w:w="15" w:type="dxa"/>
+        </w:trPr>
+        <w:tc>
+          <w:tcPr>
+            <w:tcW w:w="0" w:type="auto"/>
+            <w:vAlign w:val="center"/>
+            <w:hideMark/>
+          </w:tcPr>
+          <w:p>
+            <w:r>
+              <w:rPr>
+                <w:b/>
+                <w:bCs/>
+              </w:rPr>
+              <w:t>Características:</w:t>
+            </w:r>
+          </w:p>
+        </w:tc>
+        <w:tc>
+          <w:tcPr>
+            <w:tcW w:w="0" w:type="auto"/>
+            <w:vAlign w:val="center"/>
+            <w:hideMark/>
+          </w:tcPr>
+          <w:p>
+            <w:r>
+              <w:t>Permitirá al cliente ocultar su número telefónico en las publicaciones que realice.</w:t>
+            </w:r>
+          </w:p>
+        </w:tc>
+      </w:tr>
+      <w:tr>
+        <w:trPr>
+          <w:tblCellSpacing w:w="15" w:type="dxa"/>
+        </w:trPr>
+        <w:tc>
+          <w:tcPr>
+            <w:tcW w:w="0" w:type="auto"/>
+            <w:vAlign w:val="center"/>
+            <w:hideMark/>
+          </w:tcPr>
+          <w:p>
+            <w:r>
+              <w:rPr>
+                <w:b/>
+                <w:bCs/>
+              </w:rPr>
+              <w:t>Descripción del requerimiento:</w:t>
+            </w:r>
+          </w:p>
+        </w:tc>
+        <w:tc>
+          <w:tcPr>
+            <w:tcW w:w="0" w:type="auto"/>
+            <w:vAlign w:val="center"/>
+            <w:hideMark/>
+          </w:tcPr>
+          <w:p>
+            <w:r>
+              <w:t>El sistema permitirá al cliente desactivar la visualización de su número telefónico en sus publicaciones cuando no desee compartir esta información con otros usuarios de la plataforma.</w:t>
+            </w:r>
+          </w:p>
+        </w:tc>
+      </w:tr>
+      <w:tr>
+        <w:trPr>
+          <w:tblCellSpacing w:w="15" w:type="dxa"/>
+        </w:trPr>
+        <w:tc>
+          <w:tcPr>
+            <w:tcW w:w="0" w:type="auto"/>
+            <w:vAlign w:val="center"/>
+            <w:hideMark/>
+          </w:tcPr>
+          <w:p>
+            <w:r>
+              <w:rPr>
+                <w:b/>
+                <w:bCs/>
+              </w:rPr>
+              <w:t>Requerimientos NO funcionales:</w:t>
+            </w:r>
+          </w:p>
+        </w:tc>
+        <w:tc>
+          <w:tcPr>
+            <w:tcW w:w="0" w:type="auto"/>
+            <w:vAlign w:val="center"/>
+            <w:hideMark/>
+          </w:tcPr>
+          <w:p>
+            <w:r>
+              <w:t>• RNF01• RNF02</w:t>
+            </w:r>
+          </w:p>
+        </w:tc>
+      </w:tr>
+    </w:tbl>
+    <w:p/>
+    <w:tbl>
+      <w:tblPr>
+        <w:tblW w:w="0" w:type="auto"/>
+        <w:tblCellSpacing w:w="15" w:type="dxa"/>
+        <w:tblBorders>
+          <w:top w:val="single" w:sz="4" w:space="0" w:color="auto"/>
+          <w:left w:val="single" w:sz="4" w:space="0" w:color="auto"/>
+          <w:bottom w:val="single" w:sz="4" w:space="0" w:color="auto"/>
+          <w:right w:val="single" w:sz="4" w:space="0" w:color="auto"/>
+          <w:insideH w:val="single" w:sz="4" w:space="0" w:color="auto"/>
+          <w:insideV w:val="single" w:sz="4" w:space="0" w:color="auto"/>
+        </w:tblBorders>
+        <w:tblCellMar>
+          <w:top w:w="15" w:type="dxa"/>
+          <w:left w:w="15" w:type="dxa"/>
+          <w:bottom w:w="15" w:type="dxa"/>
+          <w:right w:w="15" w:type="dxa"/>
+        </w:tblCellMar>
+        <w:tblLook w:val="04A0" w:firstRow="1" w:lastRow="0" w:firstColumn="1" w:lastColumn="0" w:noHBand="0" w:noVBand="1"/>
+      </w:tblPr>
+      <w:tblGrid>
+        <w:gridCol w:w="2206"/>
+        <w:gridCol w:w="6622"/>
+      </w:tblGrid>
+      <w:tr>
+        <w:trPr>
+          <w:tblHeader/>
+          <w:tblCellSpacing w:w="15" w:type="dxa"/>
+        </w:trPr>
+        <w:tc>
+          <w:tcPr>
+            <w:tcW w:w="0" w:type="auto"/>
+            <w:vAlign w:val="center"/>
+            <w:hideMark/>
+          </w:tcPr>
+          <w:p>
+            <w:pPr>
+              <w:rPr>
+                <w:b/>
+                <w:bCs/>
+              </w:rPr>
+            </w:pPr>
+            <w:r>
+              <w:rPr>
+                <w:b/>
+                <w:bCs/>
+              </w:rPr>
+              <w:lastRenderedPageBreak/>
+              <w:t>Identificación del requerimiento:</w:t>
+            </w:r>
+          </w:p>
+        </w:tc>
+        <w:tc>
+          <w:tcPr>
+            <w:tcW w:w="0" w:type="auto"/>
+            <w:vAlign w:val="center"/>
+            <w:hideMark/>
+          </w:tcPr>
+          <w:p>
+            <w:pPr>
+              <w:rPr>
+                <w:b/>
+                <w:bCs/>
+              </w:rPr>
+            </w:pPr>
+            <w:r>
+              <w:rPr>
+                <w:b/>
+                <w:bCs/>
+              </w:rPr>
+              <w:t>RF68</w:t>
+            </w:r>
+          </w:p>
+        </w:tc>
+      </w:tr>
+      <w:tr>
+        <w:trPr>
+          <w:tblCellSpacing w:w="15" w:type="dxa"/>
+        </w:trPr>
+        <w:tc>
+          <w:tcPr>
+            <w:tcW w:w="0" w:type="auto"/>
+            <w:vAlign w:val="center"/>
+            <w:hideMark/>
+          </w:tcPr>
+          <w:p>
+            <w:r>
+              <w:rPr>
+                <w:b/>
+                <w:bCs/>
+              </w:rPr>
+              <w:t>Nombre del requerimiento:</w:t>
+            </w:r>
+          </w:p>
+        </w:tc>
+        <w:tc>
+          <w:tcPr>
+            <w:tcW w:w="0" w:type="auto"/>
+            <w:vAlign w:val="center"/>
+            <w:hideMark/>
+          </w:tcPr>
+          <w:p>
+            <w:r>
+              <w:t>Reporte de publicación.</w:t>
+            </w:r>
+          </w:p>
+        </w:tc>
+      </w:tr>
+      <w:tr>
+        <w:trPr>
+          <w:tblCellSpacing w:w="15" w:type="dxa"/>
+        </w:trPr>
+        <w:tc>
+          <w:tcPr>
+            <w:tcW w:w="0" w:type="auto"/>
+            <w:vAlign w:val="center"/>
+            <w:hideMark/>
+          </w:tcPr>
+          <w:p>
+            <w:r>
+              <w:rPr>
+                <w:b/>
+                <w:bCs/>
+              </w:rPr>
+              <w:t>Características:</w:t>
+            </w:r>
+          </w:p>
+        </w:tc>
+        <w:tc>
+          <w:tcPr>
+            <w:tcW w:w="0" w:type="auto"/>
+            <w:vAlign w:val="center"/>
+            <w:hideMark/>
+          </w:tcPr>
+          <w:p>
+            <w:r>
+              <w:t>Permitirá a los clientes reportar publicaciones que incumplan las normas de la plataforma.</w:t>
+            </w:r>
+          </w:p>
+        </w:tc>
+      </w:tr>
+      <w:tr>
+        <w:trPr>
+          <w:tblCellSpacing w:w="15" w:type="dxa"/>
+        </w:trPr>
+        <w:tc>
+          <w:tcPr>
+            <w:tcW w:w="0" w:type="auto"/>
+            <w:vAlign w:val="center"/>
+            <w:hideMark/>
+          </w:tcPr>
+          <w:p>
+            <w:r>
+              <w:rPr>
+                <w:b/>
+                <w:bCs/>
+              </w:rPr>
+              <w:t>Descripción del requerimiento:</w:t>
+            </w:r>
+          </w:p>
+        </w:tc>
+        <w:tc>
+          <w:tcPr>
+            <w:tcW w:w="0" w:type="auto"/>
+            <w:vAlign w:val="center"/>
+            <w:hideMark/>
+          </w:tcPr>
+          <w:p>
+            <w:r>
+              <w:t>El sistema permitirá a los clientes registrados reportar publicaciones de mascotas perdidas, publicaciones de adopción y eventos, seleccionando el motivo del reporte. Una vez registrado el reporte, la publicación quedará disponible para revisión administrativa.</w:t>
+            </w:r>
+          </w:p>
+        </w:tc>
+      </w:tr>
+      <w:tr>
+        <w:trPr>
+          <w:tblCellSpacing w:w="15" w:type="dxa"/>
+        </w:trPr>
+        <w:tc>
+          <w:tcPr>
+            <w:tcW w:w="0" w:type="auto"/>
+            <w:vAlign w:val="center"/>
+            <w:hideMark/>
+          </w:tcPr>
+          <w:p>
+            <w:r>
+              <w:rPr>
+                <w:b/>
+                <w:bCs/>
+              </w:rPr>
+              <w:t>Requerimientos NO funcionales:</w:t>
+            </w:r>
+          </w:p>
+        </w:tc>
+        <w:tc>
+          <w:tcPr>
+            <w:tcW w:w="0" w:type="auto"/>
+            <w:vAlign w:val="center"/>
+            <w:hideMark/>
+          </w:tcPr>
+          <w:p>
+            <w:r>
+              <w:t>• RNF01• RNF02</w:t>
+            </w:r>
+          </w:p>
+        </w:tc>
+      </w:tr>
+    </w:tbl>
+    <w:p/>
+    <w:tbl>
+      <w:tblPr>
+        <w:tblW w:w="0" w:type="auto"/>
+        <w:tblCellSpacing w:w="15" w:type="dxa"/>
+        <w:tblBorders>
+          <w:top w:val="single" w:sz="4" w:space="0" w:color="auto"/>
+          <w:left w:val="single" w:sz="4" w:space="0" w:color="auto"/>
+          <w:bottom w:val="single" w:sz="4" w:space="0" w:color="auto"/>
+          <w:right w:val="single" w:sz="4" w:space="0" w:color="auto"/>
+          <w:insideH w:val="single" w:sz="4" w:space="0" w:color="auto"/>
+          <w:insideV w:val="single" w:sz="4" w:space="0" w:color="auto"/>
+        </w:tblBorders>
+        <w:tblCellMar>
+          <w:top w:w="15" w:type="dxa"/>
+          <w:left w:w="15" w:type="dxa"/>
+          <w:bottom w:w="15" w:type="dxa"/>
+          <w:right w:w="15" w:type="dxa"/>
+        </w:tblCellMar>
+        <w:tblLook w:val="04A0" w:firstRow="1" w:lastRow="0" w:firstColumn="1" w:lastColumn="0" w:noHBand="0" w:noVBand="1"/>
+      </w:tblPr>
+      <w:tblGrid>
+        <w:gridCol w:w="2228"/>
+        <w:gridCol w:w="6600"/>
+      </w:tblGrid>
+      <w:tr>
+        <w:trPr>
+          <w:tblHeader/>
+          <w:tblCellSpacing w:w="15" w:type="dxa"/>
+        </w:trPr>
+        <w:tc>
+          <w:tcPr>
+            <w:tcW w:w="0" w:type="auto"/>
+            <w:vAlign w:val="center"/>
+            <w:hideMark/>
+          </w:tcPr>
+          <w:p>
+            <w:pPr>
+              <w:rPr>
+                <w:b/>
+                <w:bCs/>
+              </w:rPr>
+            </w:pPr>
+            <w:r>
+              <w:rPr>
+                <w:b/>
+                <w:bCs/>
+              </w:rPr>
+              <w:t>Identificación del requerimiento:</w:t>
+            </w:r>
+          </w:p>
+        </w:tc>
+        <w:tc>
+          <w:tcPr>
+            <w:tcW w:w="0" w:type="auto"/>
+            <w:vAlign w:val="center"/>
+            <w:hideMark/>
+          </w:tcPr>
+          <w:p>
+            <w:pPr>
+              <w:rPr>
+                <w:b/>
+                <w:bCs/>
+              </w:rPr>
+            </w:pPr>
+            <w:r>
+              <w:rPr>
+                <w:b/>
+                <w:bCs/>
+              </w:rPr>
+              <w:t>RF69</w:t>
+            </w:r>
+          </w:p>
+        </w:tc>
+      </w:tr>
+      <w:tr>
+        <w:trPr>
+          <w:tblCellSpacing w:w="15" w:type="dxa"/>
+        </w:trPr>
+        <w:tc>
+          <w:tcPr>
+            <w:tcW w:w="0" w:type="auto"/>
+            <w:vAlign w:val="center"/>
+            <w:hideMark/>
+          </w:tcPr>
+          <w:p>
+            <w:r>
+              <w:rPr>
+                <w:b/>
+                <w:bCs/>
+              </w:rPr>
+              <w:t>Nombre del requerimiento:</w:t>
+            </w:r>
+          </w:p>
+        </w:tc>
+        <w:tc>
+          <w:tcPr>
+            <w:tcW w:w="0" w:type="auto"/>
+            <w:vAlign w:val="center"/>
+            <w:hideMark/>
+          </w:tcPr>
+          <w:p>
+            <w:r>
+              <w:t>Consulta de estadísticas de mascotas.</w:t>
+            </w:r>
+          </w:p>
+        </w:tc>
+      </w:tr>
+      <w:tr>
+        <w:trPr>
+          <w:tblCellSpacing w:w="15" w:type="dxa"/>
+        </w:trPr>
+        <w:tc>
+          <w:tcPr>
+            <w:tcW w:w="0" w:type="auto"/>
+            <w:vAlign w:val="center"/>
+            <w:hideMark/>
+          </w:tcPr>
+          <w:p>
+            <w:r>
+              <w:rPr>
+                <w:b/>
+                <w:bCs/>
+              </w:rPr>
+              <w:t>Características:</w:t>
+            </w:r>
+          </w:p>
+        </w:tc>
+        <w:tc>
+          <w:tcPr>
+            <w:tcW w:w="0" w:type="auto"/>
+            <w:vAlign w:val="center"/>
+            <w:hideMark/>
+          </w:tcPr>
+          <w:p>
+            <w:r>
+              <w:t>Permitirá visualizar estadísticas relacionadas con las mascotas registradas en la plataforma.</w:t>
+            </w:r>
+          </w:p>
+        </w:tc>
+      </w:tr>
+      <w:tr>
+        <w:trPr>
+          <w:tblCellSpacing w:w="15" w:type="dxa"/>
+        </w:trPr>
+        <w:tc>
+          <w:tcPr>
+            <w:tcW w:w="0" w:type="auto"/>
+            <w:vAlign w:val="center"/>
+            <w:hideMark/>
+          </w:tcPr>
+          <w:p>
+            <w:r>
+              <w:rPr>
+                <w:b/>
+                <w:bCs/>
+              </w:rPr>
+              <w:t>Descripción del requerimiento:</w:t>
+            </w:r>
+          </w:p>
+        </w:tc>
+        <w:tc>
+          <w:tcPr>
+            <w:tcW w:w="0" w:type="auto"/>
+            <w:vAlign w:val="center"/>
+            <w:hideMark/>
+          </w:tcPr>
+          <w:p>
+            <w:r>
+              <w:t>El sistema permitirá consultar estadísticas generales y por localidad sobre la cantidad de mascotas perdidas, encontradas y adoptadas registradas en la plataforma. La información podrá visualizarse mediante mapas, gráficos o contadores estadísticos.</w:t>
+            </w:r>
+          </w:p>
+        </w:tc>
+      </w:tr>
+      <w:tr>
+        <w:trPr>
+          <w:tblCellSpacing w:w="15" w:type="dxa"/>
+        </w:trPr>
+        <w:tc>
+          <w:tcPr>
+            <w:tcW w:w="0" w:type="auto"/>
+            <w:vAlign w:val="center"/>
+            <w:hideMark/>
+          </w:tcPr>
+          <w:p>
+            <w:r>
+              <w:rPr>
+                <w:b/>
+                <w:bCs/>
+              </w:rPr>
+              <w:t>Requerimientos NO funcionales:</w:t>
+            </w:r>
+          </w:p>
+        </w:tc>
+        <w:tc>
+          <w:tcPr>
+            <w:tcW w:w="0" w:type="auto"/>
+            <w:vAlign w:val="center"/>
+            <w:hideMark/>
+          </w:tcPr>
+          <w:p>
+            <w:r>
+              <w:t>• RNF03• RNF05</w:t>
+            </w:r>
+          </w:p>
+        </w:tc>
+      </w:tr>
+    </w:tbl>
+    <w:p/>
+    <w:tbl>
+      <w:tblPr>
+        <w:tblW w:w="0" w:type="auto"/>
+        <w:tblCellSpacing w:w="15" w:type="dxa"/>
+        <w:tblBorders>
+          <w:top w:val="single" w:sz="4" w:space="0" w:color="auto"/>
+          <w:left w:val="single" w:sz="4" w:space="0" w:color="auto"/>
+          <w:bottom w:val="single" w:sz="4" w:space="0" w:color="auto"/>
+          <w:right w:val="single" w:sz="4" w:space="0" w:color="auto"/>
+          <w:insideH w:val="single" w:sz="4" w:space="0" w:color="auto"/>
+          <w:insideV w:val="single" w:sz="4" w:space="0" w:color="auto"/>
+        </w:tblBorders>
+        <w:tblCellMar>
+          <w:top w:w="15" w:type="dxa"/>
+          <w:left w:w="15" w:type="dxa"/>
+          <w:bottom w:w="15" w:type="dxa"/>
+          <w:right w:w="15" w:type="dxa"/>
+        </w:tblCellMar>
+        <w:tblLook w:val="04A0" w:firstRow="1" w:lastRow="0" w:firstColumn="1" w:lastColumn="0" w:noHBand="0" w:noVBand="1"/>
+      </w:tblPr>
+      <w:tblGrid>
+        <w:gridCol w:w="2288"/>
+        <w:gridCol w:w="6540"/>
+      </w:tblGrid>
+      <w:tr>
+        <w:trPr>
+          <w:tblHeader/>
+          <w:tblCellSpacing w:w="15" w:type="dxa"/>
+        </w:trPr>
+        <w:tc>
+          <w:tcPr>
+            <w:tcW w:w="0" w:type="auto"/>
+            <w:vAlign w:val="center"/>
+            <w:hideMark/>
+          </w:tcPr>
+          <w:p>
+            <w:pPr>
+              <w:rPr>
+                <w:b/>
+                <w:bCs/>
+              </w:rPr>
+            </w:pPr>
+            <w:r>
+              <w:rPr>
+                <w:b/>
+                <w:bCs/>
+              </w:rPr>
+              <w:lastRenderedPageBreak/>
+              <w:t>Identificación del requerimiento:</w:t>
+            </w:r>
+          </w:p>
+        </w:tc>
+        <w:tc>
+          <w:tcPr>
+            <w:tcW w:w="0" w:type="auto"/>
+            <w:vAlign w:val="center"/>
+            <w:hideMark/>
+          </w:tcPr>
+          <w:p>
+            <w:r>
+              <w:t>RF70</w:t>
+            </w:r>
+          </w:p>
+        </w:tc>
+      </w:tr>
+      <w:tr>
+        <w:trPr>
+          <w:tblCellSpacing w:w="15" w:type="dxa"/>
+        </w:trPr>
+        <w:tc>
+          <w:tcPr>
+            <w:tcW w:w="0" w:type="auto"/>
+            <w:vAlign w:val="center"/>
+            <w:hideMark/>
+          </w:tcPr>
+          <w:p>
+            <w:r>
+              <w:rPr>
+                <w:b/>
+                <w:bCs/>
+              </w:rPr>
+              <w:t>Nombre del requerimiento:</w:t>
+            </w:r>
+          </w:p>
+        </w:tc>
+        <w:tc>
+          <w:tcPr>
+            <w:tcW w:w="0" w:type="auto"/>
+            <w:vAlign w:val="center"/>
+            <w:hideMark/>
+          </w:tcPr>
+          <w:p>
+            <w:r>
+              <w:t>Inicio de sesión.</w:t>
+            </w:r>
+          </w:p>
+        </w:tc>
+      </w:tr>
+      <w:tr>
+        <w:trPr>
+          <w:tblCellSpacing w:w="15" w:type="dxa"/>
+        </w:trPr>
+        <w:tc>
+          <w:tcPr>
+            <w:tcW w:w="0" w:type="auto"/>
+            <w:vAlign w:val="center"/>
+            <w:hideMark/>
+          </w:tcPr>
+          <w:p>
+            <w:r>
+              <w:rPr>
+                <w:b/>
+                <w:bCs/>
+              </w:rPr>
+              <w:t>Características:</w:t>
+            </w:r>
+          </w:p>
+        </w:tc>
+        <w:tc>
+          <w:tcPr>
+            <w:tcW w:w="0" w:type="auto"/>
+            <w:vAlign w:val="center"/>
+            <w:hideMark/>
+          </w:tcPr>
+          <w:p>
+            <w:r>
+              <w:t>Permitirá a clientes, fundaciones y administradores acceder a las funcionalidades correspondientes de la plataforma.</w:t>
+            </w:r>
+          </w:p>
+        </w:tc>
+      </w:tr>
+      <w:tr>
+        <w:trPr>
+          <w:tblCellSpacing w:w="15" w:type="dxa"/>
+        </w:trPr>
+        <w:tc>
+          <w:tcPr>
+            <w:tcW w:w="0" w:type="auto"/>
+            <w:vAlign w:val="center"/>
+            <w:hideMark/>
+          </w:tcPr>
+          <w:p>
+            <w:r>
+              <w:rPr>
+                <w:b/>
+                <w:bCs/>
+              </w:rPr>
+              <w:t>Descripción del requerimiento:</w:t>
+            </w:r>
+          </w:p>
+        </w:tc>
+        <w:tc>
+          <w:tcPr>
+            <w:tcW w:w="0" w:type="auto"/>
+            <w:vAlign w:val="center"/>
+            <w:hideMark/>
+          </w:tcPr>
+          <w:p>
+            <w:r>
+              <w:t>El sistema permitirá a los clientes, fundaciones y administradores iniciar sesión mediante sus credenciales registradas para acceder a las funcionalidades habilitadas según su rol dentro de la plataforma.</w:t>
+            </w:r>
+          </w:p>
+        </w:tc>
+      </w:tr>
+      <w:tr>
+        <w:trPr>
+          <w:tblCellSpacing w:w="15" w:type="dxa"/>
+        </w:trPr>
+        <w:tc>
+          <w:tcPr>
+            <w:tcW w:w="0" w:type="auto"/>
+            <w:vAlign w:val="center"/>
+            <w:hideMark/>
+          </w:tcPr>
+          <w:p>
+            <w:r>
+              <w:rPr>
+                <w:b/>
+                <w:bCs/>
+              </w:rPr>
+              <w:t>Requerimientos NO funcionales:</w:t>
+            </w:r>
+          </w:p>
+        </w:tc>
+        <w:tc>
+          <w:tcPr>
+            <w:tcW w:w="0" w:type="auto"/>
+            <w:vAlign w:val="center"/>
+            <w:hideMark/>
+          </w:tcPr>
+          <w:p>
+            <w:r>
+              <w:t>• RNF01• RNF02</w:t>
+            </w:r>
+          </w:p>
+        </w:tc>
+      </w:tr>
+    </w:tbl>
+    <w:p/>
+    <w:tbl>
+      <w:tblPr>
+        <w:tblW w:w="0" w:type="auto"/>
+        <w:tblCellSpacing w:w="15" w:type="dxa"/>
+        <w:tblBorders>
+          <w:top w:val="single" w:sz="4" w:space="0" w:color="auto"/>
+          <w:left w:val="single" w:sz="4" w:space="0" w:color="auto"/>
+          <w:bottom w:val="single" w:sz="4" w:space="0" w:color="auto"/>
+          <w:right w:val="single" w:sz="4" w:space="0" w:color="auto"/>
+          <w:insideH w:val="single" w:sz="4" w:space="0" w:color="auto"/>
+          <w:insideV w:val="single" w:sz="4" w:space="0" w:color="auto"/>
+        </w:tblBorders>
+        <w:tblCellMar>
+          <w:top w:w="15" w:type="dxa"/>
+          <w:left w:w="15" w:type="dxa"/>
+          <w:bottom w:w="15" w:type="dxa"/>
+          <w:right w:w="15" w:type="dxa"/>
+        </w:tblCellMar>
+        <w:tblLook w:val="04A0" w:firstRow="1" w:lastRow="0" w:firstColumn="1" w:lastColumn="0" w:noHBand="0" w:noVBand="1"/>
+      </w:tblPr>
+      <w:tblGrid>
+        <w:gridCol w:w="2456"/>
+        <w:gridCol w:w="6372"/>
+      </w:tblGrid>
+      <w:tr>
+        <w:trPr>
+          <w:tblHeader/>
+          <w:tblCellSpacing w:w="15" w:type="dxa"/>
+        </w:trPr>
+        <w:tc>
+          <w:tcPr>
+            <w:tcW w:w="0" w:type="auto"/>
+            <w:vAlign w:val="center"/>
+            <w:hideMark/>
+          </w:tcPr>
+          <w:p>
+            <w:pPr>
+              <w:rPr>
+                <w:b/>
+                <w:bCs/>
+              </w:rPr>
+            </w:pPr>
+            <w:r>
+              <w:rPr>
+                <w:b/>
+                <w:bCs/>
+              </w:rPr>
+              <w:t>Identificación del requerimiento:</w:t>
+            </w:r>
+          </w:p>
+        </w:tc>
+        <w:tc>
+          <w:tcPr>
+            <w:tcW w:w="0" w:type="auto"/>
+            <w:vAlign w:val="center"/>
+            <w:hideMark/>
+          </w:tcPr>
+          <w:p>
+            <w:pPr>
+              <w:rPr>
+                <w:b/>
+                <w:bCs/>
+              </w:rPr>
+            </w:pPr>
+            <w:r>
+              <w:rPr>
+                <w:b/>
+                <w:bCs/>
+              </w:rPr>
+              <w:t>RF71</w:t>
+            </w:r>
+          </w:p>
+        </w:tc>
+      </w:tr>
+      <w:tr>
+        <w:trPr>
+          <w:tblCellSpacing w:w="15" w:type="dxa"/>
+        </w:trPr>
+        <w:tc>
+          <w:tcPr>
+            <w:tcW w:w="0" w:type="auto"/>
+            <w:vAlign w:val="center"/>
+            <w:hideMark/>
+          </w:tcPr>
+          <w:p>
+            <w:r>
+              <w:rPr>
+                <w:b/>
+                <w:bCs/>
+              </w:rPr>
+              <w:t>Nombre del requerimiento:</w:t>
+            </w:r>
+          </w:p>
+        </w:tc>
+        <w:tc>
+          <w:tcPr>
+            <w:tcW w:w="0" w:type="auto"/>
+            <w:vAlign w:val="center"/>
+            <w:hideMark/>
+          </w:tcPr>
+          <w:p>
+            <w:r>
+              <w:t>Recuperación de contraseña.</w:t>
+            </w:r>
+          </w:p>
+        </w:tc>
+      </w:tr>
+      <w:tr>
+        <w:trPr>
+          <w:tblCellSpacing w:w="15" w:type="dxa"/>
+        </w:trPr>
+        <w:tc>
+          <w:tcPr>
+            <w:tcW w:w="0" w:type="auto"/>
+            <w:vAlign w:val="center"/>
+            <w:hideMark/>
+          </w:tcPr>
+          <w:p>
+            <w:r>
+              <w:rPr>
+                <w:b/>
+                <w:bCs/>
+              </w:rPr>
+              <w:t>Características:</w:t>
+            </w:r>
+          </w:p>
+        </w:tc>
+        <w:tc>
+          <w:tcPr>
+            <w:tcW w:w="0" w:type="auto"/>
+            <w:vAlign w:val="center"/>
+            <w:hideMark/>
+          </w:tcPr>
+          <w:p>
+            <w:r>
+              <w:t>Permitirá recuperar el acceso a una cuenta registrada.</w:t>
+            </w:r>
+          </w:p>
+        </w:tc>
+      </w:tr>
+      <w:tr>
+        <w:trPr>
+          <w:tblCellSpacing w:w="15" w:type="dxa"/>
+        </w:trPr>
+        <w:tc>
+          <w:tcPr>
+            <w:tcW w:w="0" w:type="auto"/>
+            <w:vAlign w:val="center"/>
+            <w:hideMark/>
+          </w:tcPr>
+          <w:p>
+            <w:r>
+              <w:rPr>
+                <w:b/>
+                <w:bCs/>
+              </w:rPr>
+              <w:t>Descripción del requerimiento:</w:t>
+            </w:r>
+          </w:p>
+        </w:tc>
+        <w:tc>
+          <w:tcPr>
+            <w:tcW w:w="0" w:type="auto"/>
+            <w:vAlign w:val="center"/>
+            <w:hideMark/>
+          </w:tcPr>
+          <w:p>
+            <w:r>
+              <w:t>El sistema permitirá a los clientes, fundaciones y administradores recuperar su contraseña mediante el correo electrónico registrado en la plataforma.</w:t>
+            </w:r>
+          </w:p>
+        </w:tc>
+      </w:tr>
+      <w:tr>
+        <w:trPr>
+          <w:tblCellSpacing w:w="15" w:type="dxa"/>
+        </w:trPr>
+        <w:tc>
+          <w:tcPr>
+            <w:tcW w:w="0" w:type="auto"/>
+            <w:vAlign w:val="center"/>
+            <w:hideMark/>
+          </w:tcPr>
+          <w:p>
+            <w:r>
+              <w:rPr>
+                <w:b/>
+                <w:bCs/>
+              </w:rPr>
+              <w:t>Requerimientos NO funcionales:</w:t>
+            </w:r>
+          </w:p>
+        </w:tc>
+        <w:tc>
+          <w:tcPr>
+            <w:tcW w:w="0" w:type="auto"/>
+            <w:vAlign w:val="center"/>
+            <w:hideMark/>
+          </w:tcPr>
+          <w:p>
+            <w:r>
+              <w:t>• RNF01• RNF04</w:t>
+            </w:r>
+          </w:p>
+        </w:tc>
+      </w:tr>
+    </w:tbl>
+    <w:p/>
+    <w:p/>
+    <w:tbl>
+      <w:tblPr>
+        <w:tblW w:w="0" w:type="auto"/>
+        <w:tblCellSpacing w:w="15" w:type="dxa"/>
+        <w:tblBorders>
+          <w:top w:val="single" w:sz="4" w:space="0" w:color="auto"/>
+          <w:left w:val="single" w:sz="4" w:space="0" w:color="auto"/>
+          <w:bottom w:val="single" w:sz="4" w:space="0" w:color="auto"/>
+          <w:right w:val="single" w:sz="4" w:space="0" w:color="auto"/>
+          <w:insideH w:val="single" w:sz="4" w:space="0" w:color="auto"/>
+          <w:insideV w:val="single" w:sz="4" w:space="0" w:color="auto"/>
+        </w:tblBorders>
+        <w:tblCellMar>
+          <w:top w:w="15" w:type="dxa"/>
+          <w:left w:w="15" w:type="dxa"/>
+          <w:bottom w:w="15" w:type="dxa"/>
+          <w:right w:w="15" w:type="dxa"/>
+        </w:tblCellMar>
+        <w:tblLook w:val="04A0" w:firstRow="1" w:lastRow="0" w:firstColumn="1" w:lastColumn="0" w:noHBand="0" w:noVBand="1"/>
+      </w:tblPr>
+      <w:tblGrid>
+        <w:gridCol w:w="2479"/>
+        <w:gridCol w:w="6349"/>
+      </w:tblGrid>
+      <w:tr>
+        <w:trPr>
+          <w:tblHeader/>
+          <w:tblCellSpacing w:w="15" w:type="dxa"/>
+        </w:trPr>
+        <w:tc>
+          <w:tcPr>
+            <w:tcW w:w="0" w:type="auto"/>
+            <w:vAlign w:val="center"/>
+            <w:hideMark/>
+          </w:tcPr>
+          <w:p>
+            <w:pPr>
+              <w:rPr>
+                <w:b/>
+                <w:bCs/>
+              </w:rPr>
+            </w:pPr>
+            <w:r>
+              <w:rPr>
+                <w:b/>
+                <w:bCs/>
+              </w:rPr>
+              <w:lastRenderedPageBreak/>
+              <w:t>Identificación del requerimiento:</w:t>
+            </w:r>
+          </w:p>
+        </w:tc>
+        <w:tc>
+          <w:tcPr>
+            <w:tcW w:w="0" w:type="auto"/>
+            <w:vAlign w:val="center"/>
+            <w:hideMark/>
+          </w:tcPr>
+          <w:p>
+            <w:pPr>
+              <w:rPr>
+                <w:b/>
+                <w:bCs/>
+              </w:rPr>
+            </w:pPr>
+            <w:r>
+              <w:rPr>
+                <w:b/>
+                <w:bCs/>
+              </w:rPr>
+              <w:t>RF72</w:t>
+            </w:r>
+          </w:p>
+        </w:tc>
+      </w:tr>
+      <w:tr>
+        <w:trPr>
+          <w:tblCellSpacing w:w="15" w:type="dxa"/>
+        </w:trPr>
+        <w:tc>
+          <w:tcPr>
+            <w:tcW w:w="0" w:type="auto"/>
+            <w:vAlign w:val="center"/>
+            <w:hideMark/>
+          </w:tcPr>
+          <w:p>
+            <w:r>
+              <w:rPr>
+                <w:b/>
+                <w:bCs/>
+              </w:rPr>
+              <w:t>Nombre del requerimiento:</w:t>
+            </w:r>
+          </w:p>
+        </w:tc>
+        <w:tc>
+          <w:tcPr>
+            <w:tcW w:w="0" w:type="auto"/>
+            <w:vAlign w:val="center"/>
+            <w:hideMark/>
+          </w:tcPr>
+          <w:p>
+            <w:r>
+              <w:t>Cierre de sesión.</w:t>
+            </w:r>
+          </w:p>
+        </w:tc>
+      </w:tr>
+      <w:tr>
+        <w:trPr>
+          <w:tblCellSpacing w:w="15" w:type="dxa"/>
+        </w:trPr>
+        <w:tc>
+          <w:tcPr>
+            <w:tcW w:w="0" w:type="auto"/>
+            <w:vAlign w:val="center"/>
+            <w:hideMark/>
+          </w:tcPr>
+          <w:p>
+            <w:r>
+              <w:rPr>
+                <w:b/>
+                <w:bCs/>
+              </w:rPr>
+              <w:t>Características:</w:t>
+            </w:r>
+          </w:p>
+        </w:tc>
+        <w:tc>
+          <w:tcPr>
+            <w:tcW w:w="0" w:type="auto"/>
+            <w:vAlign w:val="center"/>
+            <w:hideMark/>
+          </w:tcPr>
+          <w:p>
+            <w:r>
+              <w:t>Permitirá finalizar una sesión activa dentro de la plataforma.</w:t>
+            </w:r>
+          </w:p>
+        </w:tc>
+      </w:tr>
+      <w:tr>
+        <w:trPr>
+          <w:tblCellSpacing w:w="15" w:type="dxa"/>
+        </w:trPr>
+        <w:tc>
+          <w:tcPr>
+            <w:tcW w:w="0" w:type="auto"/>
+            <w:vAlign w:val="center"/>
+            <w:hideMark/>
+          </w:tcPr>
+          <w:p>
+            <w:r>
+              <w:rPr>
+                <w:b/>
+                <w:bCs/>
+              </w:rPr>
+              <w:t>Descripción del requerimiento:</w:t>
+            </w:r>
+          </w:p>
+        </w:tc>
+        <w:tc>
+          <w:tcPr>
+            <w:tcW w:w="0" w:type="auto"/>
+            <w:vAlign w:val="center"/>
+            <w:hideMark/>
+          </w:tcPr>
+          <w:p>
+            <w:r>
+              <w:t>El sistema permitirá a los clientes, fundaciones y administradores cerrar la sesión activa para finalizar el acceso a la plataforma de forma segura.</w:t>
+            </w:r>
+          </w:p>
+        </w:tc>
+      </w:tr>
+      <w:tr>
+        <w:trPr>
+          <w:tblCellSpacing w:w="15" w:type="dxa"/>
+        </w:trPr>
+        <w:tc>
+          <w:tcPr>
+            <w:tcW w:w="0" w:type="auto"/>
+            <w:vAlign w:val="center"/>
+            <w:hideMark/>
+          </w:tcPr>
+          <w:p>
+            <w:r>
+              <w:rPr>
+                <w:b/>
+                <w:bCs/>
+              </w:rPr>
+              <w:t>Requerimientos NO funcionales:</w:t>
+            </w:r>
+          </w:p>
+        </w:tc>
+        <w:tc>
+          <w:tcPr>
+            <w:tcW w:w="0" w:type="auto"/>
+            <w:vAlign w:val="center"/>
+            <w:hideMark/>
+          </w:tcPr>
+          <w:p>
+            <w:r>
+              <w:t>• RNF01• RNF02</w:t>
+            </w:r>
+          </w:p>
+        </w:tc>
+      </w:tr>
+    </w:tbl>
+    <w:p/>
+    <w:tbl>
+      <w:tblPr>
+        <w:tblW w:w="0" w:type="auto"/>
+        <w:tblCellSpacing w:w="15" w:type="dxa"/>
+        <w:tblBorders>
+          <w:top w:val="single" w:sz="4" w:space="0" w:color="auto"/>
+          <w:left w:val="single" w:sz="4" w:space="0" w:color="auto"/>
+          <w:bottom w:val="single" w:sz="4" w:space="0" w:color="auto"/>
+          <w:right w:val="single" w:sz="4" w:space="0" w:color="auto"/>
+          <w:insideH w:val="single" w:sz="4" w:space="0" w:color="auto"/>
+          <w:insideV w:val="single" w:sz="4" w:space="0" w:color="auto"/>
+        </w:tblBorders>
+        <w:tblCellMar>
+          <w:top w:w="15" w:type="dxa"/>
+          <w:left w:w="15" w:type="dxa"/>
+          <w:bottom w:w="15" w:type="dxa"/>
+          <w:right w:w="15" w:type="dxa"/>
+        </w:tblCellMar>
+        <w:tblLook w:val="04A0" w:firstRow="1" w:lastRow="0" w:firstColumn="1" w:lastColumn="0" w:noHBand="0" w:noVBand="1"/>
+      </w:tblPr>
+      <w:tblGrid>
+        <w:gridCol w:w="2136"/>
+        <w:gridCol w:w="6692"/>
+      </w:tblGrid>
+      <w:tr>
+        <w:trPr>
+          <w:tblHeader/>
+          <w:tblCellSpacing w:w="15" w:type="dxa"/>
+        </w:trPr>
+        <w:tc>
+          <w:tcPr>
+            <w:tcW w:w="0" w:type="auto"/>
+            <w:vAlign w:val="center"/>
+            <w:hideMark/>
+          </w:tcPr>
+          <w:p>
+            <w:pPr>
+              <w:rPr>
+                <w:b/>
+                <w:bCs/>
+              </w:rPr>
+            </w:pPr>
+            <w:r>
+              <w:rPr>
+                <w:b/>
+                <w:bCs/>
+              </w:rPr>
+              <w:t>Identificación del requerimiento:</w:t>
+            </w:r>
+          </w:p>
+        </w:tc>
+        <w:tc>
+          <w:tcPr>
+            <w:tcW w:w="0" w:type="auto"/>
+            <w:vAlign w:val="center"/>
+            <w:hideMark/>
+          </w:tcPr>
+          <w:p>
+            <w:pPr>
+              <w:rPr>
+                <w:b/>
+                <w:bCs/>
+              </w:rPr>
+            </w:pPr>
+            <w:r>
+              <w:rPr>
+                <w:b/>
+                <w:bCs/>
+              </w:rPr>
+              <w:t>RF73</w:t>
+            </w:r>
+          </w:p>
+        </w:tc>
+      </w:tr>
+      <w:tr>
+        <w:trPr>
+          <w:tblCellSpacing w:w="15" w:type="dxa"/>
+        </w:trPr>
+        <w:tc>
+          <w:tcPr>
+            <w:tcW w:w="0" w:type="auto"/>
+            <w:vAlign w:val="center"/>
+            <w:hideMark/>
+          </w:tcPr>
+          <w:p>
+            <w:r>
+              <w:rPr>
+                <w:b/>
+                <w:bCs/>
+              </w:rPr>
+              <w:t>Nombre del requerimiento:</w:t>
+            </w:r>
+          </w:p>
+        </w:tc>
+        <w:tc>
+          <w:tcPr>
+            <w:tcW w:w="0" w:type="auto"/>
+            <w:vAlign w:val="center"/>
+            <w:hideMark/>
+          </w:tcPr>
+          <w:p>
+            <w:r>
+              <w:t>Ocultamiento automático de evento finalizado.</w:t>
+            </w:r>
+          </w:p>
+        </w:tc>
+      </w:tr>
+      <w:tr>
+        <w:trPr>
+          <w:tblCellSpacing w:w="15" w:type="dxa"/>
+        </w:trPr>
+        <w:tc>
+          <w:tcPr>
+            <w:tcW w:w="0" w:type="auto"/>
+            <w:vAlign w:val="center"/>
+            <w:hideMark/>
+          </w:tcPr>
+          <w:p>
+            <w:r>
+              <w:rPr>
+                <w:b/>
+                <w:bCs/>
+              </w:rPr>
+              <w:t>Características:</w:t>
+            </w:r>
+          </w:p>
+        </w:tc>
+        <w:tc>
+          <w:tcPr>
+            <w:tcW w:w="0" w:type="auto"/>
+            <w:vAlign w:val="center"/>
+            <w:hideMark/>
+          </w:tcPr>
+          <w:p>
+            <w:r>
+              <w:t>Permitirá retirar automáticamente de la consulta pública los eventos que hayan finalizado.</w:t>
+            </w:r>
+          </w:p>
+        </w:tc>
+      </w:tr>
+      <w:tr>
+        <w:trPr>
+          <w:tblCellSpacing w:w="15" w:type="dxa"/>
+        </w:trPr>
+        <w:tc>
+          <w:tcPr>
+            <w:tcW w:w="0" w:type="auto"/>
+            <w:vAlign w:val="center"/>
+            <w:hideMark/>
+          </w:tcPr>
+          <w:p>
+            <w:r>
+              <w:rPr>
+                <w:b/>
+                <w:bCs/>
+              </w:rPr>
+              <w:t>Descripción del requerimiento:</w:t>
+            </w:r>
+          </w:p>
+        </w:tc>
+        <w:tc>
+          <w:tcPr>
+            <w:tcW w:w="0" w:type="auto"/>
+            <w:vAlign w:val="center"/>
+            <w:hideMark/>
+          </w:tcPr>
+          <w:p>
+            <w:r>
+              <w:t xml:space="preserve">El sistema permitirá mantener visible un evento durante 24 horas después de que su estado cambie automáticamente a </w:t>
+            </w:r>
+            <w:r>
+              <w:rPr>
+                <w:b/>
+                <w:bCs/>
+              </w:rPr>
+              <w:t>Finalizado</w:t>
+            </w:r>
+            <w:r>
+              <w:t>. Transcurrido este tiempo, el evento dejará de mostrarse en las consultas públicas, conservándose únicamente para consulta histórica por parte de la fundación responsable y del administrador.</w:t>
+            </w:r>
+          </w:p>
+        </w:tc>
+      </w:tr>
+      <w:tr>
+        <w:trPr>
+          <w:tblCellSpacing w:w="15" w:type="dxa"/>
+        </w:trPr>
+        <w:tc>
+          <w:tcPr>
+            <w:tcW w:w="0" w:type="auto"/>
+            <w:vAlign w:val="center"/>
+            <w:hideMark/>
+          </w:tcPr>
+          <w:p>
+            <w:r>
+              <w:rPr>
+                <w:b/>
+                <w:bCs/>
+              </w:rPr>
+              <w:t>Requerimientos NO funcionales:</w:t>
+            </w:r>
+          </w:p>
+        </w:tc>
+        <w:tc>
+          <w:tcPr>
+            <w:tcW w:w="0" w:type="auto"/>
+            <w:vAlign w:val="center"/>
+            <w:hideMark/>
+          </w:tcPr>
+          <w:p>
+            <w:r>
+              <w:t>• RNF02• RNF05</w:t>
+            </w:r>
+          </w:p>
+        </w:tc>
+      </w:tr>
+    </w:tbl>
+    <w:p/>
+    <w:tbl>
+      <w:tblPr>
+        <w:tblW w:w="0" w:type="auto"/>
+        <w:tblCellSpacing w:w="15" w:type="dxa"/>
+        <w:tblBorders>
+          <w:top w:val="single" w:sz="4" w:space="0" w:color="auto"/>
+          <w:left w:val="single" w:sz="4" w:space="0" w:color="auto"/>
+          <w:bottom w:val="single" w:sz="4" w:space="0" w:color="auto"/>
+          <w:right w:val="single" w:sz="4" w:space="0" w:color="auto"/>
+          <w:insideH w:val="single" w:sz="4" w:space="0" w:color="auto"/>
+          <w:insideV w:val="single" w:sz="4" w:space="0" w:color="auto"/>
+        </w:tblBorders>
+        <w:tblCellMar>
+          <w:top w:w="15" w:type="dxa"/>
+          <w:left w:w="15" w:type="dxa"/>
+          <w:bottom w:w="15" w:type="dxa"/>
+          <w:right w:w="15" w:type="dxa"/>
+        </w:tblCellMar>
+        <w:tblLook w:val="04A0" w:firstRow="1" w:lastRow="0" w:firstColumn="1" w:lastColumn="0" w:noHBand="0" w:noVBand="1"/>
+      </w:tblPr>
+      <w:tblGrid>
+        <w:gridCol w:w="2376"/>
+        <w:gridCol w:w="6452"/>
+      </w:tblGrid>
+      <w:tr>
+        <w:trPr>
+          <w:tblHeader/>
+          <w:tblCellSpacing w:w="15" w:type="dxa"/>
+        </w:trPr>
+        <w:tc>
+          <w:tcPr>
+            <w:tcW w:w="0" w:type="auto"/>
+            <w:vAlign w:val="center"/>
+            <w:hideMark/>
+          </w:tcPr>
+          <w:p>
+            <w:pPr>
+              <w:rPr>
+                <w:b/>
+                <w:bCs/>
+              </w:rPr>
+            </w:pPr>
+            <w:r>
+              <w:rPr>
+                <w:b/>
+                <w:bCs/>
+              </w:rPr>
+              <w:lastRenderedPageBreak/>
+              <w:t>Identificación del requerimiento:</w:t>
+            </w:r>
+          </w:p>
+        </w:tc>
+        <w:tc>
+          <w:tcPr>
+            <w:tcW w:w="0" w:type="auto"/>
+            <w:vAlign w:val="center"/>
+            <w:hideMark/>
+          </w:tcPr>
+          <w:p>
+            <w:pPr>
+              <w:rPr>
+                <w:b/>
+                <w:bCs/>
+              </w:rPr>
+            </w:pPr>
+            <w:r>
+              <w:rPr>
+                <w:b/>
+                <w:bCs/>
+              </w:rPr>
+              <w:t>RNF01.</w:t>
+            </w:r>
+          </w:p>
+        </w:tc>
+      </w:tr>
+      <w:tr>
+        <w:trPr>
+          <w:tblCellSpacing w:w="15" w:type="dxa"/>
+        </w:trPr>
+        <w:tc>
+          <w:tcPr>
+            <w:tcW w:w="0" w:type="auto"/>
+            <w:vAlign w:val="center"/>
+            <w:hideMark/>
+          </w:tcPr>
+          <w:p>
+            <w:r>
+              <w:rPr>
+                <w:b/>
+                <w:bCs/>
+              </w:rPr>
+              <w:t>Nombre del requerimiento:</w:t>
+            </w:r>
+          </w:p>
+        </w:tc>
+        <w:tc>
+          <w:tcPr>
+            <w:tcW w:w="0" w:type="auto"/>
+            <w:vAlign w:val="center"/>
+            <w:hideMark/>
+          </w:tcPr>
+          <w:p>
+            <w:r>
+              <w:t>Seguridad de acceso.</w:t>
+            </w:r>
+          </w:p>
+        </w:tc>
+      </w:tr>
+      <w:tr>
+        <w:trPr>
+          <w:tblCellSpacing w:w="15" w:type="dxa"/>
+        </w:trPr>
+        <w:tc>
+          <w:tcPr>
+            <w:tcW w:w="0" w:type="auto"/>
+            <w:vAlign w:val="center"/>
+            <w:hideMark/>
+          </w:tcPr>
+          <w:p>
+            <w:r>
+              <w:rPr>
+                <w:b/>
+                <w:bCs/>
+              </w:rPr>
+              <w:t>Características:</w:t>
+            </w:r>
+          </w:p>
+        </w:tc>
+        <w:tc>
+          <w:tcPr>
+            <w:tcW w:w="0" w:type="auto"/>
+            <w:vAlign w:val="center"/>
+            <w:hideMark/>
+          </w:tcPr>
+          <w:p>
+            <w:r>
+              <w:t>El sistema garantizará que únicamente los clientes, fundaciones y administradores autorizados puedan acceder a las funcionalidades correspondientes de la plataforma.</w:t>
+            </w:r>
+          </w:p>
+        </w:tc>
+      </w:tr>
+      <w:tr>
+        <w:trPr>
+          <w:tblCellSpacing w:w="15" w:type="dxa"/>
+        </w:trPr>
+        <w:tc>
+          <w:tcPr>
+            <w:tcW w:w="0" w:type="auto"/>
+            <w:vAlign w:val="center"/>
+            <w:hideMark/>
+          </w:tcPr>
+          <w:p>
+            <w:r>
+              <w:rPr>
+                <w:b/>
+                <w:bCs/>
+              </w:rPr>
+              <w:t>Descripción del requerimiento:</w:t>
+            </w:r>
+          </w:p>
+        </w:tc>
+        <w:tc>
+          <w:tcPr>
+            <w:tcW w:w="0" w:type="auto"/>
+            <w:vAlign w:val="center"/>
+            <w:hideMark/>
+          </w:tcPr>
+          <w:p>
+            <w:r>
+              <w:t>El sistema permitirá el acceso mediante autenticación con correo electrónico y contraseña, controlando los permisos de acuerdo con el rol asignado.</w:t>
+            </w:r>
+          </w:p>
+        </w:tc>
+      </w:tr>
+      <w:tr>
+        <w:trPr>
+          <w:tblCellSpacing w:w="15" w:type="dxa"/>
+        </w:trPr>
+        <w:tc>
+          <w:tcPr>
+            <w:tcW w:w="0" w:type="auto"/>
+            <w:vAlign w:val="center"/>
+            <w:hideMark/>
+          </w:tcPr>
+          <w:p>
+            <w:r>
+              <w:rPr>
+                <w:b/>
+                <w:bCs/>
+              </w:rPr>
+              <w:t>Prioridad del requerimiento:</w:t>
+            </w:r>
+          </w:p>
+        </w:tc>
+        <w:tc>
+          <w:tcPr>
+            <w:tcW w:w="0" w:type="auto"/>
+            <w:vAlign w:val="center"/>
+            <w:hideMark/>
+          </w:tcPr>
+          <w:p>
+            <w:r>
+              <w:t>Alta.</w:t>
+            </w:r>
+          </w:p>
+        </w:tc>
+      </w:tr>
+    </w:tbl>
+    <w:p/>
+    <w:tbl>
+      <w:tblPr>
+        <w:tblW w:w="0" w:type="auto"/>
+        <w:tblCellSpacing w:w="15" w:type="dxa"/>
+        <w:tblBorders>
+          <w:top w:val="single" w:sz="4" w:space="0" w:color="auto"/>
+          <w:left w:val="single" w:sz="4" w:space="0" w:color="auto"/>
+          <w:bottom w:val="single" w:sz="4" w:space="0" w:color="auto"/>
+          <w:right w:val="single" w:sz="4" w:space="0" w:color="auto"/>
+          <w:insideH w:val="single" w:sz="4" w:space="0" w:color="auto"/>
+          <w:insideV w:val="single" w:sz="4" w:space="0" w:color="auto"/>
+        </w:tblBorders>
+        <w:tblCellMar>
+          <w:top w:w="15" w:type="dxa"/>
+          <w:left w:w="15" w:type="dxa"/>
+          <w:bottom w:w="15" w:type="dxa"/>
+          <w:right w:w="15" w:type="dxa"/>
+        </w:tblCellMar>
+        <w:tblLook w:val="04A0" w:firstRow="1" w:lastRow="0" w:firstColumn="1" w:lastColumn="0" w:noHBand="0" w:noVBand="1"/>
+      </w:tblPr>
+      <w:tblGrid>
+        <w:gridCol w:w="2490"/>
+        <w:gridCol w:w="6338"/>
+      </w:tblGrid>
+      <w:tr>
+        <w:trPr>
+          <w:tblHeader/>
+          <w:tblCellSpacing w:w="15" w:type="dxa"/>
+        </w:trPr>
+        <w:tc>
+          <w:tcPr>
+            <w:tcW w:w="0" w:type="auto"/>
+            <w:vAlign w:val="center"/>
+            <w:hideMark/>
+          </w:tcPr>
+          <w:p>
+            <w:pPr>
+              <w:rPr>
+                <w:b/>
+                <w:bCs/>
+              </w:rPr>
+            </w:pPr>
+            <w:r>
+              <w:rPr>
+                <w:b/>
+                <w:bCs/>
+              </w:rPr>
+              <w:t>Identificación del requerimiento:</w:t>
+            </w:r>
+          </w:p>
+        </w:tc>
+        <w:tc>
+          <w:tcPr>
+            <w:tcW w:w="0" w:type="auto"/>
+            <w:vAlign w:val="center"/>
+            <w:hideMark/>
+          </w:tcPr>
+          <w:p>
+            <w:pPr>
+              <w:rPr>
+                <w:b/>
+                <w:bCs/>
+              </w:rPr>
+            </w:pPr>
+            <w:r>
+              <w:rPr>
+                <w:b/>
+                <w:bCs/>
+              </w:rPr>
+              <w:t>RNF02.</w:t>
+            </w:r>
+          </w:p>
+        </w:tc>
+      </w:tr>
+      <w:tr>
+        <w:trPr>
+          <w:tblCellSpacing w:w="15" w:type="dxa"/>
+        </w:trPr>
+        <w:tc>
+          <w:tcPr>
+            <w:tcW w:w="0" w:type="auto"/>
+            <w:vAlign w:val="center"/>
+            <w:hideMark/>
+          </w:tcPr>
+          <w:p>
+            <w:r>
+              <w:rPr>
+                <w:b/>
+                <w:bCs/>
+              </w:rPr>
+              <w:t>Nombre del requerimiento:</w:t>
+            </w:r>
+          </w:p>
+        </w:tc>
+        <w:tc>
+          <w:tcPr>
+            <w:tcW w:w="0" w:type="auto"/>
+            <w:vAlign w:val="center"/>
+            <w:hideMark/>
+          </w:tcPr>
+          <w:p>
+            <w:r>
+              <w:t>Protección de la información.</w:t>
+            </w:r>
+          </w:p>
+        </w:tc>
+      </w:tr>
+      <w:tr>
+        <w:trPr>
+          <w:tblCellSpacing w:w="15" w:type="dxa"/>
+        </w:trPr>
+        <w:tc>
+          <w:tcPr>
+            <w:tcW w:w="0" w:type="auto"/>
+            <w:vAlign w:val="center"/>
+            <w:hideMark/>
+          </w:tcPr>
+          <w:p>
+            <w:r>
+              <w:rPr>
+                <w:b/>
+                <w:bCs/>
+              </w:rPr>
+              <w:t>Características:</w:t>
+            </w:r>
+          </w:p>
+        </w:tc>
+        <w:tc>
+          <w:tcPr>
+            <w:tcW w:w="0" w:type="auto"/>
+            <w:vAlign w:val="center"/>
+            <w:hideMark/>
+          </w:tcPr>
+          <w:p>
+            <w:r>
+              <w:t>El sistema garantizará la protección de los datos personales y de la información registrada por los usuarios de la plataforma.</w:t>
+            </w:r>
+          </w:p>
+        </w:tc>
+      </w:tr>
+      <w:tr>
+        <w:trPr>
+          <w:tblCellSpacing w:w="15" w:type="dxa"/>
+        </w:trPr>
+        <w:tc>
+          <w:tcPr>
+            <w:tcW w:w="0" w:type="auto"/>
+            <w:vAlign w:val="center"/>
+            <w:hideMark/>
+          </w:tcPr>
+          <w:p>
+            <w:r>
+              <w:rPr>
+                <w:b/>
+                <w:bCs/>
+              </w:rPr>
+              <w:t>Descripción del requerimiento:</w:t>
+            </w:r>
+          </w:p>
+        </w:tc>
+        <w:tc>
+          <w:tcPr>
+            <w:tcW w:w="0" w:type="auto"/>
+            <w:vAlign w:val="center"/>
+            <w:hideMark/>
+          </w:tcPr>
+          <w:p>
+            <w:r>
+              <w:t>El sistema almacenará y gestionará la información de forma segura, evitando accesos no autorizados y protegiendo los datos personales registrados.</w:t>
+            </w:r>
+          </w:p>
+        </w:tc>
+      </w:tr>
+      <w:tr>
+        <w:trPr>
+          <w:tblCellSpacing w:w="15" w:type="dxa"/>
+        </w:trPr>
+        <w:tc>
+          <w:tcPr>
+            <w:tcW w:w="0" w:type="auto"/>
+            <w:vAlign w:val="center"/>
+            <w:hideMark/>
+          </w:tcPr>
+          <w:p>
+            <w:r>
+              <w:rPr>
+                <w:b/>
+                <w:bCs/>
+              </w:rPr>
+              <w:t>Prioridad del requerimiento:</w:t>
+            </w:r>
+          </w:p>
+        </w:tc>
+        <w:tc>
+          <w:tcPr>
+            <w:tcW w:w="0" w:type="auto"/>
+            <w:vAlign w:val="center"/>
+            <w:hideMark/>
+          </w:tcPr>
+          <w:p>
+            <w:r>
+              <w:t>Alta.</w:t>
+            </w:r>
+          </w:p>
+        </w:tc>
+      </w:tr>
+    </w:tbl>
+    <w:p/>
+    <w:tbl>
+      <w:tblPr>
+        <w:tblW w:w="0" w:type="auto"/>
+        <w:tblCellSpacing w:w="15" w:type="dxa"/>
+        <w:tblBorders>
+          <w:top w:val="single" w:sz="4" w:space="0" w:color="auto"/>
+          <w:left w:val="single" w:sz="4" w:space="0" w:color="auto"/>
+          <w:bottom w:val="single" w:sz="4" w:space="0" w:color="auto"/>
+          <w:right w:val="single" w:sz="4" w:space="0" w:color="auto"/>
+          <w:insideH w:val="single" w:sz="4" w:space="0" w:color="auto"/>
+          <w:insideV w:val="single" w:sz="4" w:space="0" w:color="auto"/>
+        </w:tblBorders>
+        <w:tblCellMar>
+          <w:top w:w="15" w:type="dxa"/>
+          <w:left w:w="15" w:type="dxa"/>
+          <w:bottom w:w="15" w:type="dxa"/>
+          <w:right w:w="15" w:type="dxa"/>
+        </w:tblCellMar>
+        <w:tblLook w:val="04A0" w:firstRow="1" w:lastRow="0" w:firstColumn="1" w:lastColumn="0" w:noHBand="0" w:noVBand="1"/>
+      </w:tblPr>
+      <w:tblGrid>
+        <w:gridCol w:w="2528"/>
+        <w:gridCol w:w="6300"/>
+      </w:tblGrid>
+      <w:tr>
+        <w:trPr>
+          <w:tblHeader/>
+          <w:tblCellSpacing w:w="15" w:type="dxa"/>
+        </w:trPr>
+        <w:tc>
+          <w:tcPr>
+            <w:tcW w:w="0" w:type="auto"/>
+            <w:vAlign w:val="center"/>
+            <w:hideMark/>
+          </w:tcPr>
+          <w:p>
+            <w:pPr>
+              <w:rPr>
+                <w:b/>
+                <w:bCs/>
+              </w:rPr>
+            </w:pPr>
+            <w:r>
+              <w:rPr>
+                <w:b/>
+                <w:bCs/>
+              </w:rPr>
+              <w:lastRenderedPageBreak/>
+              <w:t>Identificación del requerimiento:</w:t>
+            </w:r>
+          </w:p>
+        </w:tc>
+        <w:tc>
+          <w:tcPr>
+            <w:tcW w:w="0" w:type="auto"/>
+            <w:vAlign w:val="center"/>
+            <w:hideMark/>
+          </w:tcPr>
+          <w:p>
+            <w:pPr>
+              <w:rPr>
+                <w:b/>
+                <w:bCs/>
+              </w:rPr>
+            </w:pPr>
+            <w:r>
+              <w:rPr>
+                <w:b/>
+                <w:bCs/>
+              </w:rPr>
+              <w:t>RNF03.</w:t>
+            </w:r>
+          </w:p>
+        </w:tc>
+      </w:tr>
+      <w:tr>
+        <w:trPr>
+          <w:tblCellSpacing w:w="15" w:type="dxa"/>
+        </w:trPr>
+        <w:tc>
+          <w:tcPr>
+            <w:tcW w:w="0" w:type="auto"/>
+            <w:vAlign w:val="center"/>
+            <w:hideMark/>
+          </w:tcPr>
+          <w:p>
+            <w:r>
+              <w:rPr>
+                <w:b/>
+                <w:bCs/>
+              </w:rPr>
+              <w:t>Nombre del requerimiento:</w:t>
+            </w:r>
+          </w:p>
+        </w:tc>
+        <w:tc>
+          <w:tcPr>
+            <w:tcW w:w="0" w:type="auto"/>
+            <w:vAlign w:val="center"/>
+            <w:hideMark/>
+          </w:tcPr>
+          <w:p>
+            <w:r>
+              <w:t>Desempeño.</w:t>
+            </w:r>
+          </w:p>
+        </w:tc>
+      </w:tr>
+      <w:tr>
+        <w:trPr>
+          <w:tblCellSpacing w:w="15" w:type="dxa"/>
+        </w:trPr>
+        <w:tc>
+          <w:tcPr>
+            <w:tcW w:w="0" w:type="auto"/>
+            <w:vAlign w:val="center"/>
+            <w:hideMark/>
+          </w:tcPr>
+          <w:p>
+            <w:r>
+              <w:rPr>
+                <w:b/>
+                <w:bCs/>
+              </w:rPr>
+              <w:t>Características:</w:t>
+            </w:r>
+          </w:p>
+        </w:tc>
+        <w:tc>
+          <w:tcPr>
+            <w:tcW w:w="0" w:type="auto"/>
+            <w:vAlign w:val="center"/>
+            <w:hideMark/>
+          </w:tcPr>
+          <w:p>
+            <w:r>
+              <w:t>El sistema garantizará un adecuado rendimiento durante la consulta y gestión de la información registrada en la plataforma.</w:t>
+            </w:r>
+          </w:p>
+        </w:tc>
+      </w:tr>
+      <w:tr>
+        <w:trPr>
+          <w:tblCellSpacing w:w="15" w:type="dxa"/>
+        </w:trPr>
+        <w:tc>
+          <w:tcPr>
+            <w:tcW w:w="0" w:type="auto"/>
+            <w:vAlign w:val="center"/>
+            <w:hideMark/>
+          </w:tcPr>
+          <w:p>
+            <w:r>
+              <w:rPr>
+                <w:b/>
+                <w:bCs/>
+              </w:rPr>
+              <w:t>Descripción del requerimiento:</w:t>
+            </w:r>
+          </w:p>
+        </w:tc>
+        <w:tc>
+          <w:tcPr>
+            <w:tcW w:w="0" w:type="auto"/>
+            <w:vAlign w:val="center"/>
+            <w:hideMark/>
+          </w:tcPr>
+          <w:p>
+            <w:r>
+              <w:t>El sistema deberá responder a las solicitudes de los usuarios en un tiempo máximo de 3 segundos bajo condiciones normales de operación.</w:t>
+            </w:r>
+          </w:p>
+        </w:tc>
+      </w:tr>
+      <w:tr>
+        <w:trPr>
+          <w:tblCellSpacing w:w="15" w:type="dxa"/>
+        </w:trPr>
+        <w:tc>
+          <w:tcPr>
+            <w:tcW w:w="0" w:type="auto"/>
+            <w:vAlign w:val="center"/>
+            <w:hideMark/>
+          </w:tcPr>
+          <w:p>
+            <w:r>
+              <w:rPr>
+                <w:b/>
+                <w:bCs/>
+              </w:rPr>
+              <w:t>Prioridad del requerimiento:</w:t>
+            </w:r>
+          </w:p>
+        </w:tc>
+        <w:tc>
+          <w:tcPr>
+            <w:tcW w:w="0" w:type="auto"/>
+            <w:vAlign w:val="center"/>
+            <w:hideMark/>
+          </w:tcPr>
+          <w:p>
+            <w:r>
+              <w:t>Alta.</w:t>
+            </w:r>
+          </w:p>
+        </w:tc>
+      </w:tr>
+    </w:tbl>
+    <w:p/>
+    <w:tbl>
+      <w:tblPr>
+        <w:tblW w:w="0" w:type="auto"/>
+        <w:tblCellSpacing w:w="15" w:type="dxa"/>
+        <w:tblBorders>
+          <w:top w:val="single" w:sz="4" w:space="0" w:color="auto"/>
+          <w:left w:val="single" w:sz="4" w:space="0" w:color="auto"/>
+          <w:bottom w:val="single" w:sz="4" w:space="0" w:color="auto"/>
+          <w:right w:val="single" w:sz="4" w:space="0" w:color="auto"/>
+          <w:insideH w:val="single" w:sz="4" w:space="0" w:color="auto"/>
+          <w:insideV w:val="single" w:sz="4" w:space="0" w:color="auto"/>
+        </w:tblBorders>
+        <w:tblCellMar>
+          <w:top w:w="15" w:type="dxa"/>
+          <w:left w:w="15" w:type="dxa"/>
+          <w:bottom w:w="15" w:type="dxa"/>
+          <w:right w:w="15" w:type="dxa"/>
+        </w:tblCellMar>
+        <w:tblLook w:val="04A0" w:firstRow="1" w:lastRow="0" w:firstColumn="1" w:lastColumn="0" w:noHBand="0" w:noVBand="1"/>
+      </w:tblPr>
+      <w:tblGrid>
+        <w:gridCol w:w="2439"/>
+        <w:gridCol w:w="6389"/>
+      </w:tblGrid>
+      <w:tr>
+        <w:trPr>
+          <w:tblHeader/>
+          <w:tblCellSpacing w:w="15" w:type="dxa"/>
+        </w:trPr>
+        <w:tc>
+          <w:tcPr>
+            <w:tcW w:w="0" w:type="auto"/>
+            <w:vAlign w:val="center"/>
+            <w:hideMark/>
+          </w:tcPr>
+          <w:p>
+            <w:pPr>
+              <w:rPr>
+                <w:b/>
+                <w:bCs/>
+              </w:rPr>
+            </w:pPr>
+            <w:r>
+              <w:rPr>
+                <w:b/>
+                <w:bCs/>
+              </w:rPr>
+              <w:t>Identificación del requerimiento:</w:t>
+            </w:r>
+          </w:p>
+        </w:tc>
+        <w:tc>
+          <w:tcPr>
+            <w:tcW w:w="0" w:type="auto"/>
+            <w:vAlign w:val="center"/>
+            <w:hideMark/>
+          </w:tcPr>
+          <w:p>
+            <w:pPr>
+              <w:rPr>
+                <w:b/>
+                <w:bCs/>
+              </w:rPr>
+            </w:pPr>
+            <w:r>
+              <w:rPr>
+                <w:b/>
+                <w:bCs/>
+              </w:rPr>
+              <w:t>RNF04.</w:t>
+            </w:r>
+          </w:p>
+        </w:tc>
+      </w:tr>
+      <w:tr>
+        <w:trPr>
+          <w:tblCellSpacing w:w="15" w:type="dxa"/>
+        </w:trPr>
+        <w:tc>
+          <w:tcPr>
+            <w:tcW w:w="0" w:type="auto"/>
+            <w:vAlign w:val="center"/>
+            <w:hideMark/>
+          </w:tcPr>
+          <w:p>
+            <w:r>
+              <w:rPr>
+                <w:b/>
+                <w:bCs/>
+              </w:rPr>
+              <w:t>Nombre del requerimiento:</w:t>
+            </w:r>
+          </w:p>
+        </w:tc>
+        <w:tc>
+          <w:tcPr>
+            <w:tcW w:w="0" w:type="auto"/>
+            <w:vAlign w:val="center"/>
+            <w:hideMark/>
+          </w:tcPr>
+          <w:p>
+            <w:r>
+              <w:t>Servicio de correo electrónico.</w:t>
+            </w:r>
+          </w:p>
+        </w:tc>
+      </w:tr>
+      <w:tr>
+        <w:trPr>
+          <w:tblCellSpacing w:w="15" w:type="dxa"/>
+        </w:trPr>
+        <w:tc>
+          <w:tcPr>
+            <w:tcW w:w="0" w:type="auto"/>
+            <w:vAlign w:val="center"/>
+            <w:hideMark/>
+          </w:tcPr>
+          <w:p>
+            <w:r>
+              <w:rPr>
+                <w:b/>
+                <w:bCs/>
+              </w:rPr>
+              <w:t>Características:</w:t>
+            </w:r>
+          </w:p>
+        </w:tc>
+        <w:tc>
+          <w:tcPr>
+            <w:tcW w:w="0" w:type="auto"/>
+            <w:vAlign w:val="center"/>
+            <w:hideMark/>
+          </w:tcPr>
+          <w:p>
+            <w:r>
+              <w:t>El sistema permitirá el envío de correos electrónicos relacionados con la recuperación de contraseñas y las notificaciones configuradas por los usuarios.</w:t>
+            </w:r>
+          </w:p>
+        </w:tc>
+      </w:tr>
+      <w:tr>
+        <w:trPr>
+          <w:tblCellSpacing w:w="15" w:type="dxa"/>
+        </w:trPr>
+        <w:tc>
+          <w:tcPr>
+            <w:tcW w:w="0" w:type="auto"/>
+            <w:vAlign w:val="center"/>
+            <w:hideMark/>
+          </w:tcPr>
+          <w:p>
+            <w:r>
+              <w:rPr>
+                <w:b/>
+                <w:bCs/>
+              </w:rPr>
+              <w:t>Descripción del requerimiento:</w:t>
+            </w:r>
+          </w:p>
+        </w:tc>
+        <w:tc>
+          <w:tcPr>
+            <w:tcW w:w="0" w:type="auto"/>
+            <w:vAlign w:val="center"/>
+            <w:hideMark/>
+          </w:tcPr>
+          <w:p>
+            <w:r>
+              <w:t>El sistema enviará correos electrónicos para la recuperación de contraseñas y para las notificaciones que los usuarios decidan activar dentro de la plataforma.</w:t>
+            </w:r>
+          </w:p>
+        </w:tc>
+      </w:tr>
+      <w:tr>
+        <w:trPr>
+          <w:tblCellSpacing w:w="15" w:type="dxa"/>
+        </w:trPr>
+        <w:tc>
+          <w:tcPr>
+            <w:tcW w:w="0" w:type="auto"/>
+            <w:vAlign w:val="center"/>
+            <w:hideMark/>
+          </w:tcPr>
+          <w:p>
+            <w:r>
+              <w:rPr>
+                <w:b/>
+                <w:bCs/>
+              </w:rPr>
+              <w:t>Prioridad del requerimiento:</w:t>
+            </w:r>
+          </w:p>
+        </w:tc>
+        <w:tc>
+          <w:tcPr>
+            <w:tcW w:w="0" w:type="auto"/>
+            <w:vAlign w:val="center"/>
+            <w:hideMark/>
+          </w:tcPr>
+          <w:p>
+            <w:r>
+              <w:t>Media.</w:t>
+            </w:r>
+          </w:p>
+        </w:tc>
+      </w:tr>
+    </w:tbl>
+    <w:p/>
+    <w:tbl>
+      <w:tblPr>
+        <w:tblW w:w="0" w:type="auto"/>
+        <w:tblCellSpacing w:w="15" w:type="dxa"/>
+        <w:tblBorders>
+          <w:top w:val="single" w:sz="4" w:space="0" w:color="auto"/>
+          <w:left w:val="single" w:sz="4" w:space="0" w:color="auto"/>
+          <w:bottom w:val="single" w:sz="4" w:space="0" w:color="auto"/>
+          <w:right w:val="single" w:sz="4" w:space="0" w:color="auto"/>
+          <w:insideH w:val="single" w:sz="4" w:space="0" w:color="auto"/>
+          <w:insideV w:val="single" w:sz="4" w:space="0" w:color="auto"/>
+        </w:tblBorders>
+        <w:tblCellMar>
+          <w:top w:w="15" w:type="dxa"/>
+          <w:left w:w="15" w:type="dxa"/>
+          <w:bottom w:w="15" w:type="dxa"/>
+          <w:right w:w="15" w:type="dxa"/>
+        </w:tblCellMar>
+        <w:tblLook w:val="04A0" w:firstRow="1" w:lastRow="0" w:firstColumn="1" w:lastColumn="0" w:noHBand="0" w:noVBand="1"/>
+      </w:tblPr>
+      <w:tblGrid>
+        <w:gridCol w:w="2563"/>
+        <w:gridCol w:w="6265"/>
+      </w:tblGrid>
+      <w:tr>
+        <w:trPr>
+          <w:tblHeader/>
+          <w:tblCellSpacing w:w="15" w:type="dxa"/>
+        </w:trPr>
+        <w:tc>
+          <w:tcPr>
+            <w:tcW w:w="0" w:type="auto"/>
+            <w:vAlign w:val="center"/>
+            <w:hideMark/>
+          </w:tcPr>
+          <w:p>
+            <w:pPr>
+              <w:rPr>
+                <w:b/>
+                <w:bCs/>
+              </w:rPr>
+            </w:pPr>
+            <w:r>
+              <w:rPr>
+                <w:b/>
+                <w:bCs/>
+              </w:rPr>
+              <w:lastRenderedPageBreak/>
+              <w:t>Identificación del requerimiento:</w:t>
+            </w:r>
+          </w:p>
+        </w:tc>
+        <w:tc>
+          <w:tcPr>
+            <w:tcW w:w="0" w:type="auto"/>
+            <w:vAlign w:val="center"/>
+            <w:hideMark/>
+          </w:tcPr>
+          <w:p>
+            <w:pPr>
+              <w:rPr>
+                <w:b/>
+                <w:bCs/>
+              </w:rPr>
+            </w:pPr>
+            <w:r>
+              <w:rPr>
+                <w:b/>
+                <w:bCs/>
+              </w:rPr>
+              <w:t>RNF05.</w:t>
+            </w:r>
+          </w:p>
+        </w:tc>
+      </w:tr>
+      <w:tr>
+        <w:trPr>
+          <w:tblCellSpacing w:w="15" w:type="dxa"/>
+        </w:trPr>
+        <w:tc>
+          <w:tcPr>
+            <w:tcW w:w="0" w:type="auto"/>
+            <w:vAlign w:val="center"/>
+            <w:hideMark/>
+          </w:tcPr>
+          <w:p>
+            <w:r>
+              <w:rPr>
+                <w:b/>
+                <w:bCs/>
+              </w:rPr>
+              <w:t>Nombre del requerimiento:</w:t>
+            </w:r>
+          </w:p>
+        </w:tc>
+        <w:tc>
+          <w:tcPr>
+            <w:tcW w:w="0" w:type="auto"/>
+            <w:vAlign w:val="center"/>
+            <w:hideMark/>
+          </w:tcPr>
+          <w:p>
+            <w:r>
+              <w:t>Disponibilidad.</w:t>
+            </w:r>
+          </w:p>
+        </w:tc>
+      </w:tr>
+      <w:tr>
+        <w:trPr>
+          <w:tblCellSpacing w:w="15" w:type="dxa"/>
+        </w:trPr>
+        <w:tc>
+          <w:tcPr>
+            <w:tcW w:w="0" w:type="auto"/>
+            <w:vAlign w:val="center"/>
+            <w:hideMark/>
+          </w:tcPr>
+          <w:p>
+            <w:r>
+              <w:rPr>
+                <w:b/>
+                <w:bCs/>
+              </w:rPr>
+              <w:t>Características:</w:t>
+            </w:r>
+          </w:p>
+        </w:tc>
+        <w:tc>
+          <w:tcPr>
+            <w:tcW w:w="0" w:type="auto"/>
+            <w:vAlign w:val="center"/>
+            <w:hideMark/>
+          </w:tcPr>
+          <w:p>
+            <w:r>
+              <w:t>El sistema garantizará la disponibilidad de los servicios ofrecidos a los usuarios de la plataforma.</w:t>
+            </w:r>
+          </w:p>
+        </w:tc>
+      </w:tr>
+      <w:tr>
+        <w:trPr>
+          <w:tblCellSpacing w:w="15" w:type="dxa"/>
+        </w:trPr>
+        <w:tc>
+          <w:tcPr>
+            <w:tcW w:w="0" w:type="auto"/>
+            <w:vAlign w:val="center"/>
+            <w:hideMark/>
+          </w:tcPr>
+          <w:p>
+            <w:r>
+              <w:rPr>
+                <w:b/>
+                <w:bCs/>
+              </w:rPr>
+              <w:t>Descripción del requerimiento:</w:t>
+            </w:r>
+          </w:p>
+        </w:tc>
+        <w:tc>
+          <w:tcPr>
+            <w:tcW w:w="0" w:type="auto"/>
+            <w:vAlign w:val="center"/>
+            <w:hideMark/>
+          </w:tcPr>
+          <w:p>
+            <w:r>
+              <w:t>El sistema estará disponible las 24 horas del día, los 7 días de la semana, salvo interrupciones programadas por mantenimiento.</w:t>
+            </w:r>
+          </w:p>
+        </w:tc>
+      </w:tr>
+      <w:tr>
+        <w:trPr>
+          <w:tblCellSpacing w:w="15" w:type="dxa"/>
+        </w:trPr>
+        <w:tc>
+          <w:tcPr>
+            <w:tcW w:w="0" w:type="auto"/>
+            <w:vAlign w:val="center"/>
+            <w:hideMark/>
+          </w:tcPr>
+          <w:p>
+            <w:r>
+              <w:rPr>
+                <w:b/>
+                <w:bCs/>
+              </w:rPr>
+              <w:t>Prioridad del requerimiento:</w:t>
+            </w:r>
+          </w:p>
+        </w:tc>
+        <w:tc>
+          <w:tcPr>
+            <w:tcW w:w="0" w:type="auto"/>
+            <w:vAlign w:val="center"/>
+            <w:hideMark/>
+          </w:tcPr>
+          <w:p>
+            <w:r>
+              <w:t>Alta.</w:t>
+            </w:r>
+          </w:p>
+        </w:tc>
+      </w:tr>
+    </w:tbl>
+    <w:p/>
+    <w:tbl>
+      <w:tblPr>
+        <w:tblW w:w="0" w:type="auto"/>
+        <w:tblCellSpacing w:w="15" w:type="dxa"/>
+        <w:tblBorders>
+          <w:top w:val="single" w:sz="4" w:space="0" w:color="auto"/>
+          <w:left w:val="single" w:sz="4" w:space="0" w:color="auto"/>
+          <w:bottom w:val="single" w:sz="4" w:space="0" w:color="auto"/>
+          <w:right w:val="single" w:sz="4" w:space="0" w:color="auto"/>
+          <w:insideH w:val="single" w:sz="4" w:space="0" w:color="auto"/>
+          <w:insideV w:val="single" w:sz="4" w:space="0" w:color="auto"/>
+        </w:tblBorders>
+        <w:tblCellMar>
+          <w:top w:w="15" w:type="dxa"/>
+          <w:left w:w="15" w:type="dxa"/>
+          <w:bottom w:w="15" w:type="dxa"/>
+          <w:right w:w="15" w:type="dxa"/>
+        </w:tblCellMar>
+        <w:tblLook w:val="04A0" w:firstRow="1" w:lastRow="0" w:firstColumn="1" w:lastColumn="0" w:noHBand="0" w:noVBand="1"/>
+      </w:tblPr>
+      <w:tblGrid>
+        <w:gridCol w:w="2561"/>
+        <w:gridCol w:w="6267"/>
+      </w:tblGrid>
+      <w:tr>
+        <w:trPr>
+          <w:tblHeader/>
+          <w:tblCellSpacing w:w="15" w:type="dxa"/>
+        </w:trPr>
+        <w:tc>
+          <w:tcPr>
+            <w:tcW w:w="0" w:type="auto"/>
+            <w:vAlign w:val="center"/>
+            <w:hideMark/>
+          </w:tcPr>
+          <w:p>
+            <w:pPr>
+              <w:rPr>
+                <w:b/>
+                <w:bCs/>
+              </w:rPr>
+            </w:pPr>
+            <w:r>
+              <w:rPr>
+                <w:b/>
+                <w:bCs/>
+              </w:rPr>
+              <w:t>Identificación del requerimiento:</w:t>
+            </w:r>
+          </w:p>
+        </w:tc>
+        <w:tc>
+          <w:tcPr>
+            <w:tcW w:w="0" w:type="auto"/>
+            <w:vAlign w:val="center"/>
+            <w:hideMark/>
+          </w:tcPr>
+          <w:p>
+            <w:pPr>
+              <w:rPr>
+                <w:b/>
+                <w:bCs/>
+              </w:rPr>
+            </w:pPr>
+            <w:r>
+              <w:rPr>
+                <w:b/>
+                <w:bCs/>
+              </w:rPr>
+              <w:t>RNF06.</w:t>
+            </w:r>
+          </w:p>
+        </w:tc>
+      </w:tr>
+      <w:tr>
+        <w:trPr>
+          <w:tblCellSpacing w:w="15" w:type="dxa"/>
+        </w:trPr>
+        <w:tc>
+          <w:tcPr>
+            <w:tcW w:w="0" w:type="auto"/>
+            <w:vAlign w:val="center"/>
+            <w:hideMark/>
+          </w:tcPr>
+          <w:p>
+            <w:r>
+              <w:rPr>
+                <w:b/>
+                <w:bCs/>
+              </w:rPr>
+              <w:t>Nombre del requerimiento:</w:t>
+            </w:r>
+          </w:p>
+        </w:tc>
+        <w:tc>
+          <w:tcPr>
+            <w:tcW w:w="0" w:type="auto"/>
+            <w:vAlign w:val="center"/>
+            <w:hideMark/>
+          </w:tcPr>
+          <w:p>
+            <w:r>
+              <w:t>Compatibilidad.</w:t>
+            </w:r>
+          </w:p>
+        </w:tc>
+      </w:tr>
+      <w:tr>
+        <w:trPr>
+          <w:tblCellSpacing w:w="15" w:type="dxa"/>
+        </w:trPr>
+        <w:tc>
+          <w:tcPr>
+            <w:tcW w:w="0" w:type="auto"/>
+            <w:vAlign w:val="center"/>
+            <w:hideMark/>
+          </w:tcPr>
+          <w:p>
+            <w:r>
+              <w:rPr>
+                <w:b/>
+                <w:bCs/>
+              </w:rPr>
+              <w:t>Características:</w:t>
+            </w:r>
+          </w:p>
+        </w:tc>
+        <w:tc>
+          <w:tcPr>
+            <w:tcW w:w="0" w:type="auto"/>
+            <w:vAlign w:val="center"/>
+            <w:hideMark/>
+          </w:tcPr>
+          <w:p>
+            <w:r>
+              <w:t>El sistema permitirá su utilización desde diferentes dispositivos y navegadores web.</w:t>
+            </w:r>
+          </w:p>
+        </w:tc>
+      </w:tr>
+      <w:tr>
+        <w:trPr>
+          <w:tblCellSpacing w:w="15" w:type="dxa"/>
+        </w:trPr>
+        <w:tc>
+          <w:tcPr>
+            <w:tcW w:w="0" w:type="auto"/>
+            <w:vAlign w:val="center"/>
+            <w:hideMark/>
+          </w:tcPr>
+          <w:p>
+            <w:r>
+              <w:rPr>
+                <w:b/>
+                <w:bCs/>
+              </w:rPr>
+              <w:t>Descripción del requerimiento:</w:t>
+            </w:r>
+          </w:p>
+        </w:tc>
+        <w:tc>
+          <w:tcPr>
+            <w:tcW w:w="0" w:type="auto"/>
+            <w:vAlign w:val="center"/>
+            <w:hideMark/>
+          </w:tcPr>
+          <w:p>
+            <w:r>
+              <w:t>El sistema deberá funcionar correctamente en computadores y dispositivos móviles utilizando los principales navegadores web.</w:t>
+            </w:r>
+          </w:p>
+        </w:tc>
+      </w:tr>
+      <w:tr>
+        <w:trPr>
+          <w:tblCellSpacing w:w="15" w:type="dxa"/>
+        </w:trPr>
+        <w:tc>
+          <w:tcPr>
+            <w:tcW w:w="0" w:type="auto"/>
+            <w:vAlign w:val="center"/>
+            <w:hideMark/>
+          </w:tcPr>
+          <w:p>
+            <w:r>
+              <w:rPr>
+                <w:b/>
+                <w:bCs/>
+              </w:rPr>
+              <w:t>Prioridad del requerimiento:</w:t>
+            </w:r>
+          </w:p>
+        </w:tc>
+        <w:tc>
+          <w:tcPr>
+            <w:tcW w:w="0" w:type="auto"/>
+            <w:vAlign w:val="center"/>
+            <w:hideMark/>
+          </w:tcPr>
+          <w:p>
+            <w:r>
+              <w:t>Alta.</w:t>
+            </w:r>
+          </w:p>
+        </w:tc>
+      </w:tr>
+    </w:tbl>
+    <w:p/>
+    <w:p/>
+    <w:tbl>
+      <w:tblPr>
+        <w:tblW w:w="0" w:type="auto"/>
+        <w:tblCellSpacing w:w="15" w:type="dxa"/>
+        <w:tblBorders>
+          <w:top w:val="single" w:sz="4" w:space="0" w:color="auto"/>
+          <w:left w:val="single" w:sz="4" w:space="0" w:color="auto"/>
+          <w:bottom w:val="single" w:sz="4" w:space="0" w:color="auto"/>
+          <w:right w:val="single" w:sz="4" w:space="0" w:color="auto"/>
+          <w:insideH w:val="single" w:sz="4" w:space="0" w:color="auto"/>
+          <w:insideV w:val="single" w:sz="4" w:space="0" w:color="auto"/>
+        </w:tblBorders>
+        <w:tblCellMar>
+          <w:top w:w="15" w:type="dxa"/>
+          <w:left w:w="15" w:type="dxa"/>
+          <w:bottom w:w="15" w:type="dxa"/>
+          <w:right w:w="15" w:type="dxa"/>
+        </w:tblCellMar>
+        <w:tblLook w:val="04A0" w:firstRow="1" w:lastRow="0" w:firstColumn="1" w:lastColumn="0" w:noHBand="0" w:noVBand="1"/>
+      </w:tblPr>
+      <w:tblGrid>
+        <w:gridCol w:w="2550"/>
+        <w:gridCol w:w="6278"/>
+      </w:tblGrid>
+      <w:tr>
+        <w:trPr>
+          <w:tblHeader/>
+          <w:tblCellSpacing w:w="15" w:type="dxa"/>
+        </w:trPr>
+        <w:tc>
+          <w:tcPr>
+            <w:tcW w:w="0" w:type="auto"/>
+            <w:vAlign w:val="center"/>
+            <w:hideMark/>
+          </w:tcPr>
+          <w:p>
+            <w:pPr>
+              <w:rPr>
+                <w:b/>
+                <w:bCs/>
+              </w:rPr>
+            </w:pPr>
+            <w:r>
+              <w:rPr>
+                <w:b/>
+                <w:bCs/>
+              </w:rPr>
+              <w:lastRenderedPageBreak/>
+              <w:t>Identificación del requerimiento:</w:t>
+            </w:r>
+          </w:p>
+        </w:tc>
+        <w:tc>
+          <w:tcPr>
+            <w:tcW w:w="0" w:type="auto"/>
+            <w:vAlign w:val="center"/>
+            <w:hideMark/>
+          </w:tcPr>
+          <w:p>
+            <w:pPr>
+              <w:rPr>
+                <w:b/>
+                <w:bCs/>
+              </w:rPr>
+            </w:pPr>
+            <w:r>
+              <w:rPr>
+                <w:b/>
+                <w:bCs/>
+              </w:rPr>
+              <w:t>RNF07.</w:t>
+            </w:r>
+          </w:p>
+        </w:tc>
+      </w:tr>
+      <w:tr>
+        <w:trPr>
+          <w:tblCellSpacing w:w="15" w:type="dxa"/>
+        </w:trPr>
+        <w:tc>
+          <w:tcPr>
+            <w:tcW w:w="0" w:type="auto"/>
+            <w:vAlign w:val="center"/>
+            <w:hideMark/>
+          </w:tcPr>
+          <w:p>
+            <w:r>
+              <w:rPr>
+                <w:b/>
+                <w:bCs/>
+              </w:rPr>
+              <w:t>Nombre del requerimiento:</w:t>
+            </w:r>
+          </w:p>
+        </w:tc>
+        <w:tc>
+          <w:tcPr>
+            <w:tcW w:w="0" w:type="auto"/>
+            <w:vAlign w:val="center"/>
+            <w:hideMark/>
+          </w:tcPr>
+          <w:p>
+            <w:r>
+              <w:t>Usabilidad.</w:t>
+            </w:r>
+          </w:p>
+        </w:tc>
+      </w:tr>
+      <w:tr>
+        <w:trPr>
+          <w:tblCellSpacing w:w="15" w:type="dxa"/>
+        </w:trPr>
+        <w:tc>
+          <w:tcPr>
+            <w:tcW w:w="0" w:type="auto"/>
+            <w:vAlign w:val="center"/>
+            <w:hideMark/>
+          </w:tcPr>
+          <w:p>
+            <w:r>
+              <w:rPr>
+                <w:b/>
+                <w:bCs/>
+              </w:rPr>
+              <w:t>Características:</w:t>
+            </w:r>
+          </w:p>
+        </w:tc>
+        <w:tc>
+          <w:tcPr>
+            <w:tcW w:w="0" w:type="auto"/>
+            <w:vAlign w:val="center"/>
+            <w:hideMark/>
+          </w:tcPr>
+          <w:p>
+            <w:r>
+              <w:t>El sistema ofrecerá una interfaz intuitiva y de fácil navegación para los usuarios.</w:t>
+            </w:r>
+          </w:p>
+        </w:tc>
+      </w:tr>
+      <w:tr>
+        <w:trPr>
+          <w:tblCellSpacing w:w="15" w:type="dxa"/>
+        </w:trPr>
+        <w:tc>
+          <w:tcPr>
+            <w:tcW w:w="0" w:type="auto"/>
+            <w:vAlign w:val="center"/>
+            <w:hideMark/>
+          </w:tcPr>
+          <w:p>
+            <w:r>
+              <w:rPr>
+                <w:b/>
+                <w:bCs/>
+              </w:rPr>
+              <w:t>Descripción del requerimiento:</w:t>
+            </w:r>
+          </w:p>
+        </w:tc>
+        <w:tc>
+          <w:tcPr>
+            <w:tcW w:w="0" w:type="auto"/>
+            <w:vAlign w:val="center"/>
+            <w:hideMark/>
+          </w:tcPr>
+          <w:p>
+            <w:r>
+              <w:t>El sistema presentará una organización clara de la información, facilitando la consulta y el uso de las funcionalidades disponibles.</w:t>
+            </w:r>
+          </w:p>
+        </w:tc>
+      </w:tr>
+      <w:tr>
+        <w:trPr>
+          <w:tblCellSpacing w:w="15" w:type="dxa"/>
+        </w:trPr>
+        <w:tc>
+          <w:tcPr>
+            <w:tcW w:w="0" w:type="auto"/>
+            <w:vAlign w:val="center"/>
+            <w:hideMark/>
+          </w:tcPr>
+          <w:p>
+            <w:r>
+              <w:rPr>
+                <w:b/>
+                <w:bCs/>
+              </w:rPr>
+              <w:t>Prioridad del requerimiento:</w:t>
+            </w:r>
+          </w:p>
+        </w:tc>
+        <w:tc>
+          <w:tcPr>
+            <w:tcW w:w="0" w:type="auto"/>
+            <w:vAlign w:val="center"/>
+            <w:hideMark/>
+          </w:tcPr>
+          <w:p>
+            <w:r>
+              <w:t>Media.</w:t>
+            </w:r>
+          </w:p>
+        </w:tc>
+      </w:tr>
+    </w:tbl>
+    <w:p/>
+    <w:tbl>
+      <w:tblPr>
+        <w:tblW w:w="0" w:type="auto"/>
+        <w:tblCellSpacing w:w="15" w:type="dxa"/>
+        <w:tblBorders>
+          <w:top w:val="single" w:sz="4" w:space="0" w:color="auto"/>
+          <w:left w:val="single" w:sz="4" w:space="0" w:color="auto"/>
+          <w:bottom w:val="single" w:sz="4" w:space="0" w:color="auto"/>
+          <w:right w:val="single" w:sz="4" w:space="0" w:color="auto"/>
+          <w:insideH w:val="single" w:sz="4" w:space="0" w:color="auto"/>
+          <w:insideV w:val="single" w:sz="4" w:space="0" w:color="auto"/>
+        </w:tblBorders>
+        <w:tblCellMar>
+          <w:top w:w="15" w:type="dxa"/>
+          <w:left w:w="15" w:type="dxa"/>
+          <w:bottom w:w="15" w:type="dxa"/>
+          <w:right w:w="15" w:type="dxa"/>
+        </w:tblCellMar>
+        <w:tblLook w:val="04A0" w:firstRow="1" w:lastRow="0" w:firstColumn="1" w:lastColumn="0" w:noHBand="0" w:noVBand="1"/>
+      </w:tblPr>
+      <w:tblGrid>
+        <w:gridCol w:w="2440"/>
+        <w:gridCol w:w="6388"/>
+      </w:tblGrid>
+      <w:tr>
+        <w:trPr>
+          <w:tblHeader/>
+          <w:tblCellSpacing w:w="15" w:type="dxa"/>
+        </w:trPr>
+        <w:tc>
+          <w:tcPr>
+            <w:tcW w:w="0" w:type="auto"/>
+            <w:vAlign w:val="center"/>
+            <w:hideMark/>
+          </w:tcPr>
+          <w:p>
+            <w:pPr>
+              <w:rPr>
+                <w:b/>
+                <w:bCs/>
+              </w:rPr>
+            </w:pPr>
+            <w:r>
+              <w:rPr>
+                <w:b/>
+                <w:bCs/>
+              </w:rPr>
+              <w:t>Identificación del requerimiento:</w:t>
+            </w:r>
+          </w:p>
+        </w:tc>
+        <w:tc>
+          <w:tcPr>
+            <w:tcW w:w="0" w:type="auto"/>
+            <w:vAlign w:val="center"/>
+            <w:hideMark/>
+          </w:tcPr>
+          <w:p>
+            <w:pPr>
+              <w:rPr>
+                <w:b/>
+                <w:bCs/>
+              </w:rPr>
+            </w:pPr>
+            <w:r>
+              <w:rPr>
+                <w:b/>
+                <w:bCs/>
+              </w:rPr>
+              <w:t>RNF08.</w:t>
+            </w:r>
+          </w:p>
+        </w:tc>
+      </w:tr>
+      <w:tr>
+        <w:trPr>
+          <w:tblCellSpacing w:w="15" w:type="dxa"/>
+        </w:trPr>
+        <w:tc>
+          <w:tcPr>
+            <w:tcW w:w="0" w:type="auto"/>
+            <w:vAlign w:val="center"/>
+            <w:hideMark/>
+          </w:tcPr>
+          <w:p>
+            <w:r>
+              <w:rPr>
+                <w:b/>
+                <w:bCs/>
+              </w:rPr>
+              <w:t>Nombre del requerimiento:</w:t>
+            </w:r>
+          </w:p>
+        </w:tc>
+        <w:tc>
+          <w:tcPr>
+            <w:tcW w:w="0" w:type="auto"/>
+            <w:vAlign w:val="center"/>
+            <w:hideMark/>
+          </w:tcPr>
+          <w:p>
+            <w:r>
+              <w:t>Escalabilidad.</w:t>
+            </w:r>
+          </w:p>
+        </w:tc>
+      </w:tr>
+      <w:tr>
+        <w:trPr>
+          <w:tblCellSpacing w:w="15" w:type="dxa"/>
+        </w:trPr>
+        <w:tc>
+          <w:tcPr>
+            <w:tcW w:w="0" w:type="auto"/>
+            <w:vAlign w:val="center"/>
+            <w:hideMark/>
+          </w:tcPr>
+          <w:p>
+            <w:r>
+              <w:rPr>
+                <w:b/>
+                <w:bCs/>
+              </w:rPr>
+              <w:t>Características:</w:t>
+            </w:r>
+          </w:p>
+        </w:tc>
+        <w:tc>
+          <w:tcPr>
+            <w:tcW w:w="0" w:type="auto"/>
+            <w:vAlign w:val="center"/>
+            <w:hideMark/>
+          </w:tcPr>
+          <w:p>
+            <w:r>
+              <w:t>El sistema permitirá el crecimiento de la cantidad de usuarios y publicaciones registradas.</w:t>
+            </w:r>
+          </w:p>
+        </w:tc>
+      </w:tr>
+      <w:tr>
+        <w:trPr>
+          <w:tblCellSpacing w:w="15" w:type="dxa"/>
+        </w:trPr>
+        <w:tc>
+          <w:tcPr>
+            <w:tcW w:w="0" w:type="auto"/>
+            <w:vAlign w:val="center"/>
+            <w:hideMark/>
+          </w:tcPr>
+          <w:p>
+            <w:r>
+              <w:rPr>
+                <w:b/>
+                <w:bCs/>
+              </w:rPr>
+              <w:t>Descripción del requerimiento:</w:t>
+            </w:r>
+          </w:p>
+        </w:tc>
+        <w:tc>
+          <w:tcPr>
+            <w:tcW w:w="0" w:type="auto"/>
+            <w:vAlign w:val="center"/>
+            <w:hideMark/>
+          </w:tcPr>
+          <w:p>
+            <w:r>
+              <w:t>El sistema deberá soportar el aumento progresivo de clientes, fundaciones, eventos y publicaciones sin afectar significativamente su funcionamiento.</w:t>
+            </w:r>
+          </w:p>
+        </w:tc>
+      </w:tr>
+      <w:tr>
+        <w:trPr>
+          <w:tblCellSpacing w:w="15" w:type="dxa"/>
+        </w:trPr>
+        <w:tc>
+          <w:tcPr>
+            <w:tcW w:w="0" w:type="auto"/>
+            <w:vAlign w:val="center"/>
+            <w:hideMark/>
+          </w:tcPr>
+          <w:p>
+            <w:r>
+              <w:rPr>
+                <w:b/>
+                <w:bCs/>
+              </w:rPr>
+              <w:t>Prioridad del requerimiento:</w:t>
+            </w:r>
+          </w:p>
+        </w:tc>
+        <w:tc>
+          <w:tcPr>
+            <w:tcW w:w="0" w:type="auto"/>
+            <w:vAlign w:val="center"/>
+            <w:hideMark/>
+          </w:tcPr>
+          <w:p>
+            <w:r>
+              <w:t>Media.</w:t>
+            </w:r>
+          </w:p>
+        </w:tc>
+      </w:tr>
+    </w:tbl>
+    <w:p/>
+    <w:p/>
+    <w:tbl>
+      <w:tblPr>
+        <w:tblW w:w="0" w:type="auto"/>
+        <w:tblCellSpacing w:w="15" w:type="dxa"/>
+        <w:tblBorders>
+          <w:top w:val="single" w:sz="4" w:space="0" w:color="auto"/>
+          <w:left w:val="single" w:sz="4" w:space="0" w:color="auto"/>
+          <w:bottom w:val="single" w:sz="4" w:space="0" w:color="auto"/>
+          <w:right w:val="single" w:sz="4" w:space="0" w:color="auto"/>
+          <w:insideH w:val="single" w:sz="4" w:space="0" w:color="auto"/>
+          <w:insideV w:val="single" w:sz="4" w:space="0" w:color="auto"/>
+        </w:tblBorders>
+        <w:tblCellMar>
+          <w:top w:w="15" w:type="dxa"/>
+          <w:left w:w="15" w:type="dxa"/>
+          <w:bottom w:w="15" w:type="dxa"/>
+          <w:right w:w="15" w:type="dxa"/>
+        </w:tblCellMar>
+        <w:tblLook w:val="04A0" w:firstRow="1" w:lastRow="0" w:firstColumn="1" w:lastColumn="0" w:noHBand="0" w:noVBand="1"/>
+      </w:tblPr>
+      <w:tblGrid>
+        <w:gridCol w:w="2592"/>
+        <w:gridCol w:w="6236"/>
+      </w:tblGrid>
+      <w:tr>
+        <w:trPr>
+          <w:tblHeader/>
+          <w:tblCellSpacing w:w="15" w:type="dxa"/>
+        </w:trPr>
+        <w:tc>
+          <w:tcPr>
+            <w:tcW w:w="0" w:type="auto"/>
+            <w:vAlign w:val="center"/>
+            <w:hideMark/>
+          </w:tcPr>
+          <w:p>
+            <w:pPr>
+              <w:rPr>
+                <w:b/>
+                <w:bCs/>
+              </w:rPr>
+            </w:pPr>
+            <w:r>
+              <w:rPr>
+                <w:b/>
+                <w:bCs/>
+              </w:rPr>
+              <w:lastRenderedPageBreak/>
+              <w:t>Identificación del requerimiento:</w:t>
+            </w:r>
+          </w:p>
+        </w:tc>
+        <w:tc>
+          <w:tcPr>
+            <w:tcW w:w="0" w:type="auto"/>
+            <w:vAlign w:val="center"/>
+            <w:hideMark/>
+          </w:tcPr>
+          <w:p>
+            <w:pPr>
+              <w:rPr>
+                <w:b/>
+                <w:bCs/>
+              </w:rPr>
+            </w:pPr>
+            <w:r>
+              <w:rPr>
+                <w:b/>
+                <w:bCs/>
+              </w:rPr>
+              <w:t>RNF09.</w:t>
+            </w:r>
+          </w:p>
+        </w:tc>
+      </w:tr>
+      <w:tr>
+        <w:trPr>
+          <w:tblCellSpacing w:w="15" w:type="dxa"/>
+        </w:trPr>
+        <w:tc>
+          <w:tcPr>
+            <w:tcW w:w="0" w:type="auto"/>
+            <w:vAlign w:val="center"/>
+            <w:hideMark/>
+          </w:tcPr>
+          <w:p>
+            <w:r>
+              <w:rPr>
+                <w:b/>
+                <w:bCs/>
+              </w:rPr>
+              <w:t>Nombre del requerimiento:</w:t>
+            </w:r>
+          </w:p>
+        </w:tc>
+        <w:tc>
+          <w:tcPr>
+            <w:tcW w:w="0" w:type="auto"/>
+            <w:vAlign w:val="center"/>
+            <w:hideMark/>
+          </w:tcPr>
+          <w:p>
+            <w:r>
+              <w:t>Respaldo de información.</w:t>
+            </w:r>
+          </w:p>
+        </w:tc>
+      </w:tr>
+      <w:tr>
+        <w:trPr>
+          <w:tblCellSpacing w:w="15" w:type="dxa"/>
+        </w:trPr>
+        <w:tc>
+          <w:tcPr>
+            <w:tcW w:w="0" w:type="auto"/>
+            <w:vAlign w:val="center"/>
+            <w:hideMark/>
+          </w:tcPr>
+          <w:p>
+            <w:r>
+              <w:rPr>
+                <w:b/>
+                <w:bCs/>
+              </w:rPr>
+              <w:t>Características:</w:t>
+            </w:r>
+          </w:p>
+        </w:tc>
+        <w:tc>
+          <w:tcPr>
+            <w:tcW w:w="0" w:type="auto"/>
+            <w:vAlign w:val="center"/>
+            <w:hideMark/>
+          </w:tcPr>
+          <w:p>
+            <w:r>
+              <w:t>El sistema garantizará la conservación de la información almacenada.</w:t>
+            </w:r>
+          </w:p>
+        </w:tc>
+      </w:tr>
+      <w:tr>
+        <w:trPr>
+          <w:tblCellSpacing w:w="15" w:type="dxa"/>
+        </w:trPr>
+        <w:tc>
+          <w:tcPr>
+            <w:tcW w:w="0" w:type="auto"/>
+            <w:vAlign w:val="center"/>
+            <w:hideMark/>
+          </w:tcPr>
+          <w:p>
+            <w:r>
+              <w:rPr>
+                <w:b/>
+                <w:bCs/>
+              </w:rPr>
+              <w:t>Descripción del requerimiento:</w:t>
+            </w:r>
+          </w:p>
+        </w:tc>
+        <w:tc>
+          <w:tcPr>
+            <w:tcW w:w="0" w:type="auto"/>
+            <w:vAlign w:val="center"/>
+            <w:hideMark/>
+          </w:tcPr>
+          <w:p>
+            <w:r>
+              <w:t>El sistema realizará copias de seguridad periódicas con el fin de prevenir la pérdida de información registrada en la plataforma.</w:t>
+            </w:r>
+          </w:p>
+        </w:tc>
+      </w:tr>
+      <w:tr>
+        <w:trPr>
+          <w:tblCellSpacing w:w="15" w:type="dxa"/>
+        </w:trPr>
+        <w:tc>
+          <w:tcPr>
+            <w:tcW w:w="0" w:type="auto"/>
+            <w:vAlign w:val="center"/>
+            <w:hideMark/>
+          </w:tcPr>
+          <w:p>
+            <w:r>
+              <w:rPr>
+                <w:b/>
+                <w:bCs/>
+              </w:rPr>
+              <w:t>Prioridad del requerimiento:</w:t>
+            </w:r>
+          </w:p>
+        </w:tc>
+        <w:tc>
+          <w:tcPr>
+            <w:tcW w:w="0" w:type="auto"/>
+            <w:vAlign w:val="center"/>
+            <w:hideMark/>
+          </w:tcPr>
+          <w:p>
+            <w:r>
+              <w:t>Alta.</w:t>
+            </w:r>
+          </w:p>
+        </w:tc>
+      </w:tr>
+    </w:tbl>
+    <w:p/>
+    <w:tbl>
+      <w:tblPr>
+        <w:tblW w:w="0" w:type="auto"/>
+        <w:tblCellSpacing w:w="15" w:type="dxa"/>
+        <w:tblBorders>
+          <w:top w:val="single" w:sz="4" w:space="0" w:color="auto"/>
+          <w:left w:val="single" w:sz="4" w:space="0" w:color="auto"/>
+          <w:bottom w:val="single" w:sz="4" w:space="0" w:color="auto"/>
+          <w:right w:val="single" w:sz="4" w:space="0" w:color="auto"/>
+          <w:insideH w:val="single" w:sz="4" w:space="0" w:color="auto"/>
+          <w:insideV w:val="single" w:sz="4" w:space="0" w:color="auto"/>
+        </w:tblBorders>
+        <w:tblCellMar>
+          <w:top w:w="15" w:type="dxa"/>
+          <w:left w:w="15" w:type="dxa"/>
+          <w:bottom w:w="15" w:type="dxa"/>
+          <w:right w:w="15" w:type="dxa"/>
+        </w:tblCellMar>
+        <w:tblLook w:val="04A0" w:firstRow="1" w:lastRow="0" w:firstColumn="1" w:lastColumn="0" w:noHBand="0" w:noVBand="1"/>
+      </w:tblPr>
+      <w:tblGrid>
+        <w:gridCol w:w="2567"/>
+        <w:gridCol w:w="6261"/>
+      </w:tblGrid>
+      <w:tr>
+        <w:trPr>
+          <w:tblHeader/>
+          <w:tblCellSpacing w:w="15" w:type="dxa"/>
+        </w:trPr>
+        <w:tc>
+          <w:tcPr>
+            <w:tcW w:w="0" w:type="auto"/>
+            <w:vAlign w:val="center"/>
+            <w:hideMark/>
+          </w:tcPr>
+          <w:p>
+            <w:pPr>
+              <w:rPr>
+                <w:b/>
+                <w:bCs/>
+              </w:rPr>
+            </w:pPr>
+            <w:r>
+              <w:rPr>
+                <w:b/>
+                <w:bCs/>
+              </w:rPr>
+              <w:t>Identificación del requerimiento:</w:t>
+            </w:r>
+          </w:p>
+        </w:tc>
+        <w:tc>
+          <w:tcPr>
+            <w:tcW w:w="0" w:type="auto"/>
+            <w:vAlign w:val="center"/>
+            <w:hideMark/>
+          </w:tcPr>
+          <w:p>
+            <w:pPr>
+              <w:rPr>
+                <w:b/>
+                <w:bCs/>
+              </w:rPr>
+            </w:pPr>
+            <w:r>
+              <w:rPr>
+                <w:b/>
+                <w:bCs/>
+              </w:rPr>
+              <w:t>RNF10.</w:t>
+            </w:r>
+          </w:p>
+        </w:tc>
+      </w:tr>
+      <w:tr>
+        <w:trPr>
+          <w:tblCellSpacing w:w="15" w:type="dxa"/>
+        </w:trPr>
+        <w:tc>
+          <w:tcPr>
+            <w:tcW w:w="0" w:type="auto"/>
+            <w:vAlign w:val="center"/>
+            <w:hideMark/>
+          </w:tcPr>
+          <w:p>
+            <w:r>
+              <w:rPr>
+                <w:b/>
+                <w:bCs/>
+              </w:rPr>
+              <w:t>Nombre del requerimiento:</w:t>
+            </w:r>
+          </w:p>
+        </w:tc>
+        <w:tc>
+          <w:tcPr>
+            <w:tcW w:w="0" w:type="auto"/>
+            <w:vAlign w:val="center"/>
+            <w:hideMark/>
+          </w:tcPr>
+          <w:p>
+            <w:r>
+              <w:t>Integridad de datos.</w:t>
+            </w:r>
+          </w:p>
+        </w:tc>
+      </w:tr>
+      <w:tr>
+        <w:trPr>
+          <w:tblCellSpacing w:w="15" w:type="dxa"/>
+        </w:trPr>
+        <w:tc>
+          <w:tcPr>
+            <w:tcW w:w="0" w:type="auto"/>
+            <w:vAlign w:val="center"/>
+            <w:hideMark/>
+          </w:tcPr>
+          <w:p>
+            <w:r>
+              <w:rPr>
+                <w:b/>
+                <w:bCs/>
+              </w:rPr>
+              <w:t>Características:</w:t>
+            </w:r>
+          </w:p>
+        </w:tc>
+        <w:tc>
+          <w:tcPr>
+            <w:tcW w:w="0" w:type="auto"/>
+            <w:vAlign w:val="center"/>
+            <w:hideMark/>
+          </w:tcPr>
+          <w:p>
+            <w:r>
+              <w:t>El sistema garantizará la consistencia y validez de la información almacenada.</w:t>
+            </w:r>
+          </w:p>
+        </w:tc>
+      </w:tr>
+      <w:tr>
+        <w:trPr>
+          <w:tblCellSpacing w:w="15" w:type="dxa"/>
+        </w:trPr>
+        <w:tc>
+          <w:tcPr>
+            <w:tcW w:w="0" w:type="auto"/>
+            <w:vAlign w:val="center"/>
+            <w:hideMark/>
+          </w:tcPr>
+          <w:p>
+            <w:r>
+              <w:rPr>
+                <w:b/>
+                <w:bCs/>
+              </w:rPr>
+              <w:t>Descripción del requerimiento:</w:t>
+            </w:r>
+          </w:p>
+        </w:tc>
+        <w:tc>
+          <w:tcPr>
+            <w:tcW w:w="0" w:type="auto"/>
+            <w:vAlign w:val="center"/>
+            <w:hideMark/>
+          </w:tcPr>
+          <w:p>
+            <w:r>
+              <w:t>El sistema verificará que los datos registrados y actualizados mantengan su coherencia y correspondan a la información esperada.</w:t>
+            </w:r>
+          </w:p>
+        </w:tc>
+      </w:tr>
+      <w:tr>
+        <w:trPr>
+          <w:tblCellSpacing w:w="15" w:type="dxa"/>
+        </w:trPr>
+        <w:tc>
+          <w:tcPr>
+            <w:tcW w:w="0" w:type="auto"/>
+            <w:vAlign w:val="center"/>
+            <w:hideMark/>
+          </w:tcPr>
+          <w:p>
+            <w:r>
+              <w:rPr>
+                <w:b/>
+                <w:bCs/>
+              </w:rPr>
+              <w:t>Prioridad del requerimiento:</w:t>
+            </w:r>
+          </w:p>
+        </w:tc>
+        <w:tc>
+          <w:tcPr>
+            <w:tcW w:w="0" w:type="auto"/>
+            <w:vAlign w:val="center"/>
+            <w:hideMark/>
+          </w:tcPr>
+          <w:p>
+            <w:r>
+              <w:t>Alta.</w:t>
+            </w:r>
+          </w:p>
+        </w:tc>
+      </w:tr>
+    </w:tbl>
     <w:p/>
     <w:sectPr>
       <w:pgSz w:w="12240" w:h="15840"/>
@@ -13169,7 +17341,7 @@
 </file>
 
 <file path=word/styles.xml><?xml version="1.0" encoding="utf-8"?>
-<w:styles xmlns:mc="http://schemas.openxmlformats.org/markup-compatibility/2006" xmlns:r="http://schemas.openxmlformats.org/officeDocument/2006/relationships" xmlns:w="http://schemas.openxmlformats.org/wordprocessingml/2006/main" xmlns:w14="http://schemas.microsoft.com/office/word/2010/wordml" xmlns:w15="http://schemas.microsoft.com/office/word/2012/wordml" xmlns:w16cex="http://schemas.microsoft.com/office/word/2018/wordml/cex" xmlns:w16cid="http://schemas.microsoft.com/office/word/2016/wordml/cid" xmlns:w16="http://schemas.microsoft.com/office/word/2018/wordml" xmlns:w16sdtdh="http://schemas.microsoft.com/office/word/2020/wordml/sdtdatahash" xmlns:w16se="http://schemas.microsoft.com/office/word/2015/wordml/symex" mc:Ignorable="w14 w15 w16se w16cid w16 w16cex w16sdtdh">
+<w:styles xmlns:mc="http://schemas.openxmlformats.org/markup-compatibility/2006" xmlns:r="http://schemas.openxmlformats.org/officeDocument/2006/relationships" xmlns:w="http://schemas.openxmlformats.org/wordprocessingml/2006/main" xmlns:w14="http://schemas.microsoft.com/office/word/2010/wordml" xmlns:w15="http://schemas.microsoft.com/office/word/2012/wordml" xmlns:w16cex="http://schemas.microsoft.com/office/word/2018/wordml/cex" xmlns:w16cid="http://schemas.microsoft.com/office/word/2016/wordml/cid" xmlns:w16="http://schemas.microsoft.com/office/word/2018/wordml" xmlns:w16du="http://schemas.microsoft.com/office/word/2023/wordml/word16du" xmlns:w16sdtdh="http://schemas.microsoft.com/office/word/2020/wordml/sdtdatahash" xmlns:w16sdtfl="http://schemas.microsoft.com/office/word/2024/wordml/sdtformatlock" xmlns:w16se="http://schemas.microsoft.com/office/word/2015/wordml/symex" mc:Ignorable="w14 w15 w16se w16cid w16 w16cex w16sdtdh w16sdtfl w16du">
   <w:docDefaults>
     <w:rPrDefault>
       <w:rPr>

--- a/1.COMPOENTES_METODOLOGICOS/IEEE/Identificación del requerimiento.docx
+++ b/1.COMPOENTES_METODOLOGICOS/IEEE/Identificación del requerimiento.docx
@@ -1,6 +1,6 @@
 
 <file path=word/document.xml><?xml version="1.0" encoding="utf-8"?>
-<w:document xmlns:wpc="http://schemas.microsoft.com/office/word/2010/wordprocessingCanvas" xmlns:cx="http://schemas.microsoft.com/office/drawing/2014/chartex" xmlns:cx1="http://schemas.microsoft.com/office/drawing/2015/9/8/chartex" xmlns:cx2="http://schemas.microsoft.com/office/drawing/2015/10/21/chartex" xmlns:cx3="http://schemas.microsoft.com/office/drawing/2016/5/9/chartex" xmlns:cx4="http://schemas.microsoft.com/office/drawing/2016/5/10/chartex" xmlns:cx5="http://schemas.microsoft.com/office/drawing/2016/5/11/chartex" xmlns:cx6="http://schemas.microsoft.com/office/drawing/2016/5/12/chartex" xmlns:cx7="http://schemas.microsoft.com/office/drawing/2016/5/13/chartex" xmlns:cx8="http://schemas.microsoft.com/office/drawing/2016/5/14/chartex" xmlns:mc="http://schemas.openxmlformats.org/markup-compatibility/2006" xmlns:aink="http://schemas.microsoft.com/office/drawing/2016/ink" xmlns:am3d="http://schemas.microsoft.com/office/drawing/2017/model3d" xmlns:o="urn:schemas-microsoft-com:office:office" xmlns:oel="http://schemas.microsoft.com/office/2019/extlst" xmlns:r="http://schemas.openxmlformats.org/officeDocument/2006/relationships" xmlns:m="http://schemas.openxmlformats.org/officeDocument/2006/math" xmlns:v="urn:schemas-microsoft-com:vml" xmlns:wp14="http://schemas.microsoft.com/office/word/2010/wordprocessingDrawing" xmlns:wp="http://schemas.openxmlformats.org/drawingml/2006/wordprocessingDrawing" xmlns:w10="urn:schemas-microsoft-com:office:word" xmlns:w="http://schemas.openxmlformats.org/wordprocessingml/2006/main" xmlns:w14="http://schemas.microsoft.com/office/word/2010/wordml" xmlns:w15="http://schemas.microsoft.com/office/word/2012/wordml" xmlns:w16cex="http://schemas.microsoft.com/office/word/2018/wordml/cex" xmlns:w16cid="http://schemas.microsoft.com/office/word/2016/wordml/cid" xmlns:w16="http://schemas.microsoft.com/office/word/2018/wordml" xmlns:w16du="http://schemas.microsoft.com/office/word/2023/wordml/word16du" xmlns:w16sdtdh="http://schemas.microsoft.com/office/word/2020/wordml/sdtdatahash" xmlns:w16sdtfl="http://schemas.microsoft.com/office/word/2024/wordml/sdtformatlock" xmlns:w16se="http://schemas.microsoft.com/office/word/2015/wordml/symex" xmlns:wpg="http://schemas.microsoft.com/office/word/2010/wordprocessingGroup" xmlns:wpi="http://schemas.microsoft.com/office/word/2010/wordprocessingInk" xmlns:wne="http://schemas.microsoft.com/office/word/2006/wordml" xmlns:wps="http://schemas.microsoft.com/office/word/2010/wordprocessingShape" mc:Ignorable="w14 w15 w16se w16cid w16 w16cex w16sdtdh w16sdtfl w16du wp14">
+<w:document xmlns:wpc="http://schemas.microsoft.com/office/word/2010/wordprocessingCanvas" xmlns:cx="http://schemas.microsoft.com/office/drawing/2014/chartex" xmlns:cx1="http://schemas.microsoft.com/office/drawing/2015/9/8/chartex" xmlns:cx2="http://schemas.microsoft.com/office/drawing/2015/10/21/chartex" xmlns:cx3="http://schemas.microsoft.com/office/drawing/2016/5/9/chartex" xmlns:cx4="http://schemas.microsoft.com/office/drawing/2016/5/10/chartex" xmlns:cx5="http://schemas.microsoft.com/office/drawing/2016/5/11/chartex" xmlns:cx6="http://schemas.microsoft.com/office/drawing/2016/5/12/chartex" xmlns:cx7="http://schemas.microsoft.com/office/drawing/2016/5/13/chartex" xmlns:cx8="http://schemas.microsoft.com/office/drawing/2016/5/14/chartex" xmlns:mc="http://schemas.openxmlformats.org/markup-compatibility/2006" xmlns:aink="http://schemas.microsoft.com/office/drawing/2016/ink" xmlns:am3d="http://schemas.microsoft.com/office/drawing/2017/model3d" xmlns:o="urn:schemas-microsoft-com:office:office" xmlns:oel="http://schemas.microsoft.com/office/2019/extlst" xmlns:r="http://schemas.openxmlformats.org/officeDocument/2006/relationships" xmlns:m="http://schemas.openxmlformats.org/officeDocument/2006/math" xmlns:v="urn:schemas-microsoft-com:vml" xmlns:wp14="http://schemas.microsoft.com/office/word/2010/wordprocessingDrawing" xmlns:wp="http://schemas.openxmlformats.org/drawingml/2006/wordprocessingDrawing" xmlns:w10="urn:schemas-microsoft-com:office:word" xmlns:w="http://schemas.openxmlformats.org/wordprocessingml/2006/main" xmlns:w14="http://schemas.microsoft.com/office/word/2010/wordml" xmlns:w15="http://schemas.microsoft.com/office/word/2012/wordml" xmlns:w16cex="http://schemas.microsoft.com/office/word/2018/wordml/cex" xmlns:w16cid="http://schemas.microsoft.com/office/word/2016/wordml/cid" xmlns:w16="http://schemas.microsoft.com/office/word/2018/wordml" xmlns:w16sdtdh="http://schemas.microsoft.com/office/word/2020/wordml/sdtdatahash" xmlns:w16se="http://schemas.microsoft.com/office/word/2015/wordml/symex" xmlns:wpg="http://schemas.microsoft.com/office/word/2010/wordprocessingGroup" xmlns:wpi="http://schemas.microsoft.com/office/word/2010/wordprocessingInk" xmlns:wne="http://schemas.microsoft.com/office/word/2006/wordml" xmlns:wps="http://schemas.microsoft.com/office/word/2010/wordprocessingShape" mc:Ignorable="w14 w15 w16se w16cid w16 w16cex w16sdtdh wp14">
   <w:body>
     <w:tbl>
       <w:tblPr>
@@ -780,7 +780,13 @@
           </w:tcPr>
           <w:p>
             <w:r>
-              <w:t xml:space="preserve">El sistema permitirá a las fundaciones iniciar sesión mediante su correo electrónico y contraseña. El sistema verificará que las credenciales ingresadas sean válidas y que la cuenta no se encuentre suspendida o eliminada. Las fundaciones en estado </w:t>
+              <w:t xml:space="preserve">El sistema permitirá a las fundaciones iniciar sesión mediante su correo electrónico y contraseña. El sistema verificará que las credenciales ingresadas sean válidas y que la cuenta no se encuentre suspendida o </w:t>
+            </w:r>
+            <w:r>
+              <w:t>bloquea</w:t>
+            </w:r>
+            <w:r>
+              <w:t xml:space="preserve">da. Las fundaciones en estado </w:t>
             </w:r>
             <w:r>
               <w:rPr>
@@ -1475,8 +1481,8 @@
         <w:tblLook w:val="04A0" w:firstRow="1" w:lastRow="0" w:firstColumn="1" w:lastColumn="0" w:noHBand="0" w:noVBand="1"/>
       </w:tblPr>
       <w:tblGrid>
-        <w:gridCol w:w="2206"/>
-        <w:gridCol w:w="6622"/>
+        <w:gridCol w:w="2245"/>
+        <w:gridCol w:w="6583"/>
       </w:tblGrid>
       <w:tr>
         <w:trPr>
@@ -1625,16 +1631,12 @@
             <w:r>
               <w:t xml:space="preserve">El sistema permitirá al cliente modificar su correo electrónico, número </w:t>
             </w:r>
-            <w:proofErr w:type="spellStart"/>
-            <w:proofErr w:type="gramStart"/>
             <w:r>
               <w:t>telefónico</w:t>
             </w:r>
             <w:r>
-              <w:t>,localidad</w:t>
-            </w:r>
-            <w:proofErr w:type="spellEnd"/>
-            <w:proofErr w:type="gramEnd"/>
+              <w:t>, localidad</w:t>
+            </w:r>
             <w:r>
               <w:t xml:space="preserve"> y apodo. El sistema deberá validar que la información ingresada cumpla las condiciones establecidas antes de realizar la actualización de los datos.</w:t>
             </w:r>
@@ -1697,8 +1699,8 @@
         <w:tblLook w:val="04A0" w:firstRow="1" w:lastRow="0" w:firstColumn="1" w:lastColumn="0" w:noHBand="0" w:noVBand="1"/>
       </w:tblPr>
       <w:tblGrid>
-        <w:gridCol w:w="2160"/>
-        <w:gridCol w:w="6668"/>
+        <w:gridCol w:w="2148"/>
+        <w:gridCol w:w="6680"/>
       </w:tblGrid>
       <w:tr>
         <w:trPr>
@@ -1778,7 +1780,10 @@
           </w:tcPr>
           <w:p>
             <w:r>
-              <w:t>Eliminación de cuenta de cliente.</w:t>
+              <w:t>Cambiar estado</w:t>
+            </w:r>
+            <w:r>
+              <w:t xml:space="preserve"> de cuenta de cliente.</w:t>
             </w:r>
           </w:p>
         </w:tc>
@@ -1811,7 +1816,13 @@
           </w:tcPr>
           <w:p>
             <w:r>
-              <w:t>Permitirá al cliente eliminar su cuenta de la plataforma.</w:t>
+              <w:t xml:space="preserve">Permitirá al cliente </w:t>
+            </w:r>
+            <w:r>
+              <w:t>cambiar el estado de</w:t>
+            </w:r>
+            <w:r>
+              <w:t xml:space="preserve"> su cuenta de la plataforma.</w:t>
             </w:r>
           </w:p>
         </w:tc>
@@ -1844,7 +1855,7 @@
           </w:tcPr>
           <w:p>
             <w:r>
-              <w:t>El sistema permitirá al cliente eliminar su cuenta de forma permanente. Al realizar esta acción, la cuenta dejará de estar disponible para el acceso al sistema y el contenido asociado dejará de mostrarse en la plataforma. La información estadística necesaria para el conteo de reportes por localidad podrá conservarse para fines informativos.</w:t>
+              <w:t>El sistema permitirá al cliente suspender su cuenta. Al realizar esta acción, la cuenta dejará de estar disponible para el acceso al sistema y el contenido asociado dejará de mostrarse en la plataforma. La información necesaria para fines estadísticos, administrativos y de seguridad podrá conservarse en el sistema. La cuenta podrá ser reactivada posteriormente mediante los mecanismos establecidos por la plataforma.</w:t>
             </w:r>
           </w:p>
         </w:tc>
@@ -2322,8 +2333,8 @@
         <w:tblLook w:val="04A0" w:firstRow="1" w:lastRow="0" w:firstColumn="1" w:lastColumn="0" w:noHBand="0" w:noVBand="1"/>
       </w:tblPr>
       <w:tblGrid>
-        <w:gridCol w:w="2160"/>
-        <w:gridCol w:w="6668"/>
+        <w:gridCol w:w="2148"/>
+        <w:gridCol w:w="6680"/>
       </w:tblGrid>
       <w:tr>
         <w:trPr>
@@ -2404,7 +2415,7 @@
           </w:tcPr>
           <w:p>
             <w:r>
-              <w:t>Eliminación de cuenta de fundación.</w:t>
+              <w:t>Suspensión de cuenta de fundación.</w:t>
             </w:r>
           </w:p>
         </w:tc>
@@ -2437,7 +2448,7 @@
           </w:tcPr>
           <w:p>
             <w:r>
-              <w:t>Permitirá a las fundaciones eliminar su cuenta de la plataforma.</w:t>
+              <w:t>Permitirá a las fundaciones suspender su cuenta dentro de la plataforma.</w:t>
             </w:r>
           </w:p>
         </w:tc>
@@ -2470,7 +2481,7 @@
           </w:tcPr>
           <w:p>
             <w:r>
-              <w:t>El sistema permitirá a las fundaciones eliminar su cuenta de forma permanente. Al realizar esta acción, la cuenta dejará de estar disponible para el acceso al sistema y el contenido asociado dejará de mostrarse dentro de la plataforma. La información estadística necesaria para la generación de indicadores podrá conservarse con fines informativos.</w:t>
+              <w:t>El sistema permitirá a las fundaciones suspender su cuenta. Al realizar esta acción, la cuenta dejará de estar disponible para el acceso al sistema y el contenido asociado dejará de mostrarse dentro de la plataforma. La información estadística necesaria para la generación de indicadores podrá conservarse con fines informativos, administrativos y de seguridad. La cuenta podrá ser reactivada posteriormente por la fundación.</w:t>
             </w:r>
           </w:p>
         </w:tc>
@@ -9840,8 +9851,8 @@
         <w:tblLook w:val="04A0" w:firstRow="1" w:lastRow="0" w:firstColumn="1" w:lastColumn="0" w:noHBand="0" w:noVBand="1"/>
       </w:tblPr>
       <w:tblGrid>
-        <w:gridCol w:w="2193"/>
-        <w:gridCol w:w="6635"/>
+        <w:gridCol w:w="2394"/>
+        <w:gridCol w:w="6434"/>
       </w:tblGrid>
       <w:tr>
         <w:trPr>
@@ -9922,7 +9933,7 @@
           </w:tcPr>
           <w:p>
             <w:r>
-              <w:t>Eliminación de cliente.</w:t>
+              <w:t>Consultar publicaciones suspendidas.</w:t>
             </w:r>
           </w:p>
         </w:tc>
@@ -9955,7 +9966,7 @@
           </w:tcPr>
           <w:p>
             <w:r>
-              <w:t>Permitirá eliminar cuentas de clientes registradas en la plataforma.</w:t>
+              <w:t>Permitirá consultar las publicaciones que se encuentren suspendidas dentro de la plataforma.</w:t>
             </w:r>
           </w:p>
         </w:tc>
@@ -9988,7 +9999,7 @@
           </w:tcPr>
           <w:p>
             <w:r>
-              <w:t>El sistema permitirá al administrador eliminar cuentas de clientes cuando sea necesario. La cuenta dejará de estar disponible para el acceso y su contenido dejará de mostrarse públicamente. La información estadística necesaria podrá conservarse para fines informativos.</w:t>
+              <w:t>El sistema permitirá al administrador consultar las publicaciones suspendidas con el fin de realizar procesos de revisión, seguimiento y toma de decisiones sobre su estado.</w:t>
             </w:r>
           </w:p>
         </w:tc>
@@ -10049,8 +10060,8 @@
         <w:tblLook w:val="04A0" w:firstRow="1" w:lastRow="0" w:firstColumn="1" w:lastColumn="0" w:noHBand="0" w:noVBand="1"/>
       </w:tblPr>
       <w:tblGrid>
-        <w:gridCol w:w="2349"/>
-        <w:gridCol w:w="6479"/>
+        <w:gridCol w:w="2347"/>
+        <w:gridCol w:w="6481"/>
       </w:tblGrid>
       <w:tr>
         <w:trPr>
@@ -10196,7 +10207,13 @@
           </w:tcPr>
           <w:p>
             <w:r>
-              <w:t>El sistema permitirá al administrador consultar la información de las fundaciones registradas, incluyendo aquellas que se encuentren en estado activa, en revisión, suspendida o eliminada.</w:t>
+              <w:t xml:space="preserve">El sistema permitirá al administrador consultar la información de las fundaciones registradas, incluyendo aquellas que se encuentren en estado activa, en revisión, suspendida o </w:t>
+            </w:r>
+            <w:r>
+              <w:t>bloqueada</w:t>
+            </w:r>
+            <w:r>
+              <w:t>.</w:t>
             </w:r>
           </w:p>
         </w:tc>
@@ -10674,8 +10691,8 @@
         <w:tblLook w:val="04A0" w:firstRow="1" w:lastRow="0" w:firstColumn="1" w:lastColumn="0" w:noHBand="0" w:noVBand="1"/>
       </w:tblPr>
       <w:tblGrid>
-        <w:gridCol w:w="2360"/>
-        <w:gridCol w:w="6468"/>
+        <w:gridCol w:w="2153"/>
+        <w:gridCol w:w="6675"/>
       </w:tblGrid>
       <w:tr>
         <w:trPr>
@@ -10756,7 +10773,7 @@
           </w:tcPr>
           <w:p>
             <w:r>
-              <w:t>Eliminación de fundación.</w:t>
+              <w:t>Bloquear cliente.</w:t>
             </w:r>
           </w:p>
         </w:tc>
@@ -10789,7 +10806,10 @@
           </w:tcPr>
           <w:p>
             <w:r>
-              <w:t>Permitirá eliminar fundaciones registradas en la plataforma.</w:t>
+              <w:t>Permitirá bloquear cuentas de clientes que incumplan las normas de la plataforma</w:t>
+            </w:r>
+            <w:r>
+              <w:t>.</w:t>
             </w:r>
           </w:p>
         </w:tc>
@@ -10822,7 +10842,7 @@
           </w:tcPr>
           <w:p>
             <w:r>
-              <w:t>El sistema permitirá al administrador eliminar fundaciones registradas. La fundación dejará de estar disponible para el acceso y sus publicaciones dejarán de mostrarse públicamente.</w:t>
+              <w:t>El sistema permitirá al administrador bloquear cuentas de clientes cuando se detecten incumplimientos reiterados de las normas establecidas. La cuenta bloqueada no podrá acceder a las funcionalidades de la plataforma hasta que el administrador realice las acciones correspondientes.</w:t>
             </w:r>
           </w:p>
         </w:tc>
@@ -11717,8 +11737,8 @@
         <w:tblLook w:val="04A0" w:firstRow="1" w:lastRow="0" w:firstColumn="1" w:lastColumn="0" w:noHBand="0" w:noVBand="1"/>
       </w:tblPr>
       <w:tblGrid>
-        <w:gridCol w:w="2292"/>
-        <w:gridCol w:w="6536"/>
+        <w:gridCol w:w="2141"/>
+        <w:gridCol w:w="6687"/>
       </w:tblGrid>
       <w:tr>
         <w:trPr>
@@ -11798,7 +11818,7 @@
           </w:tcPr>
           <w:p>
             <w:r>
-              <w:t>Eliminación de publicación reportada.</w:t>
+              <w:t>Bloquear fundación.</w:t>
             </w:r>
           </w:p>
         </w:tc>
@@ -11831,7 +11851,7 @@
           </w:tcPr>
           <w:p>
             <w:r>
-              <w:t>Permitirá retirar permanentemente una publicación de la plataforma.</w:t>
+              <w:t>Permitirá bloquear cuentas de fundaciones que incumplan las normas establecidas dentro de la plataforma.</w:t>
             </w:r>
           </w:p>
         </w:tc>
@@ -11864,7 +11884,7 @@
           </w:tcPr>
           <w:p>
             <w:r>
-              <w:t>El sistema permitirá al administrador eliminar una publicación reportada cuando determine que incumple gravemente las normas de la plataforma. La publicación dejará de mostrarse públicamente.</w:t>
+              <w:t>El sistema permitirá al administrador bloquear cuentas de fundaciones cuando se detecten incumplimientos de las normas de la plataforma o situaciones que requieran una restricción permanente de acceso. La fundación bloqueada no podrá acceder a las funcionalidades de la plataforma y su contenido dejará de mostrarse públicamente.</w:t>
             </w:r>
           </w:p>
         </w:tc>
@@ -12344,8 +12364,8 @@
         <w:tblLook w:val="04A0" w:firstRow="1" w:lastRow="0" w:firstColumn="1" w:lastColumn="0" w:noHBand="0" w:noVBand="1"/>
       </w:tblPr>
       <w:tblGrid>
-        <w:gridCol w:w="2307"/>
-        <w:gridCol w:w="6521"/>
+        <w:gridCol w:w="2280"/>
+        <w:gridCol w:w="6548"/>
       </w:tblGrid>
       <w:tr>
         <w:trPr>
@@ -12426,7 +12446,7 @@
           </w:tcPr>
           <w:p>
             <w:r>
-              <w:t>Eliminación de evento.</w:t>
+              <w:t>Consultar cuentas suspendidas</w:t>
             </w:r>
           </w:p>
         </w:tc>
@@ -12459,7 +12479,7 @@
           </w:tcPr>
           <w:p>
             <w:r>
-              <w:t>Permitirá retirar permanentemente un evento de la plataforma.</w:t>
+              <w:t>Permitirá consultar las cuentas de clientes y fundaciones que se encuentren suspendidas dentro de la plataforma.</w:t>
             </w:r>
           </w:p>
         </w:tc>
@@ -12492,7 +12512,7 @@
           </w:tcPr>
           <w:p>
             <w:r>
-              <w:t>El sistema permitirá al administrador eliminar un evento cuando determine que incumple gravemente las normas de la plataforma o cuando sea necesario retirarlo definitivamente del sistema.</w:t>
+              <w:t>El sistema permitirá al administrador consultar las cuentas de clientes y fundaciones que se encuentren en estado suspendido con el fin de realizar procesos de seguimiento, revisión y reactivación cuando corresponda.</w:t>
             </w:r>
           </w:p>
         </w:tc>
@@ -12970,8 +12990,8 @@
         <w:tblLook w:val="04A0" w:firstRow="1" w:lastRow="0" w:firstColumn="1" w:lastColumn="0" w:noHBand="0" w:noVBand="1"/>
       </w:tblPr>
       <w:tblGrid>
-        <w:gridCol w:w="2265"/>
-        <w:gridCol w:w="6563"/>
+        <w:gridCol w:w="2319"/>
+        <w:gridCol w:w="6509"/>
       </w:tblGrid>
       <w:tr>
         <w:trPr>
@@ -13051,7 +13071,7 @@
           </w:tcPr>
           <w:p>
             <w:r>
-              <w:t>Eliminación de publicación de adopción.</w:t>
+              <w:t>Consultar cuentas bloqueadas</w:t>
             </w:r>
           </w:p>
         </w:tc>
@@ -13084,7 +13104,7 @@
           </w:tcPr>
           <w:p>
             <w:r>
-              <w:t>Permitirá retirar permanentemente una publicación de adopción de la plataforma.</w:t>
+              <w:t>Permitirá consultar las cuentas de clientes y fundaciones que se encuentren bloqueadas dentro de la plataforma.</w:t>
             </w:r>
           </w:p>
         </w:tc>
@@ -13117,7 +13137,7 @@
           </w:tcPr>
           <w:p>
             <w:r>
-              <w:t>El sistema permitirá al administrador eliminar una publicación de adopción cuando determine que incumple gravemente las normas de la plataforma o cuando sea necesario retirarla definitivamente del sistema.</w:t>
+              <w:t>El sistema permitirá al administrador consultar las cuentas de clientes y fundaciones que se encuentren en estado bloqueado para facilitar los procesos de control y administración de la plataforma.</w:t>
             </w:r>
           </w:p>
         </w:tc>
@@ -14402,413 +14422,6 @@
           <w:p>
             <w:r>
               <w:t>• RNF03• RNF05</w:t>
-            </w:r>
-          </w:p>
-        </w:tc>
-      </w:tr>
-    </w:tbl>
-    <w:p/>
-    <w:tbl>
-      <w:tblPr>
-        <w:tblW w:w="0" w:type="auto"/>
-        <w:tblCellSpacing w:w="15" w:type="dxa"/>
-        <w:tblBorders>
-          <w:top w:val="single" w:sz="4" w:space="0" w:color="auto"/>
-          <w:left w:val="single" w:sz="4" w:space="0" w:color="auto"/>
-          <w:bottom w:val="single" w:sz="4" w:space="0" w:color="auto"/>
-          <w:right w:val="single" w:sz="4" w:space="0" w:color="auto"/>
-          <w:insideH w:val="single" w:sz="4" w:space="0" w:color="auto"/>
-          <w:insideV w:val="single" w:sz="4" w:space="0" w:color="auto"/>
-        </w:tblBorders>
-        <w:tblCellMar>
-          <w:top w:w="15" w:type="dxa"/>
-          <w:left w:w="15" w:type="dxa"/>
-          <w:bottom w:w="15" w:type="dxa"/>
-          <w:right w:w="15" w:type="dxa"/>
-        </w:tblCellMar>
-        <w:tblLook w:val="04A0" w:firstRow="1" w:lastRow="0" w:firstColumn="1" w:lastColumn="0" w:noHBand="0" w:noVBand="1"/>
-      </w:tblPr>
-      <w:tblGrid>
-        <w:gridCol w:w="2288"/>
-        <w:gridCol w:w="6540"/>
-      </w:tblGrid>
-      <w:tr>
-        <w:trPr>
-          <w:tblHeader/>
-          <w:tblCellSpacing w:w="15" w:type="dxa"/>
-        </w:trPr>
-        <w:tc>
-          <w:tcPr>
-            <w:tcW w:w="0" w:type="auto"/>
-            <w:vAlign w:val="center"/>
-            <w:hideMark/>
-          </w:tcPr>
-          <w:p>
-            <w:pPr>
-              <w:rPr>
-                <w:b/>
-                <w:bCs/>
-              </w:rPr>
-            </w:pPr>
-            <w:r>
-              <w:rPr>
-                <w:b/>
-                <w:bCs/>
-              </w:rPr>
-              <w:lastRenderedPageBreak/>
-              <w:t>Identificación del requerimiento:</w:t>
-            </w:r>
-          </w:p>
-        </w:tc>
-        <w:tc>
-          <w:tcPr>
-            <w:tcW w:w="0" w:type="auto"/>
-            <w:vAlign w:val="center"/>
-            <w:hideMark/>
-          </w:tcPr>
-          <w:p>
-            <w:r>
-              <w:t>RF70</w:t>
-            </w:r>
-          </w:p>
-        </w:tc>
-      </w:tr>
-      <w:tr>
-        <w:trPr>
-          <w:tblCellSpacing w:w="15" w:type="dxa"/>
-        </w:trPr>
-        <w:tc>
-          <w:tcPr>
-            <w:tcW w:w="0" w:type="auto"/>
-            <w:vAlign w:val="center"/>
-            <w:hideMark/>
-          </w:tcPr>
-          <w:p>
-            <w:r>
-              <w:rPr>
-                <w:b/>
-                <w:bCs/>
-              </w:rPr>
-              <w:t>Nombre del requerimiento:</w:t>
-            </w:r>
-          </w:p>
-        </w:tc>
-        <w:tc>
-          <w:tcPr>
-            <w:tcW w:w="0" w:type="auto"/>
-            <w:vAlign w:val="center"/>
-            <w:hideMark/>
-          </w:tcPr>
-          <w:p>
-            <w:r>
-              <w:t>Inicio de sesión.</w:t>
-            </w:r>
-          </w:p>
-        </w:tc>
-      </w:tr>
-      <w:tr>
-        <w:trPr>
-          <w:tblCellSpacing w:w="15" w:type="dxa"/>
-        </w:trPr>
-        <w:tc>
-          <w:tcPr>
-            <w:tcW w:w="0" w:type="auto"/>
-            <w:vAlign w:val="center"/>
-            <w:hideMark/>
-          </w:tcPr>
-          <w:p>
-            <w:r>
-              <w:rPr>
-                <w:b/>
-                <w:bCs/>
-              </w:rPr>
-              <w:t>Características:</w:t>
-            </w:r>
-          </w:p>
-        </w:tc>
-        <w:tc>
-          <w:tcPr>
-            <w:tcW w:w="0" w:type="auto"/>
-            <w:vAlign w:val="center"/>
-            <w:hideMark/>
-          </w:tcPr>
-          <w:p>
-            <w:r>
-              <w:t>Permitirá a clientes, fundaciones y administradores acceder a las funcionalidades correspondientes de la plataforma.</w:t>
-            </w:r>
-          </w:p>
-        </w:tc>
-      </w:tr>
-      <w:tr>
-        <w:trPr>
-          <w:tblCellSpacing w:w="15" w:type="dxa"/>
-        </w:trPr>
-        <w:tc>
-          <w:tcPr>
-            <w:tcW w:w="0" w:type="auto"/>
-            <w:vAlign w:val="center"/>
-            <w:hideMark/>
-          </w:tcPr>
-          <w:p>
-            <w:r>
-              <w:rPr>
-                <w:b/>
-                <w:bCs/>
-              </w:rPr>
-              <w:t>Descripción del requerimiento:</w:t>
-            </w:r>
-          </w:p>
-        </w:tc>
-        <w:tc>
-          <w:tcPr>
-            <w:tcW w:w="0" w:type="auto"/>
-            <w:vAlign w:val="center"/>
-            <w:hideMark/>
-          </w:tcPr>
-          <w:p>
-            <w:r>
-              <w:t>El sistema permitirá a los clientes, fundaciones y administradores iniciar sesión mediante sus credenciales registradas para acceder a las funcionalidades habilitadas según su rol dentro de la plataforma.</w:t>
-            </w:r>
-          </w:p>
-        </w:tc>
-      </w:tr>
-      <w:tr>
-        <w:trPr>
-          <w:tblCellSpacing w:w="15" w:type="dxa"/>
-        </w:trPr>
-        <w:tc>
-          <w:tcPr>
-            <w:tcW w:w="0" w:type="auto"/>
-            <w:vAlign w:val="center"/>
-            <w:hideMark/>
-          </w:tcPr>
-          <w:p>
-            <w:r>
-              <w:rPr>
-                <w:b/>
-                <w:bCs/>
-              </w:rPr>
-              <w:t>Requerimientos NO funcionales:</w:t>
-            </w:r>
-          </w:p>
-        </w:tc>
-        <w:tc>
-          <w:tcPr>
-            <w:tcW w:w="0" w:type="auto"/>
-            <w:vAlign w:val="center"/>
-            <w:hideMark/>
-          </w:tcPr>
-          <w:p>
-            <w:r>
-              <w:t>• RNF01• RNF02</w:t>
-            </w:r>
-          </w:p>
-        </w:tc>
-      </w:tr>
-    </w:tbl>
-    <w:p/>
-    <w:tbl>
-      <w:tblPr>
-        <w:tblW w:w="0" w:type="auto"/>
-        <w:tblCellSpacing w:w="15" w:type="dxa"/>
-        <w:tblBorders>
-          <w:top w:val="single" w:sz="4" w:space="0" w:color="auto"/>
-          <w:left w:val="single" w:sz="4" w:space="0" w:color="auto"/>
-          <w:bottom w:val="single" w:sz="4" w:space="0" w:color="auto"/>
-          <w:right w:val="single" w:sz="4" w:space="0" w:color="auto"/>
-          <w:insideH w:val="single" w:sz="4" w:space="0" w:color="auto"/>
-          <w:insideV w:val="single" w:sz="4" w:space="0" w:color="auto"/>
-        </w:tblBorders>
-        <w:tblCellMar>
-          <w:top w:w="15" w:type="dxa"/>
-          <w:left w:w="15" w:type="dxa"/>
-          <w:bottom w:w="15" w:type="dxa"/>
-          <w:right w:w="15" w:type="dxa"/>
-        </w:tblCellMar>
-        <w:tblLook w:val="04A0" w:firstRow="1" w:lastRow="0" w:firstColumn="1" w:lastColumn="0" w:noHBand="0" w:noVBand="1"/>
-      </w:tblPr>
-      <w:tblGrid>
-        <w:gridCol w:w="2456"/>
-        <w:gridCol w:w="6372"/>
-      </w:tblGrid>
-      <w:tr>
-        <w:trPr>
-          <w:tblHeader/>
-          <w:tblCellSpacing w:w="15" w:type="dxa"/>
-        </w:trPr>
-        <w:tc>
-          <w:tcPr>
-            <w:tcW w:w="0" w:type="auto"/>
-            <w:vAlign w:val="center"/>
-            <w:hideMark/>
-          </w:tcPr>
-          <w:p>
-            <w:pPr>
-              <w:rPr>
-                <w:b/>
-                <w:bCs/>
-              </w:rPr>
-            </w:pPr>
-            <w:r>
-              <w:rPr>
-                <w:b/>
-                <w:bCs/>
-              </w:rPr>
-              <w:t>Identificación del requerimiento:</w:t>
-            </w:r>
-          </w:p>
-        </w:tc>
-        <w:tc>
-          <w:tcPr>
-            <w:tcW w:w="0" w:type="auto"/>
-            <w:vAlign w:val="center"/>
-            <w:hideMark/>
-          </w:tcPr>
-          <w:p>
-            <w:pPr>
-              <w:rPr>
-                <w:b/>
-                <w:bCs/>
-              </w:rPr>
-            </w:pPr>
-            <w:r>
-              <w:rPr>
-                <w:b/>
-                <w:bCs/>
-              </w:rPr>
-              <w:t>RF71</w:t>
-            </w:r>
-          </w:p>
-        </w:tc>
-      </w:tr>
-      <w:tr>
-        <w:trPr>
-          <w:tblCellSpacing w:w="15" w:type="dxa"/>
-        </w:trPr>
-        <w:tc>
-          <w:tcPr>
-            <w:tcW w:w="0" w:type="auto"/>
-            <w:vAlign w:val="center"/>
-            <w:hideMark/>
-          </w:tcPr>
-          <w:p>
-            <w:r>
-              <w:rPr>
-                <w:b/>
-                <w:bCs/>
-              </w:rPr>
-              <w:t>Nombre del requerimiento:</w:t>
-            </w:r>
-          </w:p>
-        </w:tc>
-        <w:tc>
-          <w:tcPr>
-            <w:tcW w:w="0" w:type="auto"/>
-            <w:vAlign w:val="center"/>
-            <w:hideMark/>
-          </w:tcPr>
-          <w:p>
-            <w:r>
-              <w:t>Recuperación de contraseña.</w:t>
-            </w:r>
-          </w:p>
-        </w:tc>
-      </w:tr>
-      <w:tr>
-        <w:trPr>
-          <w:tblCellSpacing w:w="15" w:type="dxa"/>
-        </w:trPr>
-        <w:tc>
-          <w:tcPr>
-            <w:tcW w:w="0" w:type="auto"/>
-            <w:vAlign w:val="center"/>
-            <w:hideMark/>
-          </w:tcPr>
-          <w:p>
-            <w:r>
-              <w:rPr>
-                <w:b/>
-                <w:bCs/>
-              </w:rPr>
-              <w:t>Características:</w:t>
-            </w:r>
-          </w:p>
-        </w:tc>
-        <w:tc>
-          <w:tcPr>
-            <w:tcW w:w="0" w:type="auto"/>
-            <w:vAlign w:val="center"/>
-            <w:hideMark/>
-          </w:tcPr>
-          <w:p>
-            <w:r>
-              <w:t>Permitirá recuperar el acceso a una cuenta registrada.</w:t>
-            </w:r>
-          </w:p>
-        </w:tc>
-      </w:tr>
-      <w:tr>
-        <w:trPr>
-          <w:tblCellSpacing w:w="15" w:type="dxa"/>
-        </w:trPr>
-        <w:tc>
-          <w:tcPr>
-            <w:tcW w:w="0" w:type="auto"/>
-            <w:vAlign w:val="center"/>
-            <w:hideMark/>
-          </w:tcPr>
-          <w:p>
-            <w:r>
-              <w:rPr>
-                <w:b/>
-                <w:bCs/>
-              </w:rPr>
-              <w:t>Descripción del requerimiento:</w:t>
-            </w:r>
-          </w:p>
-        </w:tc>
-        <w:tc>
-          <w:tcPr>
-            <w:tcW w:w="0" w:type="auto"/>
-            <w:vAlign w:val="center"/>
-            <w:hideMark/>
-          </w:tcPr>
-          <w:p>
-            <w:r>
-              <w:t>El sistema permitirá a los clientes, fundaciones y administradores recuperar su contraseña mediante el correo electrónico registrado en la plataforma.</w:t>
-            </w:r>
-          </w:p>
-        </w:tc>
-      </w:tr>
-      <w:tr>
-        <w:trPr>
-          <w:tblCellSpacing w:w="15" w:type="dxa"/>
-        </w:trPr>
-        <w:tc>
-          <w:tcPr>
-            <w:tcW w:w="0" w:type="auto"/>
-            <w:vAlign w:val="center"/>
-            <w:hideMark/>
-          </w:tcPr>
-          <w:p>
-            <w:r>
-              <w:rPr>
-                <w:b/>
-                <w:bCs/>
-              </w:rPr>
-              <w:t>Requerimientos NO funcionales:</w:t>
-            </w:r>
-          </w:p>
-        </w:tc>
-        <w:tc>
-          <w:tcPr>
-            <w:tcW w:w="0" w:type="auto"/>
-            <w:vAlign w:val="center"/>
-            <w:hideMark/>
-          </w:tcPr>
-          <w:p>
-            <w:r>
-              <w:t>• RNF01• RNF04</w:t>
             </w:r>
           </w:p>
         </w:tc>
@@ -14886,7 +14499,14 @@
                 <w:b/>
                 <w:bCs/>
               </w:rPr>
-              <w:t>RF72</w:t>
+              <w:t>RF7</w:t>
+            </w:r>
+            <w:r>
+              <w:rPr>
+                <w:b/>
+                <w:bCs/>
+              </w:rPr>
+              <w:t>0</w:t>
             </w:r>
           </w:p>
         </w:tc>
@@ -15024,6 +14644,7 @@
         </w:tc>
       </w:tr>
     </w:tbl>
+    <w:p/>
     <w:p/>
     <w:tbl>
       <w:tblPr>
@@ -15094,6 +14715,460 @@
                 <w:b/>
                 <w:bCs/>
               </w:rPr>
+              <w:t>RF7</w:t>
+            </w:r>
+            <w:r>
+              <w:rPr>
+                <w:b/>
+                <w:bCs/>
+              </w:rPr>
+              <w:t>1</w:t>
+            </w:r>
+          </w:p>
+        </w:tc>
+      </w:tr>
+      <w:tr>
+        <w:trPr>
+          <w:tblCellSpacing w:w="15" w:type="dxa"/>
+        </w:trPr>
+        <w:tc>
+          <w:tcPr>
+            <w:tcW w:w="0" w:type="auto"/>
+            <w:vAlign w:val="center"/>
+            <w:hideMark/>
+          </w:tcPr>
+          <w:p>
+            <w:r>
+              <w:rPr>
+                <w:b/>
+                <w:bCs/>
+              </w:rPr>
+              <w:t>Nombre del requerimiento:</w:t>
+            </w:r>
+          </w:p>
+        </w:tc>
+        <w:tc>
+          <w:tcPr>
+            <w:tcW w:w="0" w:type="auto"/>
+            <w:vAlign w:val="center"/>
+            <w:hideMark/>
+          </w:tcPr>
+          <w:p>
+            <w:r>
+              <w:t>Ocultamiento automático de evento finalizado.</w:t>
+            </w:r>
+          </w:p>
+        </w:tc>
+      </w:tr>
+      <w:tr>
+        <w:trPr>
+          <w:tblCellSpacing w:w="15" w:type="dxa"/>
+        </w:trPr>
+        <w:tc>
+          <w:tcPr>
+            <w:tcW w:w="0" w:type="auto"/>
+            <w:vAlign w:val="center"/>
+            <w:hideMark/>
+          </w:tcPr>
+          <w:p>
+            <w:r>
+              <w:rPr>
+                <w:b/>
+                <w:bCs/>
+              </w:rPr>
+              <w:t>Características:</w:t>
+            </w:r>
+          </w:p>
+        </w:tc>
+        <w:tc>
+          <w:tcPr>
+            <w:tcW w:w="0" w:type="auto"/>
+            <w:vAlign w:val="center"/>
+            <w:hideMark/>
+          </w:tcPr>
+          <w:p>
+            <w:r>
+              <w:t>Permitirá retirar automáticamente de la consulta pública los eventos que hayan finalizado.</w:t>
+            </w:r>
+          </w:p>
+        </w:tc>
+      </w:tr>
+      <w:tr>
+        <w:trPr>
+          <w:tblCellSpacing w:w="15" w:type="dxa"/>
+        </w:trPr>
+        <w:tc>
+          <w:tcPr>
+            <w:tcW w:w="0" w:type="auto"/>
+            <w:vAlign w:val="center"/>
+            <w:hideMark/>
+          </w:tcPr>
+          <w:p>
+            <w:r>
+              <w:rPr>
+                <w:b/>
+                <w:bCs/>
+              </w:rPr>
+              <w:t>Descripción del requerimiento:</w:t>
+            </w:r>
+          </w:p>
+        </w:tc>
+        <w:tc>
+          <w:tcPr>
+            <w:tcW w:w="0" w:type="auto"/>
+            <w:vAlign w:val="center"/>
+            <w:hideMark/>
+          </w:tcPr>
+          <w:p>
+            <w:r>
+              <w:t xml:space="preserve">El sistema permitirá mantener visible un evento durante 24 horas después de que su estado cambie automáticamente a </w:t>
+            </w:r>
+            <w:r>
+              <w:rPr>
+                <w:b/>
+                <w:bCs/>
+              </w:rPr>
+              <w:t>Finalizado</w:t>
+            </w:r>
+            <w:r>
+              <w:t>. Transcurrido este tiempo, el evento dejará de mostrarse en las consultas públicas, conservándose únicamente para consulta histórica por parte de la fundación responsable y del administrador.</w:t>
+            </w:r>
+          </w:p>
+        </w:tc>
+      </w:tr>
+      <w:tr>
+        <w:trPr>
+          <w:tblCellSpacing w:w="15" w:type="dxa"/>
+        </w:trPr>
+        <w:tc>
+          <w:tcPr>
+            <w:tcW w:w="0" w:type="auto"/>
+            <w:vAlign w:val="center"/>
+            <w:hideMark/>
+          </w:tcPr>
+          <w:p>
+            <w:r>
+              <w:rPr>
+                <w:b/>
+                <w:bCs/>
+              </w:rPr>
+              <w:t>Requerimientos NO funcionales:</w:t>
+            </w:r>
+          </w:p>
+        </w:tc>
+        <w:tc>
+          <w:tcPr>
+            <w:tcW w:w="0" w:type="auto"/>
+            <w:vAlign w:val="center"/>
+            <w:hideMark/>
+          </w:tcPr>
+          <w:p>
+            <w:r>
+              <w:t>• RNF02• RNF05</w:t>
+            </w:r>
+          </w:p>
+        </w:tc>
+      </w:tr>
+    </w:tbl>
+    <w:p/>
+    <w:p/>
+    <w:p/>
+    <w:tbl>
+      <w:tblPr>
+        <w:tblW w:w="0" w:type="auto"/>
+        <w:tblCellSpacing w:w="15" w:type="dxa"/>
+        <w:tblBorders>
+          <w:top w:val="single" w:sz="4" w:space="0" w:color="auto"/>
+          <w:left w:val="single" w:sz="4" w:space="0" w:color="auto"/>
+          <w:bottom w:val="single" w:sz="4" w:space="0" w:color="auto"/>
+          <w:right w:val="single" w:sz="4" w:space="0" w:color="auto"/>
+          <w:insideH w:val="single" w:sz="4" w:space="0" w:color="auto"/>
+          <w:insideV w:val="single" w:sz="4" w:space="0" w:color="auto"/>
+        </w:tblBorders>
+        <w:tblCellMar>
+          <w:top w:w="15" w:type="dxa"/>
+          <w:left w:w="15" w:type="dxa"/>
+          <w:bottom w:w="15" w:type="dxa"/>
+          <w:right w:w="15" w:type="dxa"/>
+        </w:tblCellMar>
+        <w:tblLook w:val="04A0" w:firstRow="1" w:lastRow="0" w:firstColumn="1" w:lastColumn="0" w:noHBand="0" w:noVBand="1"/>
+      </w:tblPr>
+      <w:tblGrid>
+        <w:gridCol w:w="2303"/>
+        <w:gridCol w:w="6525"/>
+      </w:tblGrid>
+      <w:tr>
+        <w:trPr>
+          <w:tblHeader/>
+          <w:tblCellSpacing w:w="15" w:type="dxa"/>
+        </w:trPr>
+        <w:tc>
+          <w:tcPr>
+            <w:tcW w:w="0" w:type="auto"/>
+            <w:vAlign w:val="center"/>
+            <w:hideMark/>
+          </w:tcPr>
+          <w:p/>
+        </w:tc>
+        <w:tc>
+          <w:tcPr>
+            <w:tcW w:w="0" w:type="auto"/>
+            <w:vAlign w:val="center"/>
+            <w:hideMark/>
+          </w:tcPr>
+          <w:p/>
+        </w:tc>
+      </w:tr>
+      <w:tr>
+        <w:trPr>
+          <w:tblCellSpacing w:w="15" w:type="dxa"/>
+        </w:trPr>
+        <w:tc>
+          <w:tcPr>
+            <w:tcW w:w="0" w:type="auto"/>
+            <w:vAlign w:val="center"/>
+            <w:hideMark/>
+          </w:tcPr>
+          <w:p>
+            <w:r>
+              <w:rPr>
+                <w:b/>
+                <w:bCs/>
+              </w:rPr>
+              <w:t>Identificación del requerimiento:</w:t>
+            </w:r>
+          </w:p>
+        </w:tc>
+        <w:tc>
+          <w:tcPr>
+            <w:tcW w:w="0" w:type="auto"/>
+            <w:vAlign w:val="center"/>
+            <w:hideMark/>
+          </w:tcPr>
+          <w:p>
+            <w:r>
+              <w:rPr>
+                <w:b/>
+                <w:bCs/>
+              </w:rPr>
+              <w:t>RF72</w:t>
+            </w:r>
+          </w:p>
+        </w:tc>
+      </w:tr>
+      <w:tr>
+        <w:trPr>
+          <w:tblCellSpacing w:w="15" w:type="dxa"/>
+        </w:trPr>
+        <w:tc>
+          <w:tcPr>
+            <w:tcW w:w="0" w:type="auto"/>
+            <w:vAlign w:val="center"/>
+            <w:hideMark/>
+          </w:tcPr>
+          <w:p>
+            <w:r>
+              <w:rPr>
+                <w:b/>
+                <w:bCs/>
+              </w:rPr>
+              <w:t>Nombre del requerimiento:</w:t>
+            </w:r>
+          </w:p>
+        </w:tc>
+        <w:tc>
+          <w:tcPr>
+            <w:tcW w:w="0" w:type="auto"/>
+            <w:vAlign w:val="center"/>
+            <w:hideMark/>
+          </w:tcPr>
+          <w:p>
+            <w:r>
+              <w:t>Consultar fundaciones pendientes.</w:t>
+            </w:r>
+          </w:p>
+        </w:tc>
+      </w:tr>
+      <w:tr>
+        <w:trPr>
+          <w:tblCellSpacing w:w="15" w:type="dxa"/>
+        </w:trPr>
+        <w:tc>
+          <w:tcPr>
+            <w:tcW w:w="0" w:type="auto"/>
+            <w:vAlign w:val="center"/>
+            <w:hideMark/>
+          </w:tcPr>
+          <w:p>
+            <w:r>
+              <w:rPr>
+                <w:b/>
+                <w:bCs/>
+              </w:rPr>
+              <w:t>Características:</w:t>
+            </w:r>
+          </w:p>
+        </w:tc>
+        <w:tc>
+          <w:tcPr>
+            <w:tcW w:w="0" w:type="auto"/>
+            <w:vAlign w:val="center"/>
+            <w:hideMark/>
+          </w:tcPr>
+          <w:p>
+            <w:r>
+              <w:t>Permitirá consultar las fundaciones que se encuentren pendientes de aprobación.</w:t>
+            </w:r>
+          </w:p>
+        </w:tc>
+      </w:tr>
+      <w:tr>
+        <w:trPr>
+          <w:tblCellSpacing w:w="15" w:type="dxa"/>
+        </w:trPr>
+        <w:tc>
+          <w:tcPr>
+            <w:tcW w:w="0" w:type="auto"/>
+            <w:vAlign w:val="center"/>
+            <w:hideMark/>
+          </w:tcPr>
+          <w:p>
+            <w:r>
+              <w:rPr>
+                <w:b/>
+                <w:bCs/>
+              </w:rPr>
+              <w:t>Descripción del requerimiento:</w:t>
+            </w:r>
+          </w:p>
+        </w:tc>
+        <w:tc>
+          <w:tcPr>
+            <w:tcW w:w="0" w:type="auto"/>
+            <w:vAlign w:val="center"/>
+            <w:hideMark/>
+          </w:tcPr>
+          <w:p>
+            <w:r>
+              <w:t>El sistema permitirá al administrador consultar las solicitudes de registro de fundaciones que se encuentren pendientes de aprobación con el fin de realizar el proceso de validación correspondiente.</w:t>
+            </w:r>
+          </w:p>
+        </w:tc>
+      </w:tr>
+      <w:tr>
+        <w:trPr>
+          <w:tblCellSpacing w:w="15" w:type="dxa"/>
+        </w:trPr>
+        <w:tc>
+          <w:tcPr>
+            <w:tcW w:w="0" w:type="auto"/>
+            <w:vAlign w:val="center"/>
+            <w:hideMark/>
+          </w:tcPr>
+          <w:p>
+            <w:r>
+              <w:rPr>
+                <w:b/>
+                <w:bCs/>
+              </w:rPr>
+              <w:t>Requerimientos NO funcionales:</w:t>
+            </w:r>
+          </w:p>
+        </w:tc>
+        <w:tc>
+          <w:tcPr>
+            <w:tcW w:w="0" w:type="auto"/>
+            <w:vAlign w:val="center"/>
+            <w:hideMark/>
+          </w:tcPr>
+          <w:p>
+            <w:r>
+              <w:t>RNF02, RNF05</w:t>
+            </w:r>
+          </w:p>
+        </w:tc>
+      </w:tr>
+    </w:tbl>
+    <w:p/>
+    <w:p/>
+    <w:tbl>
+      <w:tblPr>
+        <w:tblW w:w="0" w:type="auto"/>
+        <w:tblCellSpacing w:w="15" w:type="dxa"/>
+        <w:tblBorders>
+          <w:top w:val="single" w:sz="4" w:space="0" w:color="auto"/>
+          <w:left w:val="single" w:sz="4" w:space="0" w:color="auto"/>
+          <w:bottom w:val="single" w:sz="4" w:space="0" w:color="auto"/>
+          <w:right w:val="single" w:sz="4" w:space="0" w:color="auto"/>
+          <w:insideH w:val="single" w:sz="4" w:space="0" w:color="auto"/>
+          <w:insideV w:val="single" w:sz="4" w:space="0" w:color="auto"/>
+        </w:tblBorders>
+        <w:tblCellMar>
+          <w:top w:w="15" w:type="dxa"/>
+          <w:left w:w="15" w:type="dxa"/>
+          <w:bottom w:w="15" w:type="dxa"/>
+          <w:right w:w="15" w:type="dxa"/>
+        </w:tblCellMar>
+        <w:tblLook w:val="04A0" w:firstRow="1" w:lastRow="0" w:firstColumn="1" w:lastColumn="0" w:noHBand="0" w:noVBand="1"/>
+      </w:tblPr>
+      <w:tblGrid>
+        <w:gridCol w:w="2376"/>
+        <w:gridCol w:w="6452"/>
+      </w:tblGrid>
+      <w:tr>
+        <w:trPr>
+          <w:tblHeader/>
+          <w:tblCellSpacing w:w="15" w:type="dxa"/>
+        </w:trPr>
+        <w:tc>
+          <w:tcPr>
+            <w:tcW w:w="0" w:type="auto"/>
+            <w:vAlign w:val="center"/>
+            <w:hideMark/>
+          </w:tcPr>
+          <w:p/>
+        </w:tc>
+        <w:tc>
+          <w:tcPr>
+            <w:tcW w:w="0" w:type="auto"/>
+            <w:vAlign w:val="center"/>
+            <w:hideMark/>
+          </w:tcPr>
+          <w:p/>
+        </w:tc>
+      </w:tr>
+      <w:tr>
+        <w:trPr>
+          <w:tblCellSpacing w:w="15" w:type="dxa"/>
+        </w:trPr>
+        <w:tc>
+          <w:tcPr>
+            <w:tcW w:w="0" w:type="auto"/>
+            <w:vAlign w:val="center"/>
+            <w:hideMark/>
+          </w:tcPr>
+          <w:p>
+            <w:r>
+              <w:rPr>
+                <w:b/>
+                <w:bCs/>
+              </w:rPr>
+              <w:t>Identificación del requerimiento:</w:t>
+            </w:r>
+          </w:p>
+        </w:tc>
+        <w:tc>
+          <w:tcPr>
+            <w:tcW w:w="0" w:type="auto"/>
+            <w:vAlign w:val="center"/>
+            <w:hideMark/>
+          </w:tcPr>
+          <w:p>
+            <w:r>
+              <w:rPr>
+                <w:b/>
+                <w:bCs/>
+              </w:rPr>
               <w:t>RF73</w:t>
             </w:r>
           </w:p>
@@ -15127,7 +15202,7 @@
           </w:tcPr>
           <w:p>
             <w:r>
-              <w:t>Ocultamiento automático de evento finalizado.</w:t>
+              <w:t>Consultar reportes pendientes.</w:t>
             </w:r>
           </w:p>
         </w:tc>
@@ -15160,7 +15235,7 @@
           </w:tcPr>
           <w:p>
             <w:r>
-              <w:t>Permitirá retirar automáticamente de la consulta pública los eventos que hayan finalizado.</w:t>
+              <w:t>Permitirá consultar los reportes que aún no hayan sido revisados.</w:t>
             </w:r>
           </w:p>
         </w:tc>
@@ -15193,17 +15268,7 @@
           </w:tcPr>
           <w:p>
             <w:r>
-              <w:t xml:space="preserve">El sistema permitirá mantener visible un evento durante 24 horas después de que su estado cambie automáticamente a </w:t>
-            </w:r>
-            <w:r>
-              <w:rPr>
-                <w:b/>
-                <w:bCs/>
-              </w:rPr>
-              <w:t>Finalizado</w:t>
-            </w:r>
-            <w:r>
-              <w:t>. Transcurrido este tiempo, el evento dejará de mostrarse en las consultas públicas, conservándose únicamente para consulta histórica por parte de la fundación responsable y del administrador.</w:t>
+              <w:t>El sistema permitirá al administrador consultar los reportes pendientes de revisión para facilitar los procesos de análisis y toma de decisiones sobre las publicaciones reportadas.</w:t>
             </w:r>
           </w:p>
         </w:tc>
@@ -15236,12 +15301,450 @@
           </w:tcPr>
           <w:p>
             <w:r>
-              <w:t>• RNF02• RNF05</w:t>
+              <w:t>RNF02, RNF05</w:t>
             </w:r>
           </w:p>
         </w:tc>
       </w:tr>
     </w:tbl>
+    <w:p/>
+    <w:p/>
+    <w:p/>
+    <w:tbl>
+      <w:tblPr>
+        <w:tblW w:w="0" w:type="auto"/>
+        <w:tblCellSpacing w:w="15" w:type="dxa"/>
+        <w:tblBorders>
+          <w:top w:val="single" w:sz="4" w:space="0" w:color="auto"/>
+          <w:left w:val="single" w:sz="4" w:space="0" w:color="auto"/>
+          <w:bottom w:val="single" w:sz="4" w:space="0" w:color="auto"/>
+          <w:right w:val="single" w:sz="4" w:space="0" w:color="auto"/>
+          <w:insideH w:val="single" w:sz="4" w:space="0" w:color="auto"/>
+          <w:insideV w:val="single" w:sz="4" w:space="0" w:color="auto"/>
+        </w:tblBorders>
+        <w:tblCellMar>
+          <w:top w:w="15" w:type="dxa"/>
+          <w:left w:w="15" w:type="dxa"/>
+          <w:bottom w:w="15" w:type="dxa"/>
+          <w:right w:w="15" w:type="dxa"/>
+        </w:tblCellMar>
+        <w:tblLook w:val="04A0" w:firstRow="1" w:lastRow="0" w:firstColumn="1" w:lastColumn="0" w:noHBand="0" w:noVBand="1"/>
+      </w:tblPr>
+      <w:tblGrid>
+        <w:gridCol w:w="2311"/>
+        <w:gridCol w:w="6517"/>
+      </w:tblGrid>
+      <w:tr>
+        <w:trPr>
+          <w:tblHeader/>
+          <w:tblCellSpacing w:w="15" w:type="dxa"/>
+        </w:trPr>
+        <w:tc>
+          <w:tcPr>
+            <w:tcW w:w="0" w:type="auto"/>
+            <w:vAlign w:val="center"/>
+            <w:hideMark/>
+          </w:tcPr>
+          <w:p/>
+        </w:tc>
+        <w:tc>
+          <w:tcPr>
+            <w:tcW w:w="0" w:type="auto"/>
+            <w:vAlign w:val="center"/>
+            <w:hideMark/>
+          </w:tcPr>
+          <w:p/>
+        </w:tc>
+      </w:tr>
+      <w:tr>
+        <w:trPr>
+          <w:tblCellSpacing w:w="15" w:type="dxa"/>
+        </w:trPr>
+        <w:tc>
+          <w:tcPr>
+            <w:tcW w:w="0" w:type="auto"/>
+            <w:vAlign w:val="center"/>
+            <w:hideMark/>
+          </w:tcPr>
+          <w:p>
+            <w:r>
+              <w:rPr>
+                <w:b/>
+                <w:bCs/>
+              </w:rPr>
+              <w:t>Identificación del requerimiento:</w:t>
+            </w:r>
+          </w:p>
+        </w:tc>
+        <w:tc>
+          <w:tcPr>
+            <w:tcW w:w="0" w:type="auto"/>
+            <w:vAlign w:val="center"/>
+            <w:hideMark/>
+          </w:tcPr>
+          <w:p>
+            <w:r>
+              <w:rPr>
+                <w:b/>
+                <w:bCs/>
+              </w:rPr>
+              <w:t>RF74</w:t>
+            </w:r>
+          </w:p>
+        </w:tc>
+      </w:tr>
+      <w:tr>
+        <w:trPr>
+          <w:tblCellSpacing w:w="15" w:type="dxa"/>
+        </w:trPr>
+        <w:tc>
+          <w:tcPr>
+            <w:tcW w:w="0" w:type="auto"/>
+            <w:vAlign w:val="center"/>
+            <w:hideMark/>
+          </w:tcPr>
+          <w:p>
+            <w:r>
+              <w:rPr>
+                <w:b/>
+                <w:bCs/>
+              </w:rPr>
+              <w:t>Nombre del requerimiento:</w:t>
+            </w:r>
+          </w:p>
+        </w:tc>
+        <w:tc>
+          <w:tcPr>
+            <w:tcW w:w="0" w:type="auto"/>
+            <w:vAlign w:val="center"/>
+            <w:hideMark/>
+          </w:tcPr>
+          <w:p>
+            <w:r>
+              <w:t>Solicitar reactivación.</w:t>
+            </w:r>
+          </w:p>
+        </w:tc>
+      </w:tr>
+      <w:tr>
+        <w:trPr>
+          <w:tblCellSpacing w:w="15" w:type="dxa"/>
+        </w:trPr>
+        <w:tc>
+          <w:tcPr>
+            <w:tcW w:w="0" w:type="auto"/>
+            <w:vAlign w:val="center"/>
+            <w:hideMark/>
+          </w:tcPr>
+          <w:p>
+            <w:r>
+              <w:rPr>
+                <w:b/>
+                <w:bCs/>
+              </w:rPr>
+              <w:t>Características:</w:t>
+            </w:r>
+          </w:p>
+        </w:tc>
+        <w:tc>
+          <w:tcPr>
+            <w:tcW w:w="0" w:type="auto"/>
+            <w:vAlign w:val="center"/>
+            <w:hideMark/>
+          </w:tcPr>
+          <w:p>
+            <w:r>
+              <w:t>Permitirá al cliente solicitar la reactivación de una cuenta suspendida.</w:t>
+            </w:r>
+          </w:p>
+        </w:tc>
+      </w:tr>
+      <w:tr>
+        <w:trPr>
+          <w:tblCellSpacing w:w="15" w:type="dxa"/>
+        </w:trPr>
+        <w:tc>
+          <w:tcPr>
+            <w:tcW w:w="0" w:type="auto"/>
+            <w:vAlign w:val="center"/>
+            <w:hideMark/>
+          </w:tcPr>
+          <w:p>
+            <w:r>
+              <w:rPr>
+                <w:b/>
+                <w:bCs/>
+              </w:rPr>
+              <w:t>Descripción del requerimiento:</w:t>
+            </w:r>
+          </w:p>
+        </w:tc>
+        <w:tc>
+          <w:tcPr>
+            <w:tcW w:w="0" w:type="auto"/>
+            <w:vAlign w:val="center"/>
+            <w:hideMark/>
+          </w:tcPr>
+          <w:p>
+            <w:r>
+              <w:t>El sistema permitirá al cliente enviar una solicitud de reactivación cuando su cuenta se encuentre en estado suspendido. La solicitud será registrada para su posterior revisión por parte del administrador.</w:t>
+            </w:r>
+          </w:p>
+        </w:tc>
+      </w:tr>
+      <w:tr>
+        <w:trPr>
+          <w:tblCellSpacing w:w="15" w:type="dxa"/>
+        </w:trPr>
+        <w:tc>
+          <w:tcPr>
+            <w:tcW w:w="0" w:type="auto"/>
+            <w:vAlign w:val="center"/>
+            <w:hideMark/>
+          </w:tcPr>
+          <w:p>
+            <w:r>
+              <w:rPr>
+                <w:b/>
+                <w:bCs/>
+              </w:rPr>
+              <w:t>Requerimientos NO funcionales:</w:t>
+            </w:r>
+          </w:p>
+        </w:tc>
+        <w:tc>
+          <w:tcPr>
+            <w:tcW w:w="0" w:type="auto"/>
+            <w:vAlign w:val="center"/>
+            <w:hideMark/>
+          </w:tcPr>
+          <w:p>
+            <w:r>
+              <w:t>RNF02, RNF04</w:t>
+            </w:r>
+          </w:p>
+        </w:tc>
+      </w:tr>
+    </w:tbl>
+    <w:p/>
+    <w:p/>
+    <w:tbl>
+      <w:tblPr>
+        <w:tblW w:w="0" w:type="auto"/>
+        <w:tblCellSpacing w:w="15" w:type="dxa"/>
+        <w:tblBorders>
+          <w:top w:val="single" w:sz="4" w:space="0" w:color="auto"/>
+          <w:left w:val="single" w:sz="4" w:space="0" w:color="auto"/>
+          <w:bottom w:val="single" w:sz="4" w:space="0" w:color="auto"/>
+          <w:right w:val="single" w:sz="4" w:space="0" w:color="auto"/>
+          <w:insideH w:val="single" w:sz="4" w:space="0" w:color="auto"/>
+          <w:insideV w:val="single" w:sz="4" w:space="0" w:color="auto"/>
+        </w:tblBorders>
+        <w:tblCellMar>
+          <w:top w:w="15" w:type="dxa"/>
+          <w:left w:w="15" w:type="dxa"/>
+          <w:bottom w:w="15" w:type="dxa"/>
+          <w:right w:w="15" w:type="dxa"/>
+        </w:tblCellMar>
+        <w:tblLook w:val="04A0" w:firstRow="1" w:lastRow="0" w:firstColumn="1" w:lastColumn="0" w:noHBand="0" w:noVBand="1"/>
+      </w:tblPr>
+      <w:tblGrid>
+        <w:gridCol w:w="2292"/>
+        <w:gridCol w:w="6536"/>
+      </w:tblGrid>
+      <w:tr>
+        <w:trPr>
+          <w:tblHeader/>
+          <w:tblCellSpacing w:w="15" w:type="dxa"/>
+        </w:trPr>
+        <w:tc>
+          <w:tcPr>
+            <w:tcW w:w="0" w:type="auto"/>
+            <w:vAlign w:val="center"/>
+            <w:hideMark/>
+          </w:tcPr>
+          <w:p/>
+        </w:tc>
+        <w:tc>
+          <w:tcPr>
+            <w:tcW w:w="0" w:type="auto"/>
+            <w:vAlign w:val="center"/>
+            <w:hideMark/>
+          </w:tcPr>
+          <w:p/>
+        </w:tc>
+      </w:tr>
+      <w:tr>
+        <w:trPr>
+          <w:tblCellSpacing w:w="15" w:type="dxa"/>
+        </w:trPr>
+        <w:tc>
+          <w:tcPr>
+            <w:tcW w:w="0" w:type="auto"/>
+            <w:vAlign w:val="center"/>
+            <w:hideMark/>
+          </w:tcPr>
+          <w:p>
+            <w:r>
+              <w:rPr>
+                <w:b/>
+                <w:bCs/>
+              </w:rPr>
+              <w:t>Identificación del requerimiento:</w:t>
+            </w:r>
+          </w:p>
+        </w:tc>
+        <w:tc>
+          <w:tcPr>
+            <w:tcW w:w="0" w:type="auto"/>
+            <w:vAlign w:val="center"/>
+            <w:hideMark/>
+          </w:tcPr>
+          <w:p>
+            <w:r>
+              <w:rPr>
+                <w:b/>
+                <w:bCs/>
+              </w:rPr>
+              <w:t>RF75</w:t>
+            </w:r>
+          </w:p>
+        </w:tc>
+      </w:tr>
+      <w:tr>
+        <w:trPr>
+          <w:tblCellSpacing w:w="15" w:type="dxa"/>
+        </w:trPr>
+        <w:tc>
+          <w:tcPr>
+            <w:tcW w:w="0" w:type="auto"/>
+            <w:vAlign w:val="center"/>
+            <w:hideMark/>
+          </w:tcPr>
+          <w:p>
+            <w:r>
+              <w:rPr>
+                <w:b/>
+                <w:bCs/>
+              </w:rPr>
+              <w:t>Nombre del requerimiento:</w:t>
+            </w:r>
+          </w:p>
+        </w:tc>
+        <w:tc>
+          <w:tcPr>
+            <w:tcW w:w="0" w:type="auto"/>
+            <w:vAlign w:val="center"/>
+            <w:hideMark/>
+          </w:tcPr>
+          <w:p>
+            <w:r>
+              <w:t>Solicitar reactivación de fundación.</w:t>
+            </w:r>
+          </w:p>
+        </w:tc>
+      </w:tr>
+      <w:tr>
+        <w:trPr>
+          <w:tblCellSpacing w:w="15" w:type="dxa"/>
+        </w:trPr>
+        <w:tc>
+          <w:tcPr>
+            <w:tcW w:w="0" w:type="auto"/>
+            <w:vAlign w:val="center"/>
+            <w:hideMark/>
+          </w:tcPr>
+          <w:p>
+            <w:r>
+              <w:rPr>
+                <w:b/>
+                <w:bCs/>
+              </w:rPr>
+              <w:t>Características:</w:t>
+            </w:r>
+          </w:p>
+        </w:tc>
+        <w:tc>
+          <w:tcPr>
+            <w:tcW w:w="0" w:type="auto"/>
+            <w:vAlign w:val="center"/>
+            <w:hideMark/>
+          </w:tcPr>
+          <w:p>
+            <w:r>
+              <w:t>Permitirá a las fundaciones solicitar la reactivación de una cuenta suspendida.</w:t>
+            </w:r>
+          </w:p>
+        </w:tc>
+      </w:tr>
+      <w:tr>
+        <w:trPr>
+          <w:tblCellSpacing w:w="15" w:type="dxa"/>
+        </w:trPr>
+        <w:tc>
+          <w:tcPr>
+            <w:tcW w:w="0" w:type="auto"/>
+            <w:vAlign w:val="center"/>
+            <w:hideMark/>
+          </w:tcPr>
+          <w:p>
+            <w:r>
+              <w:rPr>
+                <w:b/>
+                <w:bCs/>
+              </w:rPr>
+              <w:t>Descripción del requerimiento:</w:t>
+            </w:r>
+          </w:p>
+        </w:tc>
+        <w:tc>
+          <w:tcPr>
+            <w:tcW w:w="0" w:type="auto"/>
+            <w:vAlign w:val="center"/>
+            <w:hideMark/>
+          </w:tcPr>
+          <w:p>
+            <w:r>
+              <w:t>El sistema permitirá a las fundaciones enviar una solicitud de reactivación cuando su cuenta se encuentre en estado suspendido. La solicitud será registrada para su posterior revisión por parte del administrador.</w:t>
+            </w:r>
+          </w:p>
+        </w:tc>
+      </w:tr>
+      <w:tr>
+        <w:trPr>
+          <w:tblCellSpacing w:w="15" w:type="dxa"/>
+        </w:trPr>
+        <w:tc>
+          <w:tcPr>
+            <w:tcW w:w="0" w:type="auto"/>
+            <w:vAlign w:val="center"/>
+            <w:hideMark/>
+          </w:tcPr>
+          <w:p>
+            <w:r>
+              <w:rPr>
+                <w:b/>
+                <w:bCs/>
+              </w:rPr>
+              <w:t>Requerimientos NO funcionales:</w:t>
+            </w:r>
+          </w:p>
+        </w:tc>
+        <w:tc>
+          <w:tcPr>
+            <w:tcW w:w="0" w:type="auto"/>
+            <w:vAlign w:val="center"/>
+            <w:hideMark/>
+          </w:tcPr>
+          <w:p>
+            <w:r>
+              <w:t>RNF02, RNF04</w:t>
+            </w:r>
+          </w:p>
+        </w:tc>
+      </w:tr>
+    </w:tbl>
+    <w:p/>
     <w:p/>
     <w:tbl>
       <w:tblPr>
@@ -17341,7 +17844,7 @@
 </file>
 
 <file path=word/styles.xml><?xml version="1.0" encoding="utf-8"?>
-<w:styles xmlns:mc="http://schemas.openxmlformats.org/markup-compatibility/2006" xmlns:r="http://schemas.openxmlformats.org/officeDocument/2006/relationships" xmlns:w="http://schemas.openxmlformats.org/wordprocessingml/2006/main" xmlns:w14="http://schemas.microsoft.com/office/word/2010/wordml" xmlns:w15="http://schemas.microsoft.com/office/word/2012/wordml" xmlns:w16cex="http://schemas.microsoft.com/office/word/2018/wordml/cex" xmlns:w16cid="http://schemas.microsoft.com/office/word/2016/wordml/cid" xmlns:w16="http://schemas.microsoft.com/office/word/2018/wordml" xmlns:w16du="http://schemas.microsoft.com/office/word/2023/wordml/word16du" xmlns:w16sdtdh="http://schemas.microsoft.com/office/word/2020/wordml/sdtdatahash" xmlns:w16sdtfl="http://schemas.microsoft.com/office/word/2024/wordml/sdtformatlock" xmlns:w16se="http://schemas.microsoft.com/office/word/2015/wordml/symex" mc:Ignorable="w14 w15 w16se w16cid w16 w16cex w16sdtdh w16sdtfl w16du">
+<w:styles xmlns:mc="http://schemas.openxmlformats.org/markup-compatibility/2006" xmlns:r="http://schemas.openxmlformats.org/officeDocument/2006/relationships" xmlns:w="http://schemas.openxmlformats.org/wordprocessingml/2006/main" xmlns:w14="http://schemas.microsoft.com/office/word/2010/wordml" xmlns:w15="http://schemas.microsoft.com/office/word/2012/wordml" xmlns:w16cex="http://schemas.microsoft.com/office/word/2018/wordml/cex" xmlns:w16cid="http://schemas.microsoft.com/office/word/2016/wordml/cid" xmlns:w16="http://schemas.microsoft.com/office/word/2018/wordml" xmlns:w16sdtdh="http://schemas.microsoft.com/office/word/2020/wordml/sdtdatahash" xmlns:w16se="http://schemas.microsoft.com/office/word/2015/wordml/symex" mc:Ignorable="w14 w15 w16se w16cid w16 w16cex w16sdtdh">
   <w:docDefaults>
     <w:rPrDefault>
       <w:rPr>

--- a/1.COMPOENTES_METODOLOGICOS/IEEE/Identificación del requerimiento.docx
+++ b/1.COMPOENTES_METODOLOGICOS/IEEE/Identificación del requerimiento.docx
@@ -83,7 +83,13 @@
           </w:tcPr>
           <w:p>
             <w:r>
-              <w:t>Registro de cliente.</w:t>
+              <w:t xml:space="preserve">Registro </w:t>
+            </w:r>
+            <w:r>
+              <w:t>usuarios</w:t>
+            </w:r>
+            <w:r>
+              <w:t>.</w:t>
             </w:r>
           </w:p>
         </w:tc>
@@ -112,7 +118,23 @@
           </w:tcPr>
           <w:p>
             <w:r>
-              <w:t>Permitirá a las personas registrarse como clientes dentro de la plataforma para acceder a las funcionalidades disponibles.</w:t>
+              <w:t xml:space="preserve">Permitirá </w:t>
+            </w:r>
+            <w:proofErr w:type="gramStart"/>
+            <w:r>
+              <w:t>usuarios  y</w:t>
+            </w:r>
+            <w:proofErr w:type="gramEnd"/>
+            <w:r>
+              <w:t xml:space="preserve"> asignación</w:t>
+            </w:r>
+          </w:p>
+          <w:p>
+            <w:r>
+              <w:t xml:space="preserve"> de roles</w:t>
+            </w:r>
+            <w:r>
+              <w:t xml:space="preserve"> clientes dentro de la plataforma para acceder a las funcionalidades disponibles.</w:t>
             </w:r>
           </w:p>
         </w:tc>
@@ -18452,6 +18474,7 @@
   <w:style w:type="character" w:default="1" w:styleId="Fuentedeprrafopredeter">
     <w:name w:val="Default Paragraph Font"/>
     <w:uiPriority w:val="1"/>
+    <w:semiHidden/>
     <w:unhideWhenUsed/>
   </w:style>
   <w:style w:type="table" w:default="1" w:styleId="Tablanormal">
